--- a/Fase 2/Evidencias Proyecto/Evidencias de documentación/3.3 Product Backlog y Sprint Backlog.docx
+++ b/Fase 2/Evidencias Proyecto/Evidencias de documentación/3.3 Product Backlog y Sprint Backlog.docx
@@ -19,12 +19,12 @@
           <wp:inline distB="0" distT="0" distL="0" distR="0">
             <wp:extent cx="2236139" cy="564570"/>
             <wp:effectExtent b="0" l="0" r="0" t="0"/>
-            <wp:docPr descr="22" id="2" name="image2.jpg"/>
+            <wp:docPr descr="22" id="4" name="image1.jpg"/>
             <a:graphic>
               <a:graphicData uri="http://schemas.openxmlformats.org/drawingml/2006/picture">
                 <pic:pic>
                   <pic:nvPicPr>
-                    <pic:cNvPr descr="22" id="0" name="image2.jpg"/>
+                    <pic:cNvPr descr="22" id="0" name="image1.jpg"/>
                     <pic:cNvPicPr preferRelativeResize="0"/>
                   </pic:nvPicPr>
                   <pic:blipFill>
@@ -230,12 +230,12 @@
                 <wp:extent cx="5623560" cy="1248621"/>
                 <wp:effectExtent b="0" l="0" r="0" t="0"/>
                 <wp:wrapSquare wrapText="bothSides" distB="45720" distT="45720" distL="114300" distR="114300"/>
-                <wp:docPr id="1" name="image3.png"/>
+                <wp:docPr id="1" name="image4.png"/>
                 <a:graphic>
                   <a:graphicData uri="http://schemas.openxmlformats.org/drawingml/2006/picture">
                     <pic:pic>
                       <pic:nvPicPr>
-                        <pic:cNvPr id="0" name="image3.png"/>
+                        <pic:cNvPr id="0" name="image4.png"/>
                         <pic:cNvPicPr preferRelativeResize="0"/>
                       </pic:nvPicPr>
                       <pic:blipFill>
@@ -922,13 +922,29 @@
     </w:tbl>
     <w:p>
       <w:pPr>
-        <w:pStyle w:val="Heading1"/>
-        <w:rPr/>
+        <w:rPr>
+          <w:b w:val="1"/>
+          <w:bCs w:val="1"/>
+        </w:rPr>
       </w:pPr>
-      <w:bookmarkStart w:colFirst="0" w:colLast="0" w:name="_u4vtgsmrpr7r" w:id="1"/>
-      <w:bookmarkEnd w:id="1"/>
       <w:r>
         <w:rPr>
+          <w:rtl w:val="0"/>
+        </w:rPr>
+      </w:r>
+    </w:p>
+    <w:p>
+      <w:pPr>
+        <w:spacing w:after="200" w:before="0" w:lineRule="auto"/>
+        <w:rPr>
+          <w:b w:val="1"/>
+          <w:bCs w:val="1"/>
+        </w:rPr>
+      </w:pPr>
+      <w:r>
+        <w:rPr>
+          <w:b w:val="1"/>
+          <w:bCs w:val="1"/>
           <w:rtl w:val="0"/>
         </w:rPr>
         <w:t xml:space="preserve">Índice</w:t>
@@ -936,7 +952,7 @@
     </w:p>
     <w:sdt>
       <w:sdtPr>
-        <w:id w:val="1134767375"/>
+        <w:id w:val="-1734681395"/>
         <w:docPartObj>
           <w:docPartGallery w:val="Table of Contents"/>
           <w:docPartUnique w:val="1"/>
@@ -947,15 +963,24 @@
           <w:pPr>
             <w:widowControl w:val="0"/>
             <w:tabs>
-              <w:tab w:val="right" w:leader="dot" w:pos="9025.511811023624"/>
+              <w:tab w:val="right" w:leader="dot" w:pos="12000"/>
             </w:tabs>
-            <w:spacing w:before="60" w:line="240" w:lineRule="auto"/>
+            <w:spacing w:before="0" w:line="360" w:lineRule="auto"/>
             <w:jc w:val="left"/>
             <w:rPr>
+              <w:rFonts w:ascii="Arial" w:cs="Arial" w:eastAsia="Arial" w:hAnsi="Arial"/>
               <w:b w:val="1"/>
               <w:bCs w:val="1"/>
+              <w:i w:val="0"/>
+              <w:iCs w:val="0"/>
+              <w:smallCaps w:val="0"/>
+              <w:strike w:val="0"/>
               <w:color w:val="000000"/>
+              <w:sz w:val="22"/>
+              <w:szCs w:val="22"/>
               <w:u w:val="none"/>
+              <w:shd w:fill="auto" w:val="clear"/>
+              <w:vertAlign w:val="baseline"/>
             </w:rPr>
           </w:pPr>
           <w:r>
@@ -963,35 +988,29 @@
             <w:instrText xml:space="preserve"> TOC \h \u \z \t "Heading 1,1,Heading 2,2,Heading 3,3,Heading 4,4,Heading 5,5,Heading 6,6,"</w:instrText>
             <w:fldChar w:fldCharType="separate"/>
           </w:r>
-          <w:hyperlink w:anchor="_u4vtgsmrpr7r">
-            <w:r>
-              <w:rPr>
+          <w:hyperlink w:anchor="_x0lzh0qk2u6j">
+            <w:r>
+              <w:rPr>
+                <w:rFonts w:ascii="Calibri" w:cs="Calibri" w:eastAsia="Calibri" w:hAnsi="Calibri"/>
                 <w:b w:val="1"/>
                 <w:bCs w:val="1"/>
+                <w:i w:val="0"/>
+                <w:iCs w:val="0"/>
+                <w:smallCaps w:val="0"/>
+                <w:strike w:val="0"/>
                 <w:color w:val="000000"/>
+                <w:sz w:val="22"/>
+                <w:szCs w:val="22"/>
                 <w:u w:val="none"/>
-                <w:rtl w:val="0"/>
-              </w:rPr>
-              <w:t xml:space="preserve">Índice</w:t>
+                <w:shd w:fill="auto" w:val="clear"/>
+                <w:vertAlign w:val="baseline"/>
+                <w:rtl w:val="0"/>
+              </w:rPr>
+              <w:t xml:space="preserve">1. Product backlog</w:t>
               <w:tab/>
+              <w:t xml:space="preserve">3</w:t>
             </w:r>
           </w:hyperlink>
-          <w:r>
-            <w:fldChar w:fldCharType="begin"/>
-            <w:instrText xml:space="preserve"> PAGEREF _u4vtgsmrpr7r \h </w:instrText>
-            <w:fldChar w:fldCharType="separate"/>
-          </w:r>
-          <w:r>
-            <w:rPr>
-              <w:b w:val="1"/>
-              <w:bCs w:val="1"/>
-              <w:rtl w:val="0"/>
-            </w:rPr>
-            <w:t xml:space="preserve">2</w:t>
-          </w:r>
-          <w:r>
-            <w:fldChar w:fldCharType="end"/>
-          </w:r>
           <w:r>
             <w:rPr>
               <w:rtl w:val="0"/>
@@ -1002,46 +1021,50 @@
           <w:pPr>
             <w:widowControl w:val="0"/>
             <w:tabs>
-              <w:tab w:val="right" w:leader="dot" w:pos="9025.511811023624"/>
+              <w:tab w:val="right" w:leader="dot" w:pos="12000"/>
             </w:tabs>
-            <w:spacing w:before="60" w:line="240" w:lineRule="auto"/>
+            <w:spacing w:before="0" w:line="360" w:lineRule="auto"/>
+            <w:ind w:left="360" w:firstLine="0"/>
             <w:jc w:val="left"/>
             <w:rPr>
-              <w:b w:val="1"/>
-              <w:bCs w:val="1"/>
+              <w:rFonts w:ascii="Arial" w:cs="Arial" w:eastAsia="Arial" w:hAnsi="Arial"/>
+              <w:b w:val="0"/>
+              <w:bCs w:val="0"/>
+              <w:i w:val="0"/>
+              <w:iCs w:val="0"/>
+              <w:smallCaps w:val="0"/>
+              <w:strike w:val="0"/>
               <w:color w:val="000000"/>
+              <w:sz w:val="22"/>
+              <w:szCs w:val="22"/>
               <w:u w:val="none"/>
+              <w:shd w:fill="auto" w:val="clear"/>
+              <w:vertAlign w:val="baseline"/>
             </w:rPr>
           </w:pPr>
-          <w:hyperlink w:anchor="_x0lzh0qk2u6j">
-            <w:r>
-              <w:rPr>
-                <w:b w:val="1"/>
-                <w:bCs w:val="1"/>
+          <w:hyperlink w:anchor="_714g3xp6gpea">
+            <w:r>
+              <w:rPr>
+                <w:rFonts w:ascii="Calibri" w:cs="Calibri" w:eastAsia="Calibri" w:hAnsi="Calibri"/>
+                <w:b w:val="0"/>
+                <w:bCs w:val="0"/>
+                <w:i w:val="0"/>
+                <w:iCs w:val="0"/>
+                <w:smallCaps w:val="0"/>
+                <w:strike w:val="0"/>
                 <w:color w:val="000000"/>
+                <w:sz w:val="22"/>
+                <w:szCs w:val="22"/>
                 <w:u w:val="none"/>
-                <w:rtl w:val="0"/>
-              </w:rPr>
-              <w:t xml:space="preserve">1. Product backlog</w:t>
+                <w:shd w:fill="auto" w:val="clear"/>
+                <w:vertAlign w:val="baseline"/>
+                <w:rtl w:val="0"/>
+              </w:rPr>
+              <w:t xml:space="preserve">1.1 Estimación de puntos de historia</w:t>
               <w:tab/>
+              <w:t xml:space="preserve">3</w:t>
             </w:r>
           </w:hyperlink>
-          <w:r>
-            <w:fldChar w:fldCharType="begin"/>
-            <w:instrText xml:space="preserve"> PAGEREF _x0lzh0qk2u6j \h </w:instrText>
-            <w:fldChar w:fldCharType="separate"/>
-          </w:r>
-          <w:r>
-            <w:rPr>
-              <w:b w:val="1"/>
-              <w:bCs w:val="1"/>
-              <w:rtl w:val="0"/>
-            </w:rPr>
-            <w:t xml:space="preserve">3</w:t>
-          </w:r>
-          <w:r>
-            <w:fldChar w:fldCharType="end"/>
-          </w:r>
           <w:r>
             <w:rPr>
               <w:rtl w:val="0"/>
@@ -1052,41 +1075,50 @@
           <w:pPr>
             <w:widowControl w:val="0"/>
             <w:tabs>
-              <w:tab w:val="right" w:leader="dot" w:pos="9025.511811023624"/>
+              <w:tab w:val="right" w:leader="dot" w:pos="12000"/>
             </w:tabs>
-            <w:spacing w:before="60" w:line="240" w:lineRule="auto"/>
+            <w:spacing w:before="0" w:line="360" w:lineRule="auto"/>
             <w:ind w:left="360" w:firstLine="0"/>
             <w:jc w:val="left"/>
             <w:rPr>
+              <w:rFonts w:ascii="Arial" w:cs="Arial" w:eastAsia="Arial" w:hAnsi="Arial"/>
+              <w:b w:val="0"/>
+              <w:bCs w:val="0"/>
+              <w:i w:val="0"/>
+              <w:iCs w:val="0"/>
+              <w:smallCaps w:val="0"/>
+              <w:strike w:val="0"/>
               <w:color w:val="000000"/>
+              <w:sz w:val="22"/>
+              <w:szCs w:val="22"/>
               <w:u w:val="none"/>
+              <w:shd w:fill="auto" w:val="clear"/>
+              <w:vertAlign w:val="baseline"/>
             </w:rPr>
           </w:pPr>
-          <w:hyperlink w:anchor="_714g3xp6gpea">
-            <w:r>
-              <w:rPr>
+          <w:hyperlink w:anchor="_eyuqvjqgdeuj">
+            <w:r>
+              <w:rPr>
+                <w:rFonts w:ascii="Calibri" w:cs="Calibri" w:eastAsia="Calibri" w:hAnsi="Calibri"/>
+                <w:b w:val="0"/>
+                <w:bCs w:val="0"/>
+                <w:i w:val="0"/>
+                <w:iCs w:val="0"/>
+                <w:smallCaps w:val="0"/>
+                <w:strike w:val="0"/>
                 <w:color w:val="000000"/>
+                <w:sz w:val="22"/>
+                <w:szCs w:val="22"/>
                 <w:u w:val="none"/>
-                <w:rtl w:val="0"/>
-              </w:rPr>
-              <w:t xml:space="preserve">1.1 Estimación de puntos de historia</w:t>
+                <w:shd w:fill="auto" w:val="clear"/>
+                <w:vertAlign w:val="baseline"/>
+                <w:rtl w:val="0"/>
+              </w:rPr>
+              <w:t xml:space="preserve">1.2 Patrón de comparación</w:t>
               <w:tab/>
+              <w:t xml:space="preserve">4</w:t>
             </w:r>
           </w:hyperlink>
-          <w:r>
-            <w:fldChar w:fldCharType="begin"/>
-            <w:instrText xml:space="preserve"> PAGEREF _714g3xp6gpea \h </w:instrText>
-            <w:fldChar w:fldCharType="separate"/>
-          </w:r>
-          <w:r>
-            <w:rPr>
-              <w:rtl w:val="0"/>
-            </w:rPr>
-            <w:t xml:space="preserve">3</w:t>
-          </w:r>
-          <w:r>
-            <w:fldChar w:fldCharType="end"/>
-          </w:r>
           <w:r>
             <w:rPr>
               <w:rtl w:val="0"/>
@@ -1097,41 +1129,49 @@
           <w:pPr>
             <w:widowControl w:val="0"/>
             <w:tabs>
-              <w:tab w:val="right" w:leader="dot" w:pos="9025.511811023624"/>
+              <w:tab w:val="right" w:leader="dot" w:pos="12000"/>
             </w:tabs>
-            <w:spacing w:before="60" w:line="240" w:lineRule="auto"/>
-            <w:ind w:left="360" w:firstLine="0"/>
+            <w:spacing w:before="0" w:line="360" w:lineRule="auto"/>
             <w:jc w:val="left"/>
             <w:rPr>
+              <w:rFonts w:ascii="Arial" w:cs="Arial" w:eastAsia="Arial" w:hAnsi="Arial"/>
+              <w:b w:val="1"/>
+              <w:bCs w:val="1"/>
+              <w:i w:val="0"/>
+              <w:iCs w:val="0"/>
+              <w:smallCaps w:val="0"/>
+              <w:strike w:val="0"/>
               <w:color w:val="000000"/>
+              <w:sz w:val="22"/>
+              <w:szCs w:val="22"/>
               <w:u w:val="none"/>
+              <w:shd w:fill="auto" w:val="clear"/>
+              <w:vertAlign w:val="baseline"/>
             </w:rPr>
           </w:pPr>
-          <w:hyperlink w:anchor="_eyuqvjqgdeuj">
-            <w:r>
-              <w:rPr>
+          <w:hyperlink w:anchor="_bxkakd8qfi6k">
+            <w:r>
+              <w:rPr>
+                <w:rFonts w:ascii="Calibri" w:cs="Calibri" w:eastAsia="Calibri" w:hAnsi="Calibri"/>
+                <w:b w:val="1"/>
+                <w:bCs w:val="1"/>
+                <w:i w:val="0"/>
+                <w:iCs w:val="0"/>
+                <w:smallCaps w:val="0"/>
+                <w:strike w:val="0"/>
                 <w:color w:val="000000"/>
+                <w:sz w:val="22"/>
+                <w:szCs w:val="22"/>
                 <w:u w:val="none"/>
-                <w:rtl w:val="0"/>
-              </w:rPr>
-              <w:t xml:space="preserve">1.2 Patrón de comparación</w:t>
+                <w:shd w:fill="auto" w:val="clear"/>
+                <w:vertAlign w:val="baseline"/>
+                <w:rtl w:val="0"/>
+              </w:rPr>
+              <w:t xml:space="preserve">2. Comprometer historias de usuario</w:t>
               <w:tab/>
+              <w:t xml:space="preserve">4</w:t>
             </w:r>
           </w:hyperlink>
-          <w:r>
-            <w:fldChar w:fldCharType="begin"/>
-            <w:instrText xml:space="preserve"> PAGEREF _eyuqvjqgdeuj \h </w:instrText>
-            <w:fldChar w:fldCharType="separate"/>
-          </w:r>
-          <w:r>
-            <w:rPr>
-              <w:rtl w:val="0"/>
-            </w:rPr>
-            <w:t xml:space="preserve">3</w:t>
-          </w:r>
-          <w:r>
-            <w:fldChar w:fldCharType="end"/>
-          </w:r>
           <w:r>
             <w:rPr>
               <w:rtl w:val="0"/>
@@ -1142,46 +1182,50 @@
           <w:pPr>
             <w:widowControl w:val="0"/>
             <w:tabs>
-              <w:tab w:val="right" w:leader="dot" w:pos="9025.511811023624"/>
+              <w:tab w:val="right" w:leader="dot" w:pos="12000"/>
             </w:tabs>
-            <w:spacing w:before="60" w:line="240" w:lineRule="auto"/>
+            <w:spacing w:before="0" w:line="360" w:lineRule="auto"/>
+            <w:ind w:left="360" w:firstLine="0"/>
             <w:jc w:val="left"/>
             <w:rPr>
-              <w:b w:val="1"/>
-              <w:bCs w:val="1"/>
+              <w:rFonts w:ascii="Arial" w:cs="Arial" w:eastAsia="Arial" w:hAnsi="Arial"/>
+              <w:b w:val="0"/>
+              <w:bCs w:val="0"/>
+              <w:i w:val="0"/>
+              <w:iCs w:val="0"/>
+              <w:smallCaps w:val="0"/>
+              <w:strike w:val="0"/>
               <w:color w:val="000000"/>
+              <w:sz w:val="22"/>
+              <w:szCs w:val="22"/>
               <w:u w:val="none"/>
+              <w:shd w:fill="auto" w:val="clear"/>
+              <w:vertAlign w:val="baseline"/>
             </w:rPr>
           </w:pPr>
-          <w:hyperlink w:anchor="_bxkakd8qfi6k">
-            <w:r>
-              <w:rPr>
-                <w:b w:val="1"/>
-                <w:bCs w:val="1"/>
+          <w:hyperlink w:anchor="_sohssjdkh7a6">
+            <w:r>
+              <w:rPr>
+                <w:rFonts w:ascii="Calibri" w:cs="Calibri" w:eastAsia="Calibri" w:hAnsi="Calibri"/>
+                <w:b w:val="0"/>
+                <w:bCs w:val="0"/>
+                <w:i w:val="0"/>
+                <w:iCs w:val="0"/>
+                <w:smallCaps w:val="0"/>
+                <w:strike w:val="0"/>
                 <w:color w:val="000000"/>
+                <w:sz w:val="22"/>
+                <w:szCs w:val="22"/>
                 <w:u w:val="none"/>
-                <w:rtl w:val="0"/>
-              </w:rPr>
-              <w:t xml:space="preserve">2. Comprometer historias de usuario</w:t>
+                <w:shd w:fill="auto" w:val="clear"/>
+                <w:vertAlign w:val="baseline"/>
+                <w:rtl w:val="0"/>
+              </w:rPr>
+              <w:t xml:space="preserve">2.1 Sprint 1</w:t>
               <w:tab/>
+              <w:t xml:space="preserve">4</w:t>
             </w:r>
           </w:hyperlink>
-          <w:r>
-            <w:fldChar w:fldCharType="begin"/>
-            <w:instrText xml:space="preserve"> PAGEREF _bxkakd8qfi6k \h </w:instrText>
-            <w:fldChar w:fldCharType="separate"/>
-          </w:r>
-          <w:r>
-            <w:rPr>
-              <w:b w:val="1"/>
-              <w:bCs w:val="1"/>
-              <w:rtl w:val="0"/>
-            </w:rPr>
-            <w:t xml:space="preserve">3</w:t>
-          </w:r>
-          <w:r>
-            <w:fldChar w:fldCharType="end"/>
-          </w:r>
           <w:r>
             <w:rPr>
               <w:rtl w:val="0"/>
@@ -1192,41 +1236,50 @@
           <w:pPr>
             <w:widowControl w:val="0"/>
             <w:tabs>
-              <w:tab w:val="right" w:leader="dot" w:pos="9025.511811023624"/>
+              <w:tab w:val="right" w:leader="dot" w:pos="12000"/>
             </w:tabs>
-            <w:spacing w:before="60" w:line="240" w:lineRule="auto"/>
+            <w:spacing w:before="0" w:line="360" w:lineRule="auto"/>
             <w:ind w:left="360" w:firstLine="0"/>
             <w:jc w:val="left"/>
             <w:rPr>
+              <w:rFonts w:ascii="Arial" w:cs="Arial" w:eastAsia="Arial" w:hAnsi="Arial"/>
+              <w:b w:val="0"/>
+              <w:bCs w:val="0"/>
+              <w:i w:val="0"/>
+              <w:iCs w:val="0"/>
+              <w:smallCaps w:val="0"/>
+              <w:strike w:val="0"/>
               <w:color w:val="000000"/>
+              <w:sz w:val="22"/>
+              <w:szCs w:val="22"/>
               <w:u w:val="none"/>
+              <w:shd w:fill="auto" w:val="clear"/>
+              <w:vertAlign w:val="baseline"/>
             </w:rPr>
           </w:pPr>
-          <w:hyperlink w:anchor="_sohssjdkh7a6">
-            <w:r>
-              <w:rPr>
+          <w:hyperlink w:anchor="_ybvspzdbkw9p">
+            <w:r>
+              <w:rPr>
+                <w:rFonts w:ascii="Calibri" w:cs="Calibri" w:eastAsia="Calibri" w:hAnsi="Calibri"/>
+                <w:b w:val="0"/>
+                <w:bCs w:val="0"/>
+                <w:i w:val="0"/>
+                <w:iCs w:val="0"/>
+                <w:smallCaps w:val="0"/>
+                <w:strike w:val="0"/>
                 <w:color w:val="000000"/>
+                <w:sz w:val="22"/>
+                <w:szCs w:val="22"/>
                 <w:u w:val="none"/>
-                <w:rtl w:val="0"/>
-              </w:rPr>
-              <w:t xml:space="preserve">2.1 Sprint 1</w:t>
+                <w:shd w:fill="auto" w:val="clear"/>
+                <w:vertAlign w:val="baseline"/>
+                <w:rtl w:val="0"/>
+              </w:rPr>
+              <w:t xml:space="preserve">2.2 Sprint 2</w:t>
               <w:tab/>
+              <w:t xml:space="preserve">4</w:t>
             </w:r>
           </w:hyperlink>
-          <w:r>
-            <w:fldChar w:fldCharType="begin"/>
-            <w:instrText xml:space="preserve"> PAGEREF _sohssjdkh7a6 \h </w:instrText>
-            <w:fldChar w:fldCharType="separate"/>
-          </w:r>
-          <w:r>
-            <w:rPr>
-              <w:rtl w:val="0"/>
-            </w:rPr>
-            <w:t xml:space="preserve">3</w:t>
-          </w:r>
-          <w:r>
-            <w:fldChar w:fldCharType="end"/>
-          </w:r>
           <w:r>
             <w:rPr>
               <w:rtl w:val="0"/>
@@ -1237,41 +1290,50 @@
           <w:pPr>
             <w:widowControl w:val="0"/>
             <w:tabs>
-              <w:tab w:val="right" w:leader="dot" w:pos="9025.511811023624"/>
+              <w:tab w:val="right" w:leader="dot" w:pos="12000"/>
             </w:tabs>
-            <w:spacing w:before="60" w:line="240" w:lineRule="auto"/>
+            <w:spacing w:before="0" w:line="360" w:lineRule="auto"/>
             <w:ind w:left="360" w:firstLine="0"/>
             <w:jc w:val="left"/>
             <w:rPr>
+              <w:rFonts w:ascii="Arial" w:cs="Arial" w:eastAsia="Arial" w:hAnsi="Arial"/>
+              <w:b w:val="0"/>
+              <w:bCs w:val="0"/>
+              <w:i w:val="0"/>
+              <w:iCs w:val="0"/>
+              <w:smallCaps w:val="0"/>
+              <w:strike w:val="0"/>
               <w:color w:val="000000"/>
+              <w:sz w:val="22"/>
+              <w:szCs w:val="22"/>
               <w:u w:val="none"/>
+              <w:shd w:fill="auto" w:val="clear"/>
+              <w:vertAlign w:val="baseline"/>
             </w:rPr>
           </w:pPr>
-          <w:hyperlink w:anchor="_ybvspzdbkw9p">
-            <w:r>
-              <w:rPr>
+          <w:hyperlink w:anchor="_ykkvtimdwbt1">
+            <w:r>
+              <w:rPr>
+                <w:rFonts w:ascii="Calibri" w:cs="Calibri" w:eastAsia="Calibri" w:hAnsi="Calibri"/>
+                <w:b w:val="0"/>
+                <w:bCs w:val="0"/>
+                <w:i w:val="0"/>
+                <w:iCs w:val="0"/>
+                <w:smallCaps w:val="0"/>
+                <w:strike w:val="0"/>
                 <w:color w:val="000000"/>
+                <w:sz w:val="22"/>
+                <w:szCs w:val="22"/>
                 <w:u w:val="none"/>
-                <w:rtl w:val="0"/>
-              </w:rPr>
-              <w:t xml:space="preserve">2.2 Sprint 2</w:t>
+                <w:shd w:fill="auto" w:val="clear"/>
+                <w:vertAlign w:val="baseline"/>
+                <w:rtl w:val="0"/>
+              </w:rPr>
+              <w:t xml:space="preserve">2.3 Sprint 3</w:t>
               <w:tab/>
+              <w:t xml:space="preserve">5</w:t>
             </w:r>
           </w:hyperlink>
-          <w:r>
-            <w:fldChar w:fldCharType="begin"/>
-            <w:instrText xml:space="preserve"> PAGEREF _ybvspzdbkw9p \h </w:instrText>
-            <w:fldChar w:fldCharType="separate"/>
-          </w:r>
-          <w:r>
-            <w:rPr>
-              <w:rtl w:val="0"/>
-            </w:rPr>
-            <w:t xml:space="preserve">4</w:t>
-          </w:r>
-          <w:r>
-            <w:fldChar w:fldCharType="end"/>
-          </w:r>
           <w:r>
             <w:rPr>
               <w:rtl w:val="0"/>
@@ -1282,41 +1344,49 @@
           <w:pPr>
             <w:widowControl w:val="0"/>
             <w:tabs>
-              <w:tab w:val="right" w:leader="dot" w:pos="9025.511811023624"/>
+              <w:tab w:val="right" w:leader="dot" w:pos="12000"/>
             </w:tabs>
-            <w:spacing w:before="60" w:line="240" w:lineRule="auto"/>
-            <w:ind w:left="360" w:firstLine="0"/>
+            <w:spacing w:before="0" w:line="360" w:lineRule="auto"/>
             <w:jc w:val="left"/>
             <w:rPr>
+              <w:rFonts w:ascii="Arial" w:cs="Arial" w:eastAsia="Arial" w:hAnsi="Arial"/>
+              <w:b w:val="1"/>
+              <w:bCs w:val="1"/>
+              <w:i w:val="0"/>
+              <w:iCs w:val="0"/>
+              <w:smallCaps w:val="0"/>
+              <w:strike w:val="0"/>
               <w:color w:val="000000"/>
+              <w:sz w:val="22"/>
+              <w:szCs w:val="22"/>
               <w:u w:val="none"/>
+              <w:shd w:fill="auto" w:val="clear"/>
+              <w:vertAlign w:val="baseline"/>
             </w:rPr>
           </w:pPr>
-          <w:hyperlink w:anchor="_ykkvtimdwbt1">
-            <w:r>
-              <w:rPr>
+          <w:hyperlink w:anchor="_722hep81ay8v">
+            <w:r>
+              <w:rPr>
+                <w:rFonts w:ascii="Calibri" w:cs="Calibri" w:eastAsia="Calibri" w:hAnsi="Calibri"/>
+                <w:b w:val="1"/>
+                <w:bCs w:val="1"/>
+                <w:i w:val="0"/>
+                <w:iCs w:val="0"/>
+                <w:smallCaps w:val="0"/>
+                <w:strike w:val="0"/>
                 <w:color w:val="000000"/>
+                <w:sz w:val="22"/>
+                <w:szCs w:val="22"/>
                 <w:u w:val="none"/>
-                <w:rtl w:val="0"/>
-              </w:rPr>
-              <w:t xml:space="preserve">2.3 Sprint 3</w:t>
+                <w:shd w:fill="auto" w:val="clear"/>
+                <w:vertAlign w:val="baseline"/>
+                <w:rtl w:val="0"/>
+              </w:rPr>
+              <w:t xml:space="preserve">3. Definición de las tareas</w:t>
               <w:tab/>
+              <w:t xml:space="preserve">5</w:t>
             </w:r>
           </w:hyperlink>
-          <w:r>
-            <w:fldChar w:fldCharType="begin"/>
-            <w:instrText xml:space="preserve"> PAGEREF _ykkvtimdwbt1 \h </w:instrText>
-            <w:fldChar w:fldCharType="separate"/>
-          </w:r>
-          <w:r>
-            <w:rPr>
-              <w:rtl w:val="0"/>
-            </w:rPr>
-            <w:t xml:space="preserve">4</w:t>
-          </w:r>
-          <w:r>
-            <w:fldChar w:fldCharType="end"/>
-          </w:r>
           <w:r>
             <w:rPr>
               <w:rtl w:val="0"/>
@@ -1327,46 +1397,50 @@
           <w:pPr>
             <w:widowControl w:val="0"/>
             <w:tabs>
-              <w:tab w:val="right" w:leader="dot" w:pos="9025.511811023624"/>
+              <w:tab w:val="right" w:leader="dot" w:pos="12000"/>
             </w:tabs>
-            <w:spacing w:before="60" w:line="240" w:lineRule="auto"/>
+            <w:spacing w:before="0" w:line="360" w:lineRule="auto"/>
+            <w:ind w:left="360" w:firstLine="0"/>
             <w:jc w:val="left"/>
             <w:rPr>
-              <w:b w:val="1"/>
-              <w:bCs w:val="1"/>
+              <w:rFonts w:ascii="Arial" w:cs="Arial" w:eastAsia="Arial" w:hAnsi="Arial"/>
+              <w:b w:val="0"/>
+              <w:bCs w:val="0"/>
+              <w:i w:val="0"/>
+              <w:iCs w:val="0"/>
+              <w:smallCaps w:val="0"/>
+              <w:strike w:val="0"/>
               <w:color w:val="000000"/>
+              <w:sz w:val="22"/>
+              <w:szCs w:val="22"/>
               <w:u w:val="none"/>
+              <w:shd w:fill="auto" w:val="clear"/>
+              <w:vertAlign w:val="baseline"/>
             </w:rPr>
           </w:pPr>
-          <w:hyperlink w:anchor="_722hep81ay8v">
-            <w:r>
-              <w:rPr>
-                <w:b w:val="1"/>
-                <w:bCs w:val="1"/>
+          <w:hyperlink w:anchor="_resqc64yc9dq">
+            <w:r>
+              <w:rPr>
+                <w:rFonts w:ascii="Calibri" w:cs="Calibri" w:eastAsia="Calibri" w:hAnsi="Calibri"/>
+                <w:b w:val="0"/>
+                <w:bCs w:val="0"/>
+                <w:i w:val="0"/>
+                <w:iCs w:val="0"/>
+                <w:smallCaps w:val="0"/>
+                <w:strike w:val="0"/>
                 <w:color w:val="000000"/>
+                <w:sz w:val="22"/>
+                <w:szCs w:val="22"/>
                 <w:u w:val="none"/>
-                <w:rtl w:val="0"/>
-              </w:rPr>
-              <w:t xml:space="preserve">3. Definición de las tareas</w:t>
+                <w:shd w:fill="auto" w:val="clear"/>
+                <w:vertAlign w:val="baseline"/>
+                <w:rtl w:val="0"/>
+              </w:rPr>
+              <w:t xml:space="preserve">3.1 Sprint 1</w:t>
               <w:tab/>
+              <w:t xml:space="preserve">5</w:t>
             </w:r>
           </w:hyperlink>
-          <w:r>
-            <w:fldChar w:fldCharType="begin"/>
-            <w:instrText xml:space="preserve"> PAGEREF _722hep81ay8v \h </w:instrText>
-            <w:fldChar w:fldCharType="separate"/>
-          </w:r>
-          <w:r>
-            <w:rPr>
-              <w:b w:val="1"/>
-              <w:bCs w:val="1"/>
-              <w:rtl w:val="0"/>
-            </w:rPr>
-            <w:t xml:space="preserve">4</w:t>
-          </w:r>
-          <w:r>
-            <w:fldChar w:fldCharType="end"/>
-          </w:r>
           <w:r>
             <w:rPr>
               <w:rtl w:val="0"/>
@@ -1377,41 +1451,50 @@
           <w:pPr>
             <w:widowControl w:val="0"/>
             <w:tabs>
-              <w:tab w:val="right" w:leader="dot" w:pos="9025.511811023624"/>
+              <w:tab w:val="right" w:leader="dot" w:pos="12000"/>
             </w:tabs>
-            <w:spacing w:before="60" w:line="240" w:lineRule="auto"/>
+            <w:spacing w:before="0" w:line="360" w:lineRule="auto"/>
             <w:ind w:left="360" w:firstLine="0"/>
             <w:jc w:val="left"/>
             <w:rPr>
+              <w:rFonts w:ascii="Arial" w:cs="Arial" w:eastAsia="Arial" w:hAnsi="Arial"/>
+              <w:b w:val="0"/>
+              <w:bCs w:val="0"/>
+              <w:i w:val="0"/>
+              <w:iCs w:val="0"/>
+              <w:smallCaps w:val="0"/>
+              <w:strike w:val="0"/>
               <w:color w:val="000000"/>
+              <w:sz w:val="22"/>
+              <w:szCs w:val="22"/>
               <w:u w:val="none"/>
+              <w:shd w:fill="auto" w:val="clear"/>
+              <w:vertAlign w:val="baseline"/>
             </w:rPr>
           </w:pPr>
-          <w:hyperlink w:anchor="_resqc64yc9dq">
-            <w:r>
-              <w:rPr>
+          <w:hyperlink w:anchor="_3ef8td7wpcb3">
+            <w:r>
+              <w:rPr>
+                <w:rFonts w:ascii="Calibri" w:cs="Calibri" w:eastAsia="Calibri" w:hAnsi="Calibri"/>
+                <w:b w:val="0"/>
+                <w:bCs w:val="0"/>
+                <w:i w:val="0"/>
+                <w:iCs w:val="0"/>
+                <w:smallCaps w:val="0"/>
+                <w:strike w:val="0"/>
                 <w:color w:val="000000"/>
+                <w:sz w:val="22"/>
+                <w:szCs w:val="22"/>
                 <w:u w:val="none"/>
-                <w:rtl w:val="0"/>
-              </w:rPr>
-              <w:t xml:space="preserve">3.1 Sprint 1</w:t>
+                <w:shd w:fill="auto" w:val="clear"/>
+                <w:vertAlign w:val="baseline"/>
+                <w:rtl w:val="0"/>
+              </w:rPr>
+              <w:t xml:space="preserve">3.2 Sprint 2</w:t>
               <w:tab/>
+              <w:t xml:space="preserve">9</w:t>
             </w:r>
           </w:hyperlink>
-          <w:r>
-            <w:fldChar w:fldCharType="begin"/>
-            <w:instrText xml:space="preserve"> PAGEREF _resqc64yc9dq \h </w:instrText>
-            <w:fldChar w:fldCharType="separate"/>
-          </w:r>
-          <w:r>
-            <w:rPr>
-              <w:rtl w:val="0"/>
-            </w:rPr>
-            <w:t xml:space="preserve">4</w:t>
-          </w:r>
-          <w:r>
-            <w:fldChar w:fldCharType="end"/>
-          </w:r>
           <w:r>
             <w:rPr>
               <w:rtl w:val="0"/>
@@ -1422,41 +1505,50 @@
           <w:pPr>
             <w:widowControl w:val="0"/>
             <w:tabs>
-              <w:tab w:val="right" w:leader="dot" w:pos="9025.511811023624"/>
+              <w:tab w:val="right" w:leader="dot" w:pos="12000"/>
             </w:tabs>
-            <w:spacing w:before="60" w:line="240" w:lineRule="auto"/>
+            <w:spacing w:before="0" w:line="360" w:lineRule="auto"/>
             <w:ind w:left="360" w:firstLine="0"/>
             <w:jc w:val="left"/>
             <w:rPr>
+              <w:rFonts w:ascii="Arial" w:cs="Arial" w:eastAsia="Arial" w:hAnsi="Arial"/>
+              <w:b w:val="0"/>
+              <w:bCs w:val="0"/>
+              <w:i w:val="0"/>
+              <w:iCs w:val="0"/>
+              <w:smallCaps w:val="0"/>
+              <w:strike w:val="0"/>
               <w:color w:val="000000"/>
+              <w:sz w:val="22"/>
+              <w:szCs w:val="22"/>
               <w:u w:val="none"/>
+              <w:shd w:fill="auto" w:val="clear"/>
+              <w:vertAlign w:val="baseline"/>
             </w:rPr>
           </w:pPr>
-          <w:hyperlink w:anchor="_3ef8td7wpcb3">
-            <w:r>
-              <w:rPr>
+          <w:hyperlink w:anchor="_rp4kunmtx45r">
+            <w:r>
+              <w:rPr>
+                <w:rFonts w:ascii="Calibri" w:cs="Calibri" w:eastAsia="Calibri" w:hAnsi="Calibri"/>
+                <w:b w:val="0"/>
+                <w:bCs w:val="0"/>
+                <w:i w:val="0"/>
+                <w:iCs w:val="0"/>
+                <w:smallCaps w:val="0"/>
+                <w:strike w:val="0"/>
                 <w:color w:val="000000"/>
+                <w:sz w:val="22"/>
+                <w:szCs w:val="22"/>
                 <w:u w:val="none"/>
-                <w:rtl w:val="0"/>
-              </w:rPr>
-              <w:t xml:space="preserve">3.2 Sprint 2</w:t>
+                <w:shd w:fill="auto" w:val="clear"/>
+                <w:vertAlign w:val="baseline"/>
+                <w:rtl w:val="0"/>
+              </w:rPr>
+              <w:t xml:space="preserve">3.3 Sprint 3</w:t>
               <w:tab/>
+              <w:t xml:space="preserve">11</w:t>
             </w:r>
           </w:hyperlink>
-          <w:r>
-            <w:fldChar w:fldCharType="begin"/>
-            <w:instrText xml:space="preserve"> PAGEREF _3ef8td7wpcb3 \h </w:instrText>
-            <w:fldChar w:fldCharType="separate"/>
-          </w:r>
-          <w:r>
-            <w:rPr>
-              <w:rtl w:val="0"/>
-            </w:rPr>
-            <w:t xml:space="preserve">5</w:t>
-          </w:r>
-          <w:r>
-            <w:fldChar w:fldCharType="end"/>
-          </w:r>
           <w:r>
             <w:rPr>
               <w:rtl w:val="0"/>
@@ -1467,41 +1559,49 @@
           <w:pPr>
             <w:widowControl w:val="0"/>
             <w:tabs>
-              <w:tab w:val="right" w:leader="dot" w:pos="9025.511811023624"/>
+              <w:tab w:val="right" w:leader="dot" w:pos="12000"/>
             </w:tabs>
-            <w:spacing w:before="60" w:line="240" w:lineRule="auto"/>
-            <w:ind w:left="360" w:firstLine="0"/>
+            <w:spacing w:before="0" w:line="360" w:lineRule="auto"/>
             <w:jc w:val="left"/>
             <w:rPr>
+              <w:rFonts w:ascii="Arial" w:cs="Arial" w:eastAsia="Arial" w:hAnsi="Arial"/>
+              <w:b w:val="1"/>
+              <w:bCs w:val="1"/>
+              <w:i w:val="0"/>
+              <w:iCs w:val="0"/>
+              <w:smallCaps w:val="0"/>
+              <w:strike w:val="0"/>
               <w:color w:val="000000"/>
+              <w:sz w:val="22"/>
+              <w:szCs w:val="22"/>
               <w:u w:val="none"/>
+              <w:shd w:fill="auto" w:val="clear"/>
+              <w:vertAlign w:val="baseline"/>
             </w:rPr>
           </w:pPr>
-          <w:hyperlink w:anchor="_rp4kunmtx45r">
-            <w:r>
-              <w:rPr>
+          <w:hyperlink w:anchor="_ymf4yi2bmofe">
+            <w:r>
+              <w:rPr>
+                <w:rFonts w:ascii="Calibri" w:cs="Calibri" w:eastAsia="Calibri" w:hAnsi="Calibri"/>
+                <w:b w:val="1"/>
+                <w:bCs w:val="1"/>
+                <w:i w:val="0"/>
+                <w:iCs w:val="0"/>
+                <w:smallCaps w:val="0"/>
+                <w:strike w:val="0"/>
                 <w:color w:val="000000"/>
+                <w:sz w:val="22"/>
+                <w:szCs w:val="22"/>
                 <w:u w:val="none"/>
-                <w:rtl w:val="0"/>
-              </w:rPr>
-              <w:t xml:space="preserve">3.3 Sprint 3</w:t>
+                <w:shd w:fill="auto" w:val="clear"/>
+                <w:vertAlign w:val="baseline"/>
+                <w:rtl w:val="0"/>
+              </w:rPr>
+              <w:t xml:space="preserve">4. Gráfico Burndown Chart inicial</w:t>
               <w:tab/>
+              <w:t xml:space="preserve">16</w:t>
             </w:r>
           </w:hyperlink>
-          <w:r>
-            <w:fldChar w:fldCharType="begin"/>
-            <w:instrText xml:space="preserve"> PAGEREF _rp4kunmtx45r \h </w:instrText>
-            <w:fldChar w:fldCharType="separate"/>
-          </w:r>
-          <w:r>
-            <w:rPr>
-              <w:rtl w:val="0"/>
-            </w:rPr>
-            <w:t xml:space="preserve">5</w:t>
-          </w:r>
-          <w:r>
-            <w:fldChar w:fldCharType="end"/>
-          </w:r>
           <w:r>
             <w:rPr>
               <w:rtl w:val="0"/>
@@ -1512,46 +1612,50 @@
           <w:pPr>
             <w:widowControl w:val="0"/>
             <w:tabs>
-              <w:tab w:val="right" w:leader="dot" w:pos="9025.511811023624"/>
+              <w:tab w:val="right" w:leader="dot" w:pos="12000"/>
             </w:tabs>
-            <w:spacing w:before="60" w:line="240" w:lineRule="auto"/>
+            <w:spacing w:before="0" w:line="360" w:lineRule="auto"/>
+            <w:ind w:left="360" w:firstLine="0"/>
             <w:jc w:val="left"/>
             <w:rPr>
-              <w:b w:val="1"/>
-              <w:bCs w:val="1"/>
+              <w:rFonts w:ascii="Arial" w:cs="Arial" w:eastAsia="Arial" w:hAnsi="Arial"/>
+              <w:b w:val="0"/>
+              <w:bCs w:val="0"/>
+              <w:i w:val="0"/>
+              <w:iCs w:val="0"/>
+              <w:smallCaps w:val="0"/>
+              <w:strike w:val="0"/>
               <w:color w:val="000000"/>
+              <w:sz w:val="22"/>
+              <w:szCs w:val="22"/>
               <w:u w:val="none"/>
+              <w:shd w:fill="auto" w:val="clear"/>
+              <w:vertAlign w:val="baseline"/>
             </w:rPr>
           </w:pPr>
-          <w:hyperlink w:anchor="_ymf4yi2bmofe">
-            <w:r>
-              <w:rPr>
-                <w:b w:val="1"/>
-                <w:bCs w:val="1"/>
+          <w:hyperlink w:anchor="_kosnadol2dhf">
+            <w:r>
+              <w:rPr>
+                <w:rFonts w:ascii="Calibri" w:cs="Calibri" w:eastAsia="Calibri" w:hAnsi="Calibri"/>
+                <w:b w:val="0"/>
+                <w:bCs w:val="0"/>
+                <w:i w:val="0"/>
+                <w:iCs w:val="0"/>
+                <w:smallCaps w:val="0"/>
+                <w:strike w:val="0"/>
                 <w:color w:val="000000"/>
+                <w:sz w:val="22"/>
+                <w:szCs w:val="22"/>
                 <w:u w:val="none"/>
-                <w:rtl w:val="0"/>
-              </w:rPr>
-              <w:t xml:space="preserve">4. Gráfico Burndown Chart inicial</w:t>
+                <w:shd w:fill="auto" w:val="clear"/>
+                <w:vertAlign w:val="baseline"/>
+                <w:rtl w:val="0"/>
+              </w:rPr>
+              <w:t xml:space="preserve">4.1 Sprint 1</w:t>
               <w:tab/>
+              <w:t xml:space="preserve">17</w:t>
             </w:r>
           </w:hyperlink>
-          <w:r>
-            <w:fldChar w:fldCharType="begin"/>
-            <w:instrText xml:space="preserve"> PAGEREF _ymf4yi2bmofe \h </w:instrText>
-            <w:fldChar w:fldCharType="separate"/>
-          </w:r>
-          <w:r>
-            <w:rPr>
-              <w:b w:val="1"/>
-              <w:bCs w:val="1"/>
-              <w:rtl w:val="0"/>
-            </w:rPr>
-            <w:t xml:space="preserve">5</w:t>
-          </w:r>
-          <w:r>
-            <w:fldChar w:fldCharType="end"/>
-          </w:r>
           <w:r>
             <w:rPr>
               <w:rtl w:val="0"/>
@@ -1562,41 +1666,50 @@
           <w:pPr>
             <w:widowControl w:val="0"/>
             <w:tabs>
-              <w:tab w:val="right" w:leader="dot" w:pos="9025.511811023624"/>
+              <w:tab w:val="right" w:leader="dot" w:pos="12000"/>
             </w:tabs>
-            <w:spacing w:before="60" w:line="240" w:lineRule="auto"/>
+            <w:spacing w:before="0" w:line="360" w:lineRule="auto"/>
             <w:ind w:left="360" w:firstLine="0"/>
             <w:jc w:val="left"/>
             <w:rPr>
+              <w:rFonts w:ascii="Arial" w:cs="Arial" w:eastAsia="Arial" w:hAnsi="Arial"/>
+              <w:b w:val="0"/>
+              <w:bCs w:val="0"/>
+              <w:i w:val="0"/>
+              <w:iCs w:val="0"/>
+              <w:smallCaps w:val="0"/>
+              <w:strike w:val="0"/>
               <w:color w:val="000000"/>
+              <w:sz w:val="22"/>
+              <w:szCs w:val="22"/>
               <w:u w:val="none"/>
+              <w:shd w:fill="auto" w:val="clear"/>
+              <w:vertAlign w:val="baseline"/>
             </w:rPr>
           </w:pPr>
-          <w:hyperlink w:anchor="_kosnadol2dhf">
-            <w:r>
-              <w:rPr>
+          <w:hyperlink w:anchor="_dbql2047k68f">
+            <w:r>
+              <w:rPr>
+                <w:rFonts w:ascii="Calibri" w:cs="Calibri" w:eastAsia="Calibri" w:hAnsi="Calibri"/>
+                <w:b w:val="0"/>
+                <w:bCs w:val="0"/>
+                <w:i w:val="0"/>
+                <w:iCs w:val="0"/>
+                <w:smallCaps w:val="0"/>
+                <w:strike w:val="0"/>
                 <w:color w:val="000000"/>
+                <w:sz w:val="22"/>
+                <w:szCs w:val="22"/>
                 <w:u w:val="none"/>
-                <w:rtl w:val="0"/>
-              </w:rPr>
-              <w:t xml:space="preserve">4.1 Sprint 1</w:t>
+                <w:shd w:fill="auto" w:val="clear"/>
+                <w:vertAlign w:val="baseline"/>
+                <w:rtl w:val="0"/>
+              </w:rPr>
+              <w:t xml:space="preserve">4.2 Sprint 2</w:t>
               <w:tab/>
+              <w:t xml:space="preserve">18</w:t>
             </w:r>
           </w:hyperlink>
-          <w:r>
-            <w:fldChar w:fldCharType="begin"/>
-            <w:instrText xml:space="preserve"> PAGEREF _kosnadol2dhf \h </w:instrText>
-            <w:fldChar w:fldCharType="separate"/>
-          </w:r>
-          <w:r>
-            <w:rPr>
-              <w:rtl w:val="0"/>
-            </w:rPr>
-            <w:t xml:space="preserve">5</w:t>
-          </w:r>
-          <w:r>
-            <w:fldChar w:fldCharType="end"/>
-          </w:r>
           <w:r>
             <w:rPr>
               <w:rtl w:val="0"/>
@@ -1607,86 +1720,50 @@
           <w:pPr>
             <w:widowControl w:val="0"/>
             <w:tabs>
-              <w:tab w:val="right" w:leader="dot" w:pos="9025.511811023624"/>
+              <w:tab w:val="right" w:leader="dot" w:pos="12000"/>
             </w:tabs>
-            <w:spacing w:before="60" w:line="240" w:lineRule="auto"/>
+            <w:spacing w:before="0" w:line="360" w:lineRule="auto"/>
             <w:ind w:left="360" w:firstLine="0"/>
             <w:jc w:val="left"/>
             <w:rPr>
+              <w:rFonts w:ascii="Arial" w:cs="Arial" w:eastAsia="Arial" w:hAnsi="Arial"/>
+              <w:b w:val="0"/>
+              <w:bCs w:val="0"/>
+              <w:i w:val="0"/>
+              <w:iCs w:val="0"/>
+              <w:smallCaps w:val="0"/>
+              <w:strike w:val="0"/>
               <w:color w:val="000000"/>
+              <w:sz w:val="22"/>
+              <w:szCs w:val="22"/>
               <w:u w:val="none"/>
-            </w:rPr>
-          </w:pPr>
-          <w:hyperlink w:anchor="_dbql2047k68f">
-            <w:r>
-              <w:rPr>
-                <w:color w:val="000000"/>
-                <w:u w:val="none"/>
-                <w:rtl w:val="0"/>
-              </w:rPr>
-              <w:t xml:space="preserve">4.2 Sprint 2</w:t>
-              <w:tab/>
-            </w:r>
-          </w:hyperlink>
-          <w:r>
-            <w:fldChar w:fldCharType="begin"/>
-            <w:instrText xml:space="preserve"> PAGEREF _dbql2047k68f \h </w:instrText>
-            <w:fldChar w:fldCharType="separate"/>
-          </w:r>
-          <w:r>
-            <w:rPr>
-              <w:rtl w:val="0"/>
-            </w:rPr>
-            <w:t xml:space="preserve">5</w:t>
-          </w:r>
-          <w:r>
-            <w:fldChar w:fldCharType="end"/>
-          </w:r>
-          <w:r>
-            <w:rPr>
-              <w:rtl w:val="0"/>
-            </w:rPr>
-          </w:r>
-        </w:p>
-        <w:p>
-          <w:pPr>
-            <w:widowControl w:val="0"/>
-            <w:tabs>
-              <w:tab w:val="right" w:leader="dot" w:pos="9025.511811023624"/>
-            </w:tabs>
-            <w:spacing w:before="60" w:line="240" w:lineRule="auto"/>
-            <w:ind w:left="360" w:firstLine="0"/>
-            <w:jc w:val="left"/>
-            <w:rPr>
-              <w:color w:val="000000"/>
-              <w:u w:val="none"/>
+              <w:shd w:fill="auto" w:val="clear"/>
+              <w:vertAlign w:val="baseline"/>
             </w:rPr>
           </w:pPr>
           <w:hyperlink w:anchor="_fpjvya4b6dnp">
             <w:r>
               <w:rPr>
+                <w:rFonts w:ascii="Calibri" w:cs="Calibri" w:eastAsia="Calibri" w:hAnsi="Calibri"/>
+                <w:b w:val="0"/>
+                <w:bCs w:val="0"/>
+                <w:i w:val="0"/>
+                <w:iCs w:val="0"/>
+                <w:smallCaps w:val="0"/>
+                <w:strike w:val="0"/>
                 <w:color w:val="000000"/>
+                <w:sz w:val="22"/>
+                <w:szCs w:val="22"/>
                 <w:u w:val="none"/>
+                <w:shd w:fill="auto" w:val="clear"/>
+                <w:vertAlign w:val="baseline"/>
                 <w:rtl w:val="0"/>
               </w:rPr>
               <w:t xml:space="preserve">4.3 Sprint 3</w:t>
               <w:tab/>
+              <w:t xml:space="preserve">18</w:t>
             </w:r>
           </w:hyperlink>
-          <w:r>
-            <w:fldChar w:fldCharType="begin"/>
-            <w:instrText xml:space="preserve"> PAGEREF _fpjvya4b6dnp \h </w:instrText>
-            <w:fldChar w:fldCharType="separate"/>
-          </w:r>
-          <w:r>
-            <w:rPr>
-              <w:rtl w:val="0"/>
-            </w:rPr>
-            <w:t xml:space="preserve">5</w:t>
-          </w:r>
-          <w:r>
-            <w:fldChar w:fldCharType="end"/>
-          </w:r>
           <w:r>
             <w:rPr>
               <w:rtl w:val="0"/>
@@ -1715,8 +1792,8 @@
         <w:spacing w:line="360" w:lineRule="auto"/>
         <w:rPr/>
       </w:pPr>
-      <w:bookmarkStart w:colFirst="0" w:colLast="0" w:name="_x0lzh0qk2u6j" w:id="2"/>
-      <w:bookmarkEnd w:id="2"/>
+      <w:bookmarkStart w:colFirst="0" w:colLast="0" w:name="_x0lzh0qk2u6j" w:id="1"/>
+      <w:bookmarkEnd w:id="1"/>
       <w:r>
         <w:rPr>
           <w:rtl w:val="0"/>
@@ -1735,8 +1812,8 @@
           <w:szCs w:val="26"/>
         </w:rPr>
       </w:pPr>
-      <w:bookmarkStart w:colFirst="0" w:colLast="0" w:name="_714g3xp6gpea" w:id="3"/>
-      <w:bookmarkEnd w:id="3"/>
+      <w:bookmarkStart w:colFirst="0" w:colLast="0" w:name="_714g3xp6gpea" w:id="2"/>
+      <w:bookmarkEnd w:id="2"/>
       <w:r>
         <w:rPr>
           <w:rtl w:val="0"/>
@@ -1785,6 +1862,7 @@
         </w:trPr>
         <w:tc>
           <w:tcPr>
+            <w:shd w:fill="9fc5e8" w:val="clear"/>
             <w:vAlign w:val="center"/>
           </w:tcPr>
           <w:p>
@@ -1808,6 +1886,7 @@
         </w:tc>
         <w:tc>
           <w:tcPr>
+            <w:shd w:fill="9fc5e8" w:val="clear"/>
             <w:vAlign w:val="center"/>
           </w:tcPr>
           <w:p>
@@ -1831,6 +1910,7 @@
         </w:tc>
         <w:tc>
           <w:tcPr>
+            <w:shd w:fill="9fc5e8" w:val="clear"/>
             <w:vAlign w:val="center"/>
           </w:tcPr>
           <w:p>
@@ -3000,8 +3080,8 @@
         <w:spacing w:line="360" w:lineRule="auto"/>
         <w:rPr/>
       </w:pPr>
-      <w:bookmarkStart w:colFirst="0" w:colLast="0" w:name="_eyuqvjqgdeuj" w:id="4"/>
-      <w:bookmarkEnd w:id="4"/>
+      <w:bookmarkStart w:colFirst="0" w:colLast="0" w:name="_eyuqvjqgdeuj" w:id="3"/>
+      <w:bookmarkEnd w:id="3"/>
       <w:r>
         <w:rPr>
           <w:rtl w:val="0"/>
@@ -3038,8 +3118,8 @@
         <w:spacing w:line="360" w:lineRule="auto"/>
         <w:rPr/>
       </w:pPr>
-      <w:bookmarkStart w:colFirst="0" w:colLast="0" w:name="_bxkakd8qfi6k" w:id="5"/>
-      <w:bookmarkEnd w:id="5"/>
+      <w:bookmarkStart w:colFirst="0" w:colLast="0" w:name="_bxkakd8qfi6k" w:id="4"/>
+      <w:bookmarkEnd w:id="4"/>
       <w:r>
         <w:rPr>
           <w:rtl w:val="0"/>
@@ -3066,8 +3146,8 @@
           <w:u w:val="single"/>
         </w:rPr>
       </w:pPr>
-      <w:bookmarkStart w:colFirst="0" w:colLast="0" w:name="_sohssjdkh7a6" w:id="6"/>
-      <w:bookmarkEnd w:id="6"/>
+      <w:bookmarkStart w:colFirst="0" w:colLast="0" w:name="_sohssjdkh7a6" w:id="5"/>
+      <w:bookmarkEnd w:id="5"/>
       <w:r>
         <w:rPr>
           <w:rtl w:val="0"/>
@@ -3109,11 +3189,12 @@
       <w:tr>
         <w:trPr>
           <w:cantSplit w:val="0"/>
+          <w:trHeight w:val="582.83203125" w:hRule="atLeast"/>
           <w:tblHeader w:val="0"/>
         </w:trPr>
         <w:tc>
           <w:tcPr>
-            <w:shd w:fill="auto" w:val="clear"/>
+            <w:shd w:fill="9fc5e8" w:val="clear"/>
             <w:tcMar>
               <w:top w:w="100.0" w:type="dxa"/>
               <w:left w:w="100.0" w:type="dxa"/>
@@ -3156,7 +3237,7 @@
         </w:tc>
         <w:tc>
           <w:tcPr>
-            <w:shd w:fill="auto" w:val="clear"/>
+            <w:shd w:fill="9fc5e8" w:val="clear"/>
             <w:tcMar>
               <w:top w:w="100.0" w:type="dxa"/>
               <w:left w:w="100.0" w:type="dxa"/>
@@ -3551,8 +3632,8 @@
         <w:spacing w:line="360" w:lineRule="auto"/>
         <w:rPr/>
       </w:pPr>
-      <w:bookmarkStart w:colFirst="0" w:colLast="0" w:name="_ybvspzdbkw9p" w:id="7"/>
-      <w:bookmarkEnd w:id="7"/>
+      <w:bookmarkStart w:colFirst="0" w:colLast="0" w:name="_ybvspzdbkw9p" w:id="6"/>
+      <w:bookmarkEnd w:id="6"/>
       <w:r>
         <w:rPr>
           <w:rtl w:val="0"/>
@@ -3593,7 +3674,7 @@
         </w:trPr>
         <w:tc>
           <w:tcPr>
-            <w:shd w:fill="auto" w:val="clear"/>
+            <w:shd w:fill="9fc5e8" w:val="clear"/>
             <w:tcMar>
               <w:top w:w="100.0" w:type="dxa"/>
               <w:left w:w="100.0" w:type="dxa"/>
@@ -3624,7 +3705,7 @@
         </w:tc>
         <w:tc>
           <w:tcPr>
-            <w:shd w:fill="auto" w:val="clear"/>
+            <w:shd w:fill="9fc5e8" w:val="clear"/>
             <w:tcMar>
               <w:top w:w="100.0" w:type="dxa"/>
               <w:left w:w="100.0" w:type="dxa"/>
@@ -3828,8 +3909,8 @@
         <w:pStyle w:val="Heading2"/>
         <w:rPr/>
       </w:pPr>
-      <w:bookmarkStart w:colFirst="0" w:colLast="0" w:name="_oong0r3hs93x" w:id="8"/>
-      <w:bookmarkEnd w:id="8"/>
+      <w:bookmarkStart w:colFirst="0" w:colLast="0" w:name="_oong0r3hs93x" w:id="7"/>
+      <w:bookmarkEnd w:id="7"/>
       <w:r>
         <w:rPr>
           <w:rtl w:val="0"/>
@@ -3842,8 +3923,8 @@
         <w:spacing w:line="360" w:lineRule="auto"/>
         <w:rPr/>
       </w:pPr>
-      <w:bookmarkStart w:colFirst="0" w:colLast="0" w:name="_ykkvtimdwbt1" w:id="9"/>
-      <w:bookmarkEnd w:id="9"/>
+      <w:bookmarkStart w:colFirst="0" w:colLast="0" w:name="_ykkvtimdwbt1" w:id="8"/>
+      <w:bookmarkEnd w:id="8"/>
       <w:r>
         <w:rPr>
           <w:rtl w:val="0"/>
@@ -3884,7 +3965,7 @@
         </w:trPr>
         <w:tc>
           <w:tcPr>
-            <w:shd w:fill="auto" w:val="clear"/>
+            <w:shd w:fill="9fc5e8" w:val="clear"/>
             <w:tcMar>
               <w:top w:w="100.0" w:type="dxa"/>
               <w:left w:w="100.0" w:type="dxa"/>
@@ -3915,7 +3996,7 @@
         </w:tc>
         <w:tc>
           <w:tcPr>
-            <w:shd w:fill="auto" w:val="clear"/>
+            <w:shd w:fill="9fc5e8" w:val="clear"/>
             <w:tcMar>
               <w:top w:w="100.0" w:type="dxa"/>
               <w:left w:w="100.0" w:type="dxa"/>
@@ -4287,8 +4368,8 @@
         <w:pStyle w:val="Heading1"/>
         <w:rPr/>
       </w:pPr>
-      <w:bookmarkStart w:colFirst="0" w:colLast="0" w:name="_7sxkllvq5zuk" w:id="10"/>
-      <w:bookmarkEnd w:id="10"/>
+      <w:bookmarkStart w:colFirst="0" w:colLast="0" w:name="_7sxkllvq5zuk" w:id="9"/>
+      <w:bookmarkEnd w:id="9"/>
       <w:r>
         <w:rPr>
           <w:rtl w:val="0"/>
@@ -4303,8 +4384,8 @@
           <w:color w:val="ff0000"/>
         </w:rPr>
       </w:pPr>
-      <w:bookmarkStart w:colFirst="0" w:colLast="0" w:name="_722hep81ay8v" w:id="11"/>
-      <w:bookmarkEnd w:id="11"/>
+      <w:bookmarkStart w:colFirst="0" w:colLast="0" w:name="_722hep81ay8v" w:id="10"/>
+      <w:bookmarkEnd w:id="10"/>
       <w:r>
         <w:rPr>
           <w:rtl w:val="0"/>
@@ -4323,8 +4404,8 @@
         <w:spacing w:line="360" w:lineRule="auto"/>
         <w:rPr/>
       </w:pPr>
-      <w:bookmarkStart w:colFirst="0" w:colLast="0" w:name="_resqc64yc9dq" w:id="12"/>
-      <w:bookmarkEnd w:id="12"/>
+      <w:bookmarkStart w:colFirst="0" w:colLast="0" w:name="_resqc64yc9dq" w:id="11"/>
+      <w:bookmarkEnd w:id="11"/>
       <w:r>
         <w:rPr>
           <w:rtl w:val="0"/>
@@ -4369,7 +4450,7 @@
         </w:trPr>
         <w:tc>
           <w:tcPr>
-            <w:shd w:fill="auto" w:val="clear"/>
+            <w:shd w:fill="9fc5e8" w:val="clear"/>
             <w:tcMar>
               <w:top w:w="100.0" w:type="dxa"/>
               <w:left w:w="100.0" w:type="dxa"/>
@@ -4400,7 +4481,7 @@
         </w:tc>
         <w:tc>
           <w:tcPr>
-            <w:shd w:fill="auto" w:val="clear"/>
+            <w:shd w:fill="9fc5e8" w:val="clear"/>
             <w:tcMar>
               <w:top w:w="100.0" w:type="dxa"/>
               <w:left w:w="100.0" w:type="dxa"/>
@@ -4431,7 +4512,7 @@
         </w:tc>
         <w:tc>
           <w:tcPr>
-            <w:shd w:fill="auto" w:val="clear"/>
+            <w:shd w:fill="9fc5e8" w:val="clear"/>
             <w:tcMar>
               <w:top w:w="100.0" w:type="dxa"/>
               <w:left w:w="100.0" w:type="dxa"/>
@@ -4462,7 +4543,7 @@
         </w:tc>
         <w:tc>
           <w:tcPr>
-            <w:shd w:fill="auto" w:val="clear"/>
+            <w:shd w:fill="9fc5e8" w:val="clear"/>
             <w:tcMar>
               <w:top w:w="100.0" w:type="dxa"/>
               <w:left w:w="100.0" w:type="dxa"/>
@@ -4569,22 +4650,36 @@
         </w:tc>
         <w:tc>
           <w:tcPr>
-            <w:shd w:fill="auto" w:val="clear"/>
-            <w:tcMar>
-              <w:top w:w="100.0" w:type="dxa"/>
-              <w:left w:w="100.0" w:type="dxa"/>
-              <w:bottom w:w="100.0" w:type="dxa"/>
-              <w:right w:w="100.0" w:type="dxa"/>
-            </w:tcMar>
-            <w:vAlign w:val="center"/>
-          </w:tcPr>
-          <w:p>
-            <w:pPr>
-              <w:widowControl w:val="0"/>
-              <w:spacing w:before="0" w:line="360" w:lineRule="auto"/>
-              <w:jc w:val="center"/>
-              <w:rPr/>
-            </w:pPr>
+            <w:tcBorders>
+              <w:top w:color="000000" w:space="0" w:sz="8" w:val="single"/>
+              <w:left w:color="000000" w:space="0" w:sz="8" w:val="single"/>
+              <w:bottom w:color="000000" w:space="0" w:sz="8" w:val="single"/>
+              <w:right w:color="000000" w:space="0" w:sz="8" w:val="single"/>
+            </w:tcBorders>
+            <w:shd w:fill="ffffff" w:val="clear"/>
+            <w:tcMar>
+              <w:top w:w="0.0" w:type="dxa"/>
+              <w:left w:w="40.0" w:type="dxa"/>
+              <w:bottom w:w="0.0" w:type="dxa"/>
+              <w:right w:w="40.0" w:type="dxa"/>
+            </w:tcMar>
+            <w:vAlign w:val="center"/>
+          </w:tcPr>
+          <w:p>
+            <w:pPr>
+              <w:widowControl w:val="0"/>
+              <w:spacing w:before="0" w:line="276" w:lineRule="auto"/>
+              <w:jc w:val="center"/>
+              <w:rPr>
+                <w:rFonts w:ascii="Arial" w:cs="Arial" w:eastAsia="Arial" w:hAnsi="Arial"/>
+              </w:rPr>
+            </w:pPr>
+            <w:r>
+              <w:rPr>
+                <w:rtl w:val="0"/>
+              </w:rPr>
+              <w:t xml:space="preserve">3</w:t>
+            </w:r>
             <w:r>
               <w:rPr>
                 <w:rtl w:val="0"/>
@@ -4670,22 +4765,36 @@
         </w:tc>
         <w:tc>
           <w:tcPr>
-            <w:shd w:fill="auto" w:val="clear"/>
-            <w:tcMar>
-              <w:top w:w="100.0" w:type="dxa"/>
-              <w:left w:w="100.0" w:type="dxa"/>
-              <w:bottom w:w="100.0" w:type="dxa"/>
-              <w:right w:w="100.0" w:type="dxa"/>
-            </w:tcMar>
-            <w:vAlign w:val="center"/>
-          </w:tcPr>
-          <w:p>
-            <w:pPr>
-              <w:widowControl w:val="0"/>
-              <w:spacing w:before="0" w:line="360" w:lineRule="auto"/>
-              <w:jc w:val="center"/>
-              <w:rPr/>
-            </w:pPr>
+            <w:tcBorders>
+              <w:top w:color="cccccc" w:space="0" w:sz="8" w:val="single"/>
+              <w:left w:color="000000" w:space="0" w:sz="8" w:val="single"/>
+              <w:bottom w:color="000000" w:space="0" w:sz="8" w:val="single"/>
+              <w:right w:color="000000" w:space="0" w:sz="8" w:val="single"/>
+            </w:tcBorders>
+            <w:shd w:fill="ffffff" w:val="clear"/>
+            <w:tcMar>
+              <w:top w:w="0.0" w:type="dxa"/>
+              <w:left w:w="40.0" w:type="dxa"/>
+              <w:bottom w:w="0.0" w:type="dxa"/>
+              <w:right w:w="40.0" w:type="dxa"/>
+            </w:tcMar>
+            <w:vAlign w:val="center"/>
+          </w:tcPr>
+          <w:p>
+            <w:pPr>
+              <w:widowControl w:val="0"/>
+              <w:spacing w:before="0" w:line="276" w:lineRule="auto"/>
+              <w:jc w:val="center"/>
+              <w:rPr>
+                <w:rFonts w:ascii="Arial" w:cs="Arial" w:eastAsia="Arial" w:hAnsi="Arial"/>
+              </w:rPr>
+            </w:pPr>
+            <w:r>
+              <w:rPr>
+                <w:rtl w:val="0"/>
+              </w:rPr>
+              <w:t xml:space="preserve">6</w:t>
+            </w:r>
             <w:r>
               <w:rPr>
                 <w:rtl w:val="0"/>
@@ -4771,22 +4880,36 @@
         </w:tc>
         <w:tc>
           <w:tcPr>
-            <w:shd w:fill="auto" w:val="clear"/>
-            <w:tcMar>
-              <w:top w:w="100.0" w:type="dxa"/>
-              <w:left w:w="100.0" w:type="dxa"/>
-              <w:bottom w:w="100.0" w:type="dxa"/>
-              <w:right w:w="100.0" w:type="dxa"/>
-            </w:tcMar>
-            <w:vAlign w:val="center"/>
-          </w:tcPr>
-          <w:p>
-            <w:pPr>
-              <w:widowControl w:val="0"/>
-              <w:spacing w:before="0" w:line="360" w:lineRule="auto"/>
-              <w:jc w:val="center"/>
-              <w:rPr/>
-            </w:pPr>
+            <w:tcBorders>
+              <w:top w:color="cccccc" w:space="0" w:sz="8" w:val="single"/>
+              <w:left w:color="000000" w:space="0" w:sz="8" w:val="single"/>
+              <w:bottom w:color="000000" w:space="0" w:sz="8" w:val="single"/>
+              <w:right w:color="000000" w:space="0" w:sz="8" w:val="single"/>
+            </w:tcBorders>
+            <w:shd w:fill="ffffff" w:val="clear"/>
+            <w:tcMar>
+              <w:top w:w="0.0" w:type="dxa"/>
+              <w:left w:w="40.0" w:type="dxa"/>
+              <w:bottom w:w="0.0" w:type="dxa"/>
+              <w:right w:w="40.0" w:type="dxa"/>
+            </w:tcMar>
+            <w:vAlign w:val="center"/>
+          </w:tcPr>
+          <w:p>
+            <w:pPr>
+              <w:widowControl w:val="0"/>
+              <w:spacing w:before="0" w:line="276" w:lineRule="auto"/>
+              <w:jc w:val="center"/>
+              <w:rPr>
+                <w:rFonts w:ascii="Arial" w:cs="Arial" w:eastAsia="Arial" w:hAnsi="Arial"/>
+              </w:rPr>
+            </w:pPr>
+            <w:r>
+              <w:rPr>
+                <w:rtl w:val="0"/>
+              </w:rPr>
+              <w:t xml:space="preserve">3</w:t>
+            </w:r>
             <w:r>
               <w:rPr>
                 <w:rtl w:val="0"/>
@@ -4872,22 +4995,36 @@
         </w:tc>
         <w:tc>
           <w:tcPr>
-            <w:shd w:fill="auto" w:val="clear"/>
-            <w:tcMar>
-              <w:top w:w="100.0" w:type="dxa"/>
-              <w:left w:w="100.0" w:type="dxa"/>
-              <w:bottom w:w="100.0" w:type="dxa"/>
-              <w:right w:w="100.0" w:type="dxa"/>
-            </w:tcMar>
-            <w:vAlign w:val="center"/>
-          </w:tcPr>
-          <w:p>
-            <w:pPr>
-              <w:widowControl w:val="0"/>
-              <w:spacing w:before="0" w:line="360" w:lineRule="auto"/>
-              <w:jc w:val="center"/>
-              <w:rPr/>
-            </w:pPr>
+            <w:tcBorders>
+              <w:top w:color="cccccc" w:space="0" w:sz="8" w:val="single"/>
+              <w:left w:color="000000" w:space="0" w:sz="8" w:val="single"/>
+              <w:bottom w:color="000000" w:space="0" w:sz="8" w:val="single"/>
+              <w:right w:color="000000" w:space="0" w:sz="8" w:val="single"/>
+            </w:tcBorders>
+            <w:shd w:fill="ffffff" w:val="clear"/>
+            <w:tcMar>
+              <w:top w:w="0.0" w:type="dxa"/>
+              <w:left w:w="40.0" w:type="dxa"/>
+              <w:bottom w:w="0.0" w:type="dxa"/>
+              <w:right w:w="40.0" w:type="dxa"/>
+            </w:tcMar>
+            <w:vAlign w:val="center"/>
+          </w:tcPr>
+          <w:p>
+            <w:pPr>
+              <w:widowControl w:val="0"/>
+              <w:spacing w:before="0" w:line="276" w:lineRule="auto"/>
+              <w:jc w:val="center"/>
+              <w:rPr>
+                <w:rFonts w:ascii="Arial" w:cs="Arial" w:eastAsia="Arial" w:hAnsi="Arial"/>
+              </w:rPr>
+            </w:pPr>
+            <w:r>
+              <w:rPr>
+                <w:rtl w:val="0"/>
+              </w:rPr>
+              <w:t xml:space="preserve">3</w:t>
+            </w:r>
             <w:r>
               <w:rPr>
                 <w:rtl w:val="0"/>
@@ -4973,22 +5110,36 @@
         </w:tc>
         <w:tc>
           <w:tcPr>
-            <w:shd w:fill="auto" w:val="clear"/>
-            <w:tcMar>
-              <w:top w:w="100.0" w:type="dxa"/>
-              <w:left w:w="100.0" w:type="dxa"/>
-              <w:bottom w:w="100.0" w:type="dxa"/>
-              <w:right w:w="100.0" w:type="dxa"/>
-            </w:tcMar>
-            <w:vAlign w:val="center"/>
-          </w:tcPr>
-          <w:p>
-            <w:pPr>
-              <w:widowControl w:val="0"/>
-              <w:spacing w:before="0" w:line="360" w:lineRule="auto"/>
-              <w:jc w:val="center"/>
-              <w:rPr/>
-            </w:pPr>
+            <w:tcBorders>
+              <w:top w:color="cccccc" w:space="0" w:sz="8" w:val="single"/>
+              <w:left w:color="000000" w:space="0" w:sz="8" w:val="single"/>
+              <w:bottom w:color="000000" w:space="0" w:sz="8" w:val="single"/>
+              <w:right w:color="000000" w:space="0" w:sz="8" w:val="single"/>
+            </w:tcBorders>
+            <w:shd w:fill="ffffff" w:val="clear"/>
+            <w:tcMar>
+              <w:top w:w="0.0" w:type="dxa"/>
+              <w:left w:w="40.0" w:type="dxa"/>
+              <w:bottom w:w="0.0" w:type="dxa"/>
+              <w:right w:w="40.0" w:type="dxa"/>
+            </w:tcMar>
+            <w:vAlign w:val="center"/>
+          </w:tcPr>
+          <w:p>
+            <w:pPr>
+              <w:widowControl w:val="0"/>
+              <w:spacing w:before="0" w:line="276" w:lineRule="auto"/>
+              <w:jc w:val="center"/>
+              <w:rPr>
+                <w:rFonts w:ascii="Arial" w:cs="Arial" w:eastAsia="Arial" w:hAnsi="Arial"/>
+              </w:rPr>
+            </w:pPr>
+            <w:r>
+              <w:rPr>
+                <w:rtl w:val="0"/>
+              </w:rPr>
+              <w:t xml:space="preserve">2</w:t>
+            </w:r>
             <w:r>
               <w:rPr>
                 <w:rtl w:val="0"/>
@@ -5174,22 +5325,36 @@
         </w:tc>
         <w:tc>
           <w:tcPr>
-            <w:shd w:fill="auto" w:val="clear"/>
-            <w:tcMar>
-              <w:top w:w="100.0" w:type="dxa"/>
-              <w:left w:w="100.0" w:type="dxa"/>
-              <w:bottom w:w="100.0" w:type="dxa"/>
-              <w:right w:w="100.0" w:type="dxa"/>
-            </w:tcMar>
-            <w:vAlign w:val="center"/>
-          </w:tcPr>
-          <w:p>
-            <w:pPr>
-              <w:widowControl w:val="0"/>
-              <w:spacing w:before="0" w:line="360" w:lineRule="auto"/>
-              <w:jc w:val="left"/>
-              <w:rPr/>
-            </w:pPr>
+            <w:tcBorders>
+              <w:top w:color="000000" w:space="0" w:sz="8" w:val="single"/>
+              <w:left w:color="000000" w:space="0" w:sz="8" w:val="single"/>
+              <w:bottom w:color="000000" w:space="0" w:sz="8" w:val="single"/>
+              <w:right w:color="000000" w:space="0" w:sz="8" w:val="single"/>
+            </w:tcBorders>
+            <w:shd w:fill="ffffff" w:val="clear"/>
+            <w:tcMar>
+              <w:top w:w="0.0" w:type="dxa"/>
+              <w:left w:w="40.0" w:type="dxa"/>
+              <w:bottom w:w="0.0" w:type="dxa"/>
+              <w:right w:w="40.0" w:type="dxa"/>
+            </w:tcMar>
+            <w:vAlign w:val="center"/>
+          </w:tcPr>
+          <w:p>
+            <w:pPr>
+              <w:widowControl w:val="0"/>
+              <w:spacing w:before="0" w:line="276" w:lineRule="auto"/>
+              <w:jc w:val="center"/>
+              <w:rPr>
+                <w:rFonts w:ascii="Arial" w:cs="Arial" w:eastAsia="Arial" w:hAnsi="Arial"/>
+              </w:rPr>
+            </w:pPr>
+            <w:r>
+              <w:rPr>
+                <w:rtl w:val="0"/>
+              </w:rPr>
+              <w:t xml:space="preserve">4</w:t>
+            </w:r>
             <w:r>
               <w:rPr>
                 <w:rtl w:val="0"/>
@@ -5275,22 +5440,36 @@
         </w:tc>
         <w:tc>
           <w:tcPr>
-            <w:shd w:fill="auto" w:val="clear"/>
-            <w:tcMar>
-              <w:top w:w="100.0" w:type="dxa"/>
-              <w:left w:w="100.0" w:type="dxa"/>
-              <w:bottom w:w="100.0" w:type="dxa"/>
-              <w:right w:w="100.0" w:type="dxa"/>
-            </w:tcMar>
-            <w:vAlign w:val="center"/>
-          </w:tcPr>
-          <w:p>
-            <w:pPr>
-              <w:widowControl w:val="0"/>
-              <w:spacing w:before="0" w:line="360" w:lineRule="auto"/>
-              <w:jc w:val="left"/>
-              <w:rPr/>
-            </w:pPr>
+            <w:tcBorders>
+              <w:top w:color="cccccc" w:space="0" w:sz="8" w:val="single"/>
+              <w:left w:color="000000" w:space="0" w:sz="8" w:val="single"/>
+              <w:bottom w:color="000000" w:space="0" w:sz="8" w:val="single"/>
+              <w:right w:color="000000" w:space="0" w:sz="8" w:val="single"/>
+            </w:tcBorders>
+            <w:shd w:fill="ffffff" w:val="clear"/>
+            <w:tcMar>
+              <w:top w:w="0.0" w:type="dxa"/>
+              <w:left w:w="40.0" w:type="dxa"/>
+              <w:bottom w:w="0.0" w:type="dxa"/>
+              <w:right w:w="40.0" w:type="dxa"/>
+            </w:tcMar>
+            <w:vAlign w:val="center"/>
+          </w:tcPr>
+          <w:p>
+            <w:pPr>
+              <w:widowControl w:val="0"/>
+              <w:spacing w:before="0" w:line="276" w:lineRule="auto"/>
+              <w:jc w:val="center"/>
+              <w:rPr>
+                <w:rFonts w:ascii="Arial" w:cs="Arial" w:eastAsia="Arial" w:hAnsi="Arial"/>
+              </w:rPr>
+            </w:pPr>
+            <w:r>
+              <w:rPr>
+                <w:rtl w:val="0"/>
+              </w:rPr>
+              <w:t xml:space="preserve">3</w:t>
+            </w:r>
             <w:r>
               <w:rPr>
                 <w:rtl w:val="0"/>
@@ -5376,22 +5555,36 @@
         </w:tc>
         <w:tc>
           <w:tcPr>
-            <w:shd w:fill="auto" w:val="clear"/>
-            <w:tcMar>
-              <w:top w:w="100.0" w:type="dxa"/>
-              <w:left w:w="100.0" w:type="dxa"/>
-              <w:bottom w:w="100.0" w:type="dxa"/>
-              <w:right w:w="100.0" w:type="dxa"/>
-            </w:tcMar>
-            <w:vAlign w:val="center"/>
-          </w:tcPr>
-          <w:p>
-            <w:pPr>
-              <w:widowControl w:val="0"/>
-              <w:spacing w:before="0" w:line="360" w:lineRule="auto"/>
-              <w:jc w:val="left"/>
-              <w:rPr/>
-            </w:pPr>
+            <w:tcBorders>
+              <w:top w:color="cccccc" w:space="0" w:sz="8" w:val="single"/>
+              <w:left w:color="000000" w:space="0" w:sz="8" w:val="single"/>
+              <w:bottom w:color="000000" w:space="0" w:sz="8" w:val="single"/>
+              <w:right w:color="000000" w:space="0" w:sz="8" w:val="single"/>
+            </w:tcBorders>
+            <w:shd w:fill="ffffff" w:val="clear"/>
+            <w:tcMar>
+              <w:top w:w="0.0" w:type="dxa"/>
+              <w:left w:w="40.0" w:type="dxa"/>
+              <w:bottom w:w="0.0" w:type="dxa"/>
+              <w:right w:w="40.0" w:type="dxa"/>
+            </w:tcMar>
+            <w:vAlign w:val="center"/>
+          </w:tcPr>
+          <w:p>
+            <w:pPr>
+              <w:widowControl w:val="0"/>
+              <w:spacing w:before="0" w:line="276" w:lineRule="auto"/>
+              <w:jc w:val="center"/>
+              <w:rPr>
+                <w:rFonts w:ascii="Arial" w:cs="Arial" w:eastAsia="Arial" w:hAnsi="Arial"/>
+              </w:rPr>
+            </w:pPr>
+            <w:r>
+              <w:rPr>
+                <w:rtl w:val="0"/>
+              </w:rPr>
+              <w:t xml:space="preserve">3</w:t>
+            </w:r>
             <w:r>
               <w:rPr>
                 <w:rtl w:val="0"/>
@@ -5477,22 +5670,36 @@
         </w:tc>
         <w:tc>
           <w:tcPr>
-            <w:shd w:fill="auto" w:val="clear"/>
-            <w:tcMar>
-              <w:top w:w="100.0" w:type="dxa"/>
-              <w:left w:w="100.0" w:type="dxa"/>
-              <w:bottom w:w="100.0" w:type="dxa"/>
-              <w:right w:w="100.0" w:type="dxa"/>
-            </w:tcMar>
-            <w:vAlign w:val="center"/>
-          </w:tcPr>
-          <w:p>
-            <w:pPr>
-              <w:widowControl w:val="0"/>
-              <w:spacing w:before="0" w:line="360" w:lineRule="auto"/>
-              <w:jc w:val="left"/>
-              <w:rPr/>
-            </w:pPr>
+            <w:tcBorders>
+              <w:top w:color="cccccc" w:space="0" w:sz="8" w:val="single"/>
+              <w:left w:color="000000" w:space="0" w:sz="8" w:val="single"/>
+              <w:bottom w:color="000000" w:space="0" w:sz="8" w:val="single"/>
+              <w:right w:color="000000" w:space="0" w:sz="8" w:val="single"/>
+            </w:tcBorders>
+            <w:shd w:fill="ffffff" w:val="clear"/>
+            <w:tcMar>
+              <w:top w:w="0.0" w:type="dxa"/>
+              <w:left w:w="40.0" w:type="dxa"/>
+              <w:bottom w:w="0.0" w:type="dxa"/>
+              <w:right w:w="40.0" w:type="dxa"/>
+            </w:tcMar>
+            <w:vAlign w:val="center"/>
+          </w:tcPr>
+          <w:p>
+            <w:pPr>
+              <w:widowControl w:val="0"/>
+              <w:spacing w:before="0" w:line="276" w:lineRule="auto"/>
+              <w:jc w:val="center"/>
+              <w:rPr>
+                <w:rFonts w:ascii="Arial" w:cs="Arial" w:eastAsia="Arial" w:hAnsi="Arial"/>
+              </w:rPr>
+            </w:pPr>
+            <w:r>
+              <w:rPr>
+                <w:rtl w:val="0"/>
+              </w:rPr>
+              <w:t xml:space="preserve">4</w:t>
+            </w:r>
             <w:r>
               <w:rPr>
                 <w:rtl w:val="0"/>
@@ -5677,22 +5884,36 @@
         </w:tc>
         <w:tc>
           <w:tcPr>
-            <w:shd w:fill="auto" w:val="clear"/>
-            <w:tcMar>
-              <w:top w:w="100.0" w:type="dxa"/>
-              <w:left w:w="100.0" w:type="dxa"/>
-              <w:bottom w:w="100.0" w:type="dxa"/>
-              <w:right w:w="100.0" w:type="dxa"/>
-            </w:tcMar>
-            <w:vAlign w:val="center"/>
-          </w:tcPr>
-          <w:p>
-            <w:pPr>
-              <w:widowControl w:val="0"/>
-              <w:spacing w:before="0" w:line="360" w:lineRule="auto"/>
-              <w:jc w:val="left"/>
-              <w:rPr/>
-            </w:pPr>
+            <w:tcBorders>
+              <w:top w:color="000000" w:space="0" w:sz="8" w:val="single"/>
+              <w:left w:color="000000" w:space="0" w:sz="8" w:val="single"/>
+              <w:bottom w:color="000000" w:space="0" w:sz="8" w:val="single"/>
+              <w:right w:color="000000" w:space="0" w:sz="8" w:val="single"/>
+            </w:tcBorders>
+            <w:shd w:fill="ffffff" w:val="clear"/>
+            <w:tcMar>
+              <w:top w:w="0.0" w:type="dxa"/>
+              <w:left w:w="40.0" w:type="dxa"/>
+              <w:bottom w:w="0.0" w:type="dxa"/>
+              <w:right w:w="40.0" w:type="dxa"/>
+            </w:tcMar>
+            <w:vAlign w:val="center"/>
+          </w:tcPr>
+          <w:p>
+            <w:pPr>
+              <w:widowControl w:val="0"/>
+              <w:spacing w:before="0" w:line="276" w:lineRule="auto"/>
+              <w:jc w:val="center"/>
+              <w:rPr>
+                <w:rFonts w:ascii="Arial" w:cs="Arial" w:eastAsia="Arial" w:hAnsi="Arial"/>
+              </w:rPr>
+            </w:pPr>
+            <w:r>
+              <w:rPr>
+                <w:rtl w:val="0"/>
+              </w:rPr>
+              <w:t xml:space="preserve">3</w:t>
+            </w:r>
             <w:r>
               <w:rPr>
                 <w:rtl w:val="0"/>
@@ -5778,22 +5999,36 @@
         </w:tc>
         <w:tc>
           <w:tcPr>
-            <w:shd w:fill="auto" w:val="clear"/>
-            <w:tcMar>
-              <w:top w:w="100.0" w:type="dxa"/>
-              <w:left w:w="100.0" w:type="dxa"/>
-              <w:bottom w:w="100.0" w:type="dxa"/>
-              <w:right w:w="100.0" w:type="dxa"/>
-            </w:tcMar>
-            <w:vAlign w:val="center"/>
-          </w:tcPr>
-          <w:p>
-            <w:pPr>
-              <w:widowControl w:val="0"/>
-              <w:spacing w:before="0" w:line="360" w:lineRule="auto"/>
-              <w:jc w:val="left"/>
-              <w:rPr/>
-            </w:pPr>
+            <w:tcBorders>
+              <w:top w:color="cccccc" w:space="0" w:sz="8" w:val="single"/>
+              <w:left w:color="000000" w:space="0" w:sz="8" w:val="single"/>
+              <w:bottom w:color="000000" w:space="0" w:sz="8" w:val="single"/>
+              <w:right w:color="000000" w:space="0" w:sz="8" w:val="single"/>
+            </w:tcBorders>
+            <w:shd w:fill="ffffff" w:val="clear"/>
+            <w:tcMar>
+              <w:top w:w="0.0" w:type="dxa"/>
+              <w:left w:w="40.0" w:type="dxa"/>
+              <w:bottom w:w="0.0" w:type="dxa"/>
+              <w:right w:w="40.0" w:type="dxa"/>
+            </w:tcMar>
+            <w:vAlign w:val="center"/>
+          </w:tcPr>
+          <w:p>
+            <w:pPr>
+              <w:widowControl w:val="0"/>
+              <w:spacing w:before="0" w:line="276" w:lineRule="auto"/>
+              <w:jc w:val="center"/>
+              <w:rPr>
+                <w:rFonts w:ascii="Arial" w:cs="Arial" w:eastAsia="Arial" w:hAnsi="Arial"/>
+              </w:rPr>
+            </w:pPr>
+            <w:r>
+              <w:rPr>
+                <w:rtl w:val="0"/>
+              </w:rPr>
+              <w:t xml:space="preserve">4</w:t>
+            </w:r>
             <w:r>
               <w:rPr>
                 <w:rtl w:val="0"/>
@@ -5879,22 +6114,36 @@
         </w:tc>
         <w:tc>
           <w:tcPr>
-            <w:shd w:fill="auto" w:val="clear"/>
-            <w:tcMar>
-              <w:top w:w="100.0" w:type="dxa"/>
-              <w:left w:w="100.0" w:type="dxa"/>
-              <w:bottom w:w="100.0" w:type="dxa"/>
-              <w:right w:w="100.0" w:type="dxa"/>
-            </w:tcMar>
-            <w:vAlign w:val="center"/>
-          </w:tcPr>
-          <w:p>
-            <w:pPr>
-              <w:widowControl w:val="0"/>
-              <w:spacing w:before="0" w:line="360" w:lineRule="auto"/>
-              <w:jc w:val="left"/>
-              <w:rPr/>
-            </w:pPr>
+            <w:tcBorders>
+              <w:top w:color="cccccc" w:space="0" w:sz="8" w:val="single"/>
+              <w:left w:color="000000" w:space="0" w:sz="8" w:val="single"/>
+              <w:bottom w:color="000000" w:space="0" w:sz="8" w:val="single"/>
+              <w:right w:color="000000" w:space="0" w:sz="8" w:val="single"/>
+            </w:tcBorders>
+            <w:shd w:fill="ffffff" w:val="clear"/>
+            <w:tcMar>
+              <w:top w:w="0.0" w:type="dxa"/>
+              <w:left w:w="40.0" w:type="dxa"/>
+              <w:bottom w:w="0.0" w:type="dxa"/>
+              <w:right w:w="40.0" w:type="dxa"/>
+            </w:tcMar>
+            <w:vAlign w:val="center"/>
+          </w:tcPr>
+          <w:p>
+            <w:pPr>
+              <w:widowControl w:val="0"/>
+              <w:spacing w:before="0" w:line="276" w:lineRule="auto"/>
+              <w:jc w:val="center"/>
+              <w:rPr>
+                <w:rFonts w:ascii="Arial" w:cs="Arial" w:eastAsia="Arial" w:hAnsi="Arial"/>
+              </w:rPr>
+            </w:pPr>
+            <w:r>
+              <w:rPr>
+                <w:rtl w:val="0"/>
+              </w:rPr>
+              <w:t xml:space="preserve">3</w:t>
+            </w:r>
             <w:r>
               <w:rPr>
                 <w:rtl w:val="0"/>
@@ -5980,22 +6229,36 @@
         </w:tc>
         <w:tc>
           <w:tcPr>
-            <w:shd w:fill="auto" w:val="clear"/>
-            <w:tcMar>
-              <w:top w:w="100.0" w:type="dxa"/>
-              <w:left w:w="100.0" w:type="dxa"/>
-              <w:bottom w:w="100.0" w:type="dxa"/>
-              <w:right w:w="100.0" w:type="dxa"/>
-            </w:tcMar>
-            <w:vAlign w:val="center"/>
-          </w:tcPr>
-          <w:p>
-            <w:pPr>
-              <w:widowControl w:val="0"/>
-              <w:spacing w:before="0" w:line="360" w:lineRule="auto"/>
-              <w:jc w:val="left"/>
-              <w:rPr/>
-            </w:pPr>
+            <w:tcBorders>
+              <w:top w:color="cccccc" w:space="0" w:sz="8" w:val="single"/>
+              <w:left w:color="000000" w:space="0" w:sz="8" w:val="single"/>
+              <w:bottom w:color="000000" w:space="0" w:sz="8" w:val="single"/>
+              <w:right w:color="000000" w:space="0" w:sz="8" w:val="single"/>
+            </w:tcBorders>
+            <w:shd w:fill="ffffff" w:val="clear"/>
+            <w:tcMar>
+              <w:top w:w="0.0" w:type="dxa"/>
+              <w:left w:w="40.0" w:type="dxa"/>
+              <w:bottom w:w="0.0" w:type="dxa"/>
+              <w:right w:w="40.0" w:type="dxa"/>
+            </w:tcMar>
+            <w:vAlign w:val="center"/>
+          </w:tcPr>
+          <w:p>
+            <w:pPr>
+              <w:widowControl w:val="0"/>
+              <w:spacing w:before="0" w:line="276" w:lineRule="auto"/>
+              <w:jc w:val="center"/>
+              <w:rPr>
+                <w:rFonts w:ascii="Arial" w:cs="Arial" w:eastAsia="Arial" w:hAnsi="Arial"/>
+              </w:rPr>
+            </w:pPr>
+            <w:r>
+              <w:rPr>
+                <w:rtl w:val="0"/>
+              </w:rPr>
+              <w:t xml:space="preserve">2</w:t>
+            </w:r>
             <w:r>
               <w:rPr>
                 <w:rtl w:val="0"/>
@@ -6081,22 +6344,36 @@
         </w:tc>
         <w:tc>
           <w:tcPr>
-            <w:shd w:fill="auto" w:val="clear"/>
-            <w:tcMar>
-              <w:top w:w="100.0" w:type="dxa"/>
-              <w:left w:w="100.0" w:type="dxa"/>
-              <w:bottom w:w="100.0" w:type="dxa"/>
-              <w:right w:w="100.0" w:type="dxa"/>
-            </w:tcMar>
-            <w:vAlign w:val="center"/>
-          </w:tcPr>
-          <w:p>
-            <w:pPr>
-              <w:widowControl w:val="0"/>
-              <w:spacing w:before="0" w:line="360" w:lineRule="auto"/>
-              <w:jc w:val="left"/>
-              <w:rPr/>
-            </w:pPr>
+            <w:tcBorders>
+              <w:top w:color="cccccc" w:space="0" w:sz="8" w:val="single"/>
+              <w:left w:color="000000" w:space="0" w:sz="8" w:val="single"/>
+              <w:bottom w:color="000000" w:space="0" w:sz="8" w:val="single"/>
+              <w:right w:color="000000" w:space="0" w:sz="8" w:val="single"/>
+            </w:tcBorders>
+            <w:shd w:fill="ffffff" w:val="clear"/>
+            <w:tcMar>
+              <w:top w:w="0.0" w:type="dxa"/>
+              <w:left w:w="40.0" w:type="dxa"/>
+              <w:bottom w:w="0.0" w:type="dxa"/>
+              <w:right w:w="40.0" w:type="dxa"/>
+            </w:tcMar>
+            <w:vAlign w:val="center"/>
+          </w:tcPr>
+          <w:p>
+            <w:pPr>
+              <w:widowControl w:val="0"/>
+              <w:spacing w:before="0" w:line="276" w:lineRule="auto"/>
+              <w:jc w:val="center"/>
+              <w:rPr>
+                <w:rFonts w:ascii="Arial" w:cs="Arial" w:eastAsia="Arial" w:hAnsi="Arial"/>
+              </w:rPr>
+            </w:pPr>
+            <w:r>
+              <w:rPr>
+                <w:rtl w:val="0"/>
+              </w:rPr>
+              <w:t xml:space="preserve">4</w:t>
+            </w:r>
             <w:r>
               <w:rPr>
                 <w:rtl w:val="0"/>
@@ -6182,22 +6459,36 @@
         </w:tc>
         <w:tc>
           <w:tcPr>
-            <w:shd w:fill="auto" w:val="clear"/>
-            <w:tcMar>
-              <w:top w:w="100.0" w:type="dxa"/>
-              <w:left w:w="100.0" w:type="dxa"/>
-              <w:bottom w:w="100.0" w:type="dxa"/>
-              <w:right w:w="100.0" w:type="dxa"/>
-            </w:tcMar>
-            <w:vAlign w:val="center"/>
-          </w:tcPr>
-          <w:p>
-            <w:pPr>
-              <w:widowControl w:val="0"/>
-              <w:spacing w:before="0" w:line="360" w:lineRule="auto"/>
-              <w:jc w:val="left"/>
-              <w:rPr/>
-            </w:pPr>
+            <w:tcBorders>
+              <w:top w:color="cccccc" w:space="0" w:sz="8" w:val="single"/>
+              <w:left w:color="000000" w:space="0" w:sz="8" w:val="single"/>
+              <w:bottom w:color="000000" w:space="0" w:sz="8" w:val="single"/>
+              <w:right w:color="000000" w:space="0" w:sz="8" w:val="single"/>
+            </w:tcBorders>
+            <w:shd w:fill="ffffff" w:val="clear"/>
+            <w:tcMar>
+              <w:top w:w="0.0" w:type="dxa"/>
+              <w:left w:w="40.0" w:type="dxa"/>
+              <w:bottom w:w="0.0" w:type="dxa"/>
+              <w:right w:w="40.0" w:type="dxa"/>
+            </w:tcMar>
+            <w:vAlign w:val="center"/>
+          </w:tcPr>
+          <w:p>
+            <w:pPr>
+              <w:widowControl w:val="0"/>
+              <w:spacing w:before="0" w:line="276" w:lineRule="auto"/>
+              <w:jc w:val="center"/>
+              <w:rPr>
+                <w:rFonts w:ascii="Arial" w:cs="Arial" w:eastAsia="Arial" w:hAnsi="Arial"/>
+              </w:rPr>
+            </w:pPr>
+            <w:r>
+              <w:rPr>
+                <w:rtl w:val="0"/>
+              </w:rPr>
+              <w:t xml:space="preserve">2</w:t>
+            </w:r>
             <w:r>
               <w:rPr>
                 <w:rtl w:val="0"/>
@@ -6382,22 +6673,36 @@
         </w:tc>
         <w:tc>
           <w:tcPr>
-            <w:shd w:fill="auto" w:val="clear"/>
-            <w:tcMar>
-              <w:top w:w="100.0" w:type="dxa"/>
-              <w:left w:w="100.0" w:type="dxa"/>
-              <w:bottom w:w="100.0" w:type="dxa"/>
-              <w:right w:w="100.0" w:type="dxa"/>
-            </w:tcMar>
-            <w:vAlign w:val="center"/>
-          </w:tcPr>
-          <w:p>
-            <w:pPr>
-              <w:widowControl w:val="0"/>
-              <w:spacing w:before="0" w:line="360" w:lineRule="auto"/>
-              <w:jc w:val="left"/>
-              <w:rPr/>
-            </w:pPr>
+            <w:tcBorders>
+              <w:top w:color="000000" w:space="0" w:sz="8" w:val="single"/>
+              <w:left w:color="000000" w:space="0" w:sz="8" w:val="single"/>
+              <w:bottom w:color="000000" w:space="0" w:sz="8" w:val="single"/>
+              <w:right w:color="000000" w:space="0" w:sz="8" w:val="single"/>
+            </w:tcBorders>
+            <w:shd w:fill="ffffff" w:val="clear"/>
+            <w:tcMar>
+              <w:top w:w="0.0" w:type="dxa"/>
+              <w:left w:w="40.0" w:type="dxa"/>
+              <w:bottom w:w="0.0" w:type="dxa"/>
+              <w:right w:w="40.0" w:type="dxa"/>
+            </w:tcMar>
+            <w:vAlign w:val="center"/>
+          </w:tcPr>
+          <w:p>
+            <w:pPr>
+              <w:widowControl w:val="0"/>
+              <w:spacing w:before="0" w:line="276" w:lineRule="auto"/>
+              <w:jc w:val="center"/>
+              <w:rPr>
+                <w:rFonts w:ascii="Arial" w:cs="Arial" w:eastAsia="Arial" w:hAnsi="Arial"/>
+              </w:rPr>
+            </w:pPr>
+            <w:r>
+              <w:rPr>
+                <w:rtl w:val="0"/>
+              </w:rPr>
+              <w:t xml:space="preserve">2</w:t>
+            </w:r>
             <w:r>
               <w:rPr>
                 <w:rtl w:val="0"/>
@@ -6483,22 +6788,36 @@
         </w:tc>
         <w:tc>
           <w:tcPr>
-            <w:shd w:fill="auto" w:val="clear"/>
-            <w:tcMar>
-              <w:top w:w="100.0" w:type="dxa"/>
-              <w:left w:w="100.0" w:type="dxa"/>
-              <w:bottom w:w="100.0" w:type="dxa"/>
-              <w:right w:w="100.0" w:type="dxa"/>
-            </w:tcMar>
-            <w:vAlign w:val="center"/>
-          </w:tcPr>
-          <w:p>
-            <w:pPr>
-              <w:widowControl w:val="0"/>
-              <w:spacing w:before="0" w:line="360" w:lineRule="auto"/>
-              <w:jc w:val="left"/>
-              <w:rPr/>
-            </w:pPr>
+            <w:tcBorders>
+              <w:top w:color="cccccc" w:space="0" w:sz="8" w:val="single"/>
+              <w:left w:color="000000" w:space="0" w:sz="8" w:val="single"/>
+              <w:bottom w:color="000000" w:space="0" w:sz="8" w:val="single"/>
+              <w:right w:color="000000" w:space="0" w:sz="8" w:val="single"/>
+            </w:tcBorders>
+            <w:shd w:fill="ffffff" w:val="clear"/>
+            <w:tcMar>
+              <w:top w:w="0.0" w:type="dxa"/>
+              <w:left w:w="40.0" w:type="dxa"/>
+              <w:bottom w:w="0.0" w:type="dxa"/>
+              <w:right w:w="40.0" w:type="dxa"/>
+            </w:tcMar>
+            <w:vAlign w:val="center"/>
+          </w:tcPr>
+          <w:p>
+            <w:pPr>
+              <w:widowControl w:val="0"/>
+              <w:spacing w:before="0" w:line="276" w:lineRule="auto"/>
+              <w:jc w:val="center"/>
+              <w:rPr>
+                <w:rFonts w:ascii="Arial" w:cs="Arial" w:eastAsia="Arial" w:hAnsi="Arial"/>
+              </w:rPr>
+            </w:pPr>
+            <w:r>
+              <w:rPr>
+                <w:rtl w:val="0"/>
+              </w:rPr>
+              <w:t xml:space="preserve">3</w:t>
+            </w:r>
             <w:r>
               <w:rPr>
                 <w:rtl w:val="0"/>
@@ -6584,22 +6903,36 @@
         </w:tc>
         <w:tc>
           <w:tcPr>
-            <w:shd w:fill="auto" w:val="clear"/>
-            <w:tcMar>
-              <w:top w:w="100.0" w:type="dxa"/>
-              <w:left w:w="100.0" w:type="dxa"/>
-              <w:bottom w:w="100.0" w:type="dxa"/>
-              <w:right w:w="100.0" w:type="dxa"/>
-            </w:tcMar>
-            <w:vAlign w:val="center"/>
-          </w:tcPr>
-          <w:p>
-            <w:pPr>
-              <w:widowControl w:val="0"/>
-              <w:spacing w:before="0" w:line="360" w:lineRule="auto"/>
-              <w:jc w:val="left"/>
-              <w:rPr/>
-            </w:pPr>
+            <w:tcBorders>
+              <w:top w:color="cccccc" w:space="0" w:sz="8" w:val="single"/>
+              <w:left w:color="000000" w:space="0" w:sz="8" w:val="single"/>
+              <w:bottom w:color="000000" w:space="0" w:sz="8" w:val="single"/>
+              <w:right w:color="000000" w:space="0" w:sz="8" w:val="single"/>
+            </w:tcBorders>
+            <w:shd w:fill="ffffff" w:val="clear"/>
+            <w:tcMar>
+              <w:top w:w="0.0" w:type="dxa"/>
+              <w:left w:w="40.0" w:type="dxa"/>
+              <w:bottom w:w="0.0" w:type="dxa"/>
+              <w:right w:w="40.0" w:type="dxa"/>
+            </w:tcMar>
+            <w:vAlign w:val="center"/>
+          </w:tcPr>
+          <w:p>
+            <w:pPr>
+              <w:widowControl w:val="0"/>
+              <w:spacing w:before="0" w:line="276" w:lineRule="auto"/>
+              <w:jc w:val="center"/>
+              <w:rPr>
+                <w:rFonts w:ascii="Arial" w:cs="Arial" w:eastAsia="Arial" w:hAnsi="Arial"/>
+              </w:rPr>
+            </w:pPr>
+            <w:r>
+              <w:rPr>
+                <w:rtl w:val="0"/>
+              </w:rPr>
+              <w:t xml:space="preserve">1</w:t>
+            </w:r>
             <w:r>
               <w:rPr>
                 <w:rtl w:val="0"/>
@@ -6685,22 +7018,36 @@
         </w:tc>
         <w:tc>
           <w:tcPr>
-            <w:shd w:fill="auto" w:val="clear"/>
-            <w:tcMar>
-              <w:top w:w="100.0" w:type="dxa"/>
-              <w:left w:w="100.0" w:type="dxa"/>
-              <w:bottom w:w="100.0" w:type="dxa"/>
-              <w:right w:w="100.0" w:type="dxa"/>
-            </w:tcMar>
-            <w:vAlign w:val="center"/>
-          </w:tcPr>
-          <w:p>
-            <w:pPr>
-              <w:widowControl w:val="0"/>
-              <w:spacing w:before="0" w:line="360" w:lineRule="auto"/>
-              <w:jc w:val="left"/>
-              <w:rPr/>
-            </w:pPr>
+            <w:tcBorders>
+              <w:top w:color="cccccc" w:space="0" w:sz="8" w:val="single"/>
+              <w:left w:color="000000" w:space="0" w:sz="8" w:val="single"/>
+              <w:bottom w:color="000000" w:space="0" w:sz="8" w:val="single"/>
+              <w:right w:color="000000" w:space="0" w:sz="8" w:val="single"/>
+            </w:tcBorders>
+            <w:shd w:fill="ffffff" w:val="clear"/>
+            <w:tcMar>
+              <w:top w:w="0.0" w:type="dxa"/>
+              <w:left w:w="40.0" w:type="dxa"/>
+              <w:bottom w:w="0.0" w:type="dxa"/>
+              <w:right w:w="40.0" w:type="dxa"/>
+            </w:tcMar>
+            <w:vAlign w:val="center"/>
+          </w:tcPr>
+          <w:p>
+            <w:pPr>
+              <w:widowControl w:val="0"/>
+              <w:spacing w:before="0" w:line="276" w:lineRule="auto"/>
+              <w:jc w:val="center"/>
+              <w:rPr>
+                <w:rFonts w:ascii="Arial" w:cs="Arial" w:eastAsia="Arial" w:hAnsi="Arial"/>
+              </w:rPr>
+            </w:pPr>
+            <w:r>
+              <w:rPr>
+                <w:rtl w:val="0"/>
+              </w:rPr>
+              <w:t xml:space="preserve">1</w:t>
+            </w:r>
             <w:r>
               <w:rPr>
                 <w:rtl w:val="0"/>
@@ -6786,22 +7133,36 @@
         </w:tc>
         <w:tc>
           <w:tcPr>
-            <w:shd w:fill="auto" w:val="clear"/>
-            <w:tcMar>
-              <w:top w:w="100.0" w:type="dxa"/>
-              <w:left w:w="100.0" w:type="dxa"/>
-              <w:bottom w:w="100.0" w:type="dxa"/>
-              <w:right w:w="100.0" w:type="dxa"/>
-            </w:tcMar>
-            <w:vAlign w:val="center"/>
-          </w:tcPr>
-          <w:p>
-            <w:pPr>
-              <w:widowControl w:val="0"/>
-              <w:spacing w:before="0" w:line="360" w:lineRule="auto"/>
-              <w:jc w:val="left"/>
-              <w:rPr/>
-            </w:pPr>
+            <w:tcBorders>
+              <w:top w:color="cccccc" w:space="0" w:sz="8" w:val="single"/>
+              <w:left w:color="000000" w:space="0" w:sz="8" w:val="single"/>
+              <w:bottom w:color="000000" w:space="0" w:sz="8" w:val="single"/>
+              <w:right w:color="000000" w:space="0" w:sz="8" w:val="single"/>
+            </w:tcBorders>
+            <w:shd w:fill="ffffff" w:val="clear"/>
+            <w:tcMar>
+              <w:top w:w="0.0" w:type="dxa"/>
+              <w:left w:w="40.0" w:type="dxa"/>
+              <w:bottom w:w="0.0" w:type="dxa"/>
+              <w:right w:w="40.0" w:type="dxa"/>
+            </w:tcMar>
+            <w:vAlign w:val="center"/>
+          </w:tcPr>
+          <w:p>
+            <w:pPr>
+              <w:widowControl w:val="0"/>
+              <w:spacing w:before="0" w:line="276" w:lineRule="auto"/>
+              <w:jc w:val="center"/>
+              <w:rPr>
+                <w:rFonts w:ascii="Arial" w:cs="Arial" w:eastAsia="Arial" w:hAnsi="Arial"/>
+              </w:rPr>
+            </w:pPr>
+            <w:r>
+              <w:rPr>
+                <w:rtl w:val="0"/>
+              </w:rPr>
+              <w:t xml:space="preserve">1</w:t>
+            </w:r>
             <w:r>
               <w:rPr>
                 <w:rtl w:val="0"/>
@@ -6887,22 +7248,36 @@
         </w:tc>
         <w:tc>
           <w:tcPr>
-            <w:shd w:fill="auto" w:val="clear"/>
-            <w:tcMar>
-              <w:top w:w="100.0" w:type="dxa"/>
-              <w:left w:w="100.0" w:type="dxa"/>
-              <w:bottom w:w="100.0" w:type="dxa"/>
-              <w:right w:w="100.0" w:type="dxa"/>
-            </w:tcMar>
-            <w:vAlign w:val="center"/>
-          </w:tcPr>
-          <w:p>
-            <w:pPr>
-              <w:widowControl w:val="0"/>
-              <w:spacing w:before="0" w:line="360" w:lineRule="auto"/>
-              <w:jc w:val="left"/>
-              <w:rPr/>
-            </w:pPr>
+            <w:tcBorders>
+              <w:top w:color="cccccc" w:space="0" w:sz="8" w:val="single"/>
+              <w:left w:color="000000" w:space="0" w:sz="8" w:val="single"/>
+              <w:bottom w:color="000000" w:space="0" w:sz="8" w:val="single"/>
+              <w:right w:color="000000" w:space="0" w:sz="8" w:val="single"/>
+            </w:tcBorders>
+            <w:shd w:fill="ffffff" w:val="clear"/>
+            <w:tcMar>
+              <w:top w:w="0.0" w:type="dxa"/>
+              <w:left w:w="40.0" w:type="dxa"/>
+              <w:bottom w:w="0.0" w:type="dxa"/>
+              <w:right w:w="40.0" w:type="dxa"/>
+            </w:tcMar>
+            <w:vAlign w:val="center"/>
+          </w:tcPr>
+          <w:p>
+            <w:pPr>
+              <w:widowControl w:val="0"/>
+              <w:spacing w:before="0" w:line="276" w:lineRule="auto"/>
+              <w:jc w:val="center"/>
+              <w:rPr>
+                <w:rFonts w:ascii="Arial" w:cs="Arial" w:eastAsia="Arial" w:hAnsi="Arial"/>
+              </w:rPr>
+            </w:pPr>
+            <w:r>
+              <w:rPr>
+                <w:rtl w:val="0"/>
+              </w:rPr>
+              <w:t xml:space="preserve">1</w:t>
+            </w:r>
             <w:r>
               <w:rPr>
                 <w:rtl w:val="0"/>
@@ -7087,22 +7462,36 @@
         </w:tc>
         <w:tc>
           <w:tcPr>
-            <w:shd w:fill="auto" w:val="clear"/>
-            <w:tcMar>
-              <w:top w:w="100.0" w:type="dxa"/>
-              <w:left w:w="100.0" w:type="dxa"/>
-              <w:bottom w:w="100.0" w:type="dxa"/>
-              <w:right w:w="100.0" w:type="dxa"/>
-            </w:tcMar>
-            <w:vAlign w:val="center"/>
-          </w:tcPr>
-          <w:p>
-            <w:pPr>
-              <w:widowControl w:val="0"/>
-              <w:spacing w:before="0" w:line="360" w:lineRule="auto"/>
-              <w:jc w:val="left"/>
-              <w:rPr/>
-            </w:pPr>
+            <w:tcBorders>
+              <w:top w:color="000000" w:space="0" w:sz="6" w:val="single"/>
+              <w:left w:color="000000" w:space="0" w:sz="6" w:val="single"/>
+              <w:bottom w:color="000000" w:space="0" w:sz="6" w:val="single"/>
+              <w:right w:color="000000" w:space="0" w:sz="6" w:val="single"/>
+            </w:tcBorders>
+            <w:shd w:fill="ffffff" w:val="clear"/>
+            <w:tcMar>
+              <w:top w:w="0.0" w:type="dxa"/>
+              <w:left w:w="40.0" w:type="dxa"/>
+              <w:bottom w:w="0.0" w:type="dxa"/>
+              <w:right w:w="40.0" w:type="dxa"/>
+            </w:tcMar>
+            <w:vAlign w:val="center"/>
+          </w:tcPr>
+          <w:p>
+            <w:pPr>
+              <w:widowControl w:val="0"/>
+              <w:spacing w:before="0" w:line="276" w:lineRule="auto"/>
+              <w:jc w:val="center"/>
+              <w:rPr>
+                <w:rFonts w:ascii="Arial" w:cs="Arial" w:eastAsia="Arial" w:hAnsi="Arial"/>
+              </w:rPr>
+            </w:pPr>
+            <w:r>
+              <w:rPr>
+                <w:rtl w:val="0"/>
+              </w:rPr>
+              <w:t xml:space="preserve">2</w:t>
+            </w:r>
             <w:r>
               <w:rPr>
                 <w:rtl w:val="0"/>
@@ -7188,22 +7577,36 @@
         </w:tc>
         <w:tc>
           <w:tcPr>
-            <w:shd w:fill="auto" w:val="clear"/>
-            <w:tcMar>
-              <w:top w:w="100.0" w:type="dxa"/>
-              <w:left w:w="100.0" w:type="dxa"/>
-              <w:bottom w:w="100.0" w:type="dxa"/>
-              <w:right w:w="100.0" w:type="dxa"/>
-            </w:tcMar>
-            <w:vAlign w:val="center"/>
-          </w:tcPr>
-          <w:p>
-            <w:pPr>
-              <w:widowControl w:val="0"/>
-              <w:spacing w:before="0" w:line="360" w:lineRule="auto"/>
-              <w:jc w:val="left"/>
-              <w:rPr/>
-            </w:pPr>
+            <w:tcBorders>
+              <w:top w:color="cccccc" w:space="0" w:sz="6" w:val="single"/>
+              <w:left w:color="000000" w:space="0" w:sz="6" w:val="single"/>
+              <w:bottom w:color="000000" w:space="0" w:sz="6" w:val="single"/>
+              <w:right w:color="000000" w:space="0" w:sz="6" w:val="single"/>
+            </w:tcBorders>
+            <w:shd w:fill="ffffff" w:val="clear"/>
+            <w:tcMar>
+              <w:top w:w="0.0" w:type="dxa"/>
+              <w:left w:w="40.0" w:type="dxa"/>
+              <w:bottom w:w="0.0" w:type="dxa"/>
+              <w:right w:w="40.0" w:type="dxa"/>
+            </w:tcMar>
+            <w:vAlign w:val="center"/>
+          </w:tcPr>
+          <w:p>
+            <w:pPr>
+              <w:widowControl w:val="0"/>
+              <w:spacing w:before="0" w:line="276" w:lineRule="auto"/>
+              <w:jc w:val="center"/>
+              <w:rPr>
+                <w:rFonts w:ascii="Arial" w:cs="Arial" w:eastAsia="Arial" w:hAnsi="Arial"/>
+              </w:rPr>
+            </w:pPr>
+            <w:r>
+              <w:rPr>
+                <w:rtl w:val="0"/>
+              </w:rPr>
+              <w:t xml:space="preserve">1</w:t>
+            </w:r>
             <w:r>
               <w:rPr>
                 <w:rtl w:val="0"/>
@@ -7289,22 +7692,36 @@
         </w:tc>
         <w:tc>
           <w:tcPr>
-            <w:shd w:fill="auto" w:val="clear"/>
-            <w:tcMar>
-              <w:top w:w="100.0" w:type="dxa"/>
-              <w:left w:w="100.0" w:type="dxa"/>
-              <w:bottom w:w="100.0" w:type="dxa"/>
-              <w:right w:w="100.0" w:type="dxa"/>
-            </w:tcMar>
-            <w:vAlign w:val="center"/>
-          </w:tcPr>
-          <w:p>
-            <w:pPr>
-              <w:widowControl w:val="0"/>
-              <w:spacing w:before="0" w:line="360" w:lineRule="auto"/>
-              <w:jc w:val="left"/>
-              <w:rPr/>
-            </w:pPr>
+            <w:tcBorders>
+              <w:top w:color="cccccc" w:space="0" w:sz="6" w:val="single"/>
+              <w:left w:color="000000" w:space="0" w:sz="6" w:val="single"/>
+              <w:bottom w:color="000000" w:space="0" w:sz="6" w:val="single"/>
+              <w:right w:color="000000" w:space="0" w:sz="6" w:val="single"/>
+            </w:tcBorders>
+            <w:shd w:fill="ffffff" w:val="clear"/>
+            <w:tcMar>
+              <w:top w:w="0.0" w:type="dxa"/>
+              <w:left w:w="40.0" w:type="dxa"/>
+              <w:bottom w:w="0.0" w:type="dxa"/>
+              <w:right w:w="40.0" w:type="dxa"/>
+            </w:tcMar>
+            <w:vAlign w:val="center"/>
+          </w:tcPr>
+          <w:p>
+            <w:pPr>
+              <w:widowControl w:val="0"/>
+              <w:spacing w:before="0" w:line="276" w:lineRule="auto"/>
+              <w:jc w:val="center"/>
+              <w:rPr>
+                <w:rFonts w:ascii="Arial" w:cs="Arial" w:eastAsia="Arial" w:hAnsi="Arial"/>
+              </w:rPr>
+            </w:pPr>
+            <w:r>
+              <w:rPr>
+                <w:rtl w:val="0"/>
+              </w:rPr>
+              <w:t xml:space="preserve">1</w:t>
+            </w:r>
             <w:r>
               <w:rPr>
                 <w:rtl w:val="0"/>
@@ -7390,22 +7807,36 @@
         </w:tc>
         <w:tc>
           <w:tcPr>
-            <w:shd w:fill="auto" w:val="clear"/>
-            <w:tcMar>
-              <w:top w:w="100.0" w:type="dxa"/>
-              <w:left w:w="100.0" w:type="dxa"/>
-              <w:bottom w:w="100.0" w:type="dxa"/>
-              <w:right w:w="100.0" w:type="dxa"/>
-            </w:tcMar>
-            <w:vAlign w:val="center"/>
-          </w:tcPr>
-          <w:p>
-            <w:pPr>
-              <w:widowControl w:val="0"/>
-              <w:spacing w:before="0" w:line="360" w:lineRule="auto"/>
-              <w:jc w:val="left"/>
-              <w:rPr/>
-            </w:pPr>
+            <w:tcBorders>
+              <w:top w:color="cccccc" w:space="0" w:sz="6" w:val="single"/>
+              <w:left w:color="000000" w:space="0" w:sz="6" w:val="single"/>
+              <w:bottom w:color="000000" w:space="0" w:sz="6" w:val="single"/>
+              <w:right w:color="000000" w:space="0" w:sz="6" w:val="single"/>
+            </w:tcBorders>
+            <w:shd w:fill="ffffff" w:val="clear"/>
+            <w:tcMar>
+              <w:top w:w="0.0" w:type="dxa"/>
+              <w:left w:w="40.0" w:type="dxa"/>
+              <w:bottom w:w="0.0" w:type="dxa"/>
+              <w:right w:w="40.0" w:type="dxa"/>
+            </w:tcMar>
+            <w:vAlign w:val="center"/>
+          </w:tcPr>
+          <w:p>
+            <w:pPr>
+              <w:widowControl w:val="0"/>
+              <w:spacing w:before="0" w:line="276" w:lineRule="auto"/>
+              <w:jc w:val="center"/>
+              <w:rPr>
+                <w:rFonts w:ascii="Arial" w:cs="Arial" w:eastAsia="Arial" w:hAnsi="Arial"/>
+              </w:rPr>
+            </w:pPr>
+            <w:r>
+              <w:rPr>
+                <w:rtl w:val="0"/>
+              </w:rPr>
+              <w:t xml:space="preserve">1</w:t>
+            </w:r>
             <w:r>
               <w:rPr>
                 <w:rtl w:val="0"/>
@@ -7491,22 +7922,36 @@
         </w:tc>
         <w:tc>
           <w:tcPr>
-            <w:shd w:fill="auto" w:val="clear"/>
-            <w:tcMar>
-              <w:top w:w="100.0" w:type="dxa"/>
-              <w:left w:w="100.0" w:type="dxa"/>
-              <w:bottom w:w="100.0" w:type="dxa"/>
-              <w:right w:w="100.0" w:type="dxa"/>
-            </w:tcMar>
-            <w:vAlign w:val="center"/>
-          </w:tcPr>
-          <w:p>
-            <w:pPr>
-              <w:widowControl w:val="0"/>
-              <w:spacing w:before="0" w:line="360" w:lineRule="auto"/>
-              <w:jc w:val="left"/>
-              <w:rPr/>
-            </w:pPr>
+            <w:tcBorders>
+              <w:top w:color="cccccc" w:space="0" w:sz="6" w:val="single"/>
+              <w:left w:color="000000" w:space="0" w:sz="6" w:val="single"/>
+              <w:bottom w:color="000000" w:space="0" w:sz="6" w:val="single"/>
+              <w:right w:color="000000" w:space="0" w:sz="6" w:val="single"/>
+            </w:tcBorders>
+            <w:shd w:fill="ffffff" w:val="clear"/>
+            <w:tcMar>
+              <w:top w:w="0.0" w:type="dxa"/>
+              <w:left w:w="40.0" w:type="dxa"/>
+              <w:bottom w:w="0.0" w:type="dxa"/>
+              <w:right w:w="40.0" w:type="dxa"/>
+            </w:tcMar>
+            <w:vAlign w:val="center"/>
+          </w:tcPr>
+          <w:p>
+            <w:pPr>
+              <w:widowControl w:val="0"/>
+              <w:spacing w:before="0" w:line="276" w:lineRule="auto"/>
+              <w:jc w:val="center"/>
+              <w:rPr>
+                <w:rFonts w:ascii="Arial" w:cs="Arial" w:eastAsia="Arial" w:hAnsi="Arial"/>
+              </w:rPr>
+            </w:pPr>
+            <w:r>
+              <w:rPr>
+                <w:rtl w:val="0"/>
+              </w:rPr>
+              <w:t xml:space="preserve">1</w:t>
+            </w:r>
             <w:r>
               <w:rPr>
                 <w:rtl w:val="0"/>
@@ -7592,22 +8037,36 @@
         </w:tc>
         <w:tc>
           <w:tcPr>
-            <w:shd w:fill="auto" w:val="clear"/>
-            <w:tcMar>
-              <w:top w:w="100.0" w:type="dxa"/>
-              <w:left w:w="100.0" w:type="dxa"/>
-              <w:bottom w:w="100.0" w:type="dxa"/>
-              <w:right w:w="100.0" w:type="dxa"/>
-            </w:tcMar>
-            <w:vAlign w:val="center"/>
-          </w:tcPr>
-          <w:p>
-            <w:pPr>
-              <w:widowControl w:val="0"/>
-              <w:spacing w:before="0" w:line="360" w:lineRule="auto"/>
-              <w:jc w:val="left"/>
-              <w:rPr/>
-            </w:pPr>
+            <w:tcBorders>
+              <w:top w:color="cccccc" w:space="0" w:sz="6" w:val="single"/>
+              <w:left w:color="000000" w:space="0" w:sz="6" w:val="single"/>
+              <w:bottom w:color="000000" w:space="0" w:sz="6" w:val="single"/>
+              <w:right w:color="000000" w:space="0" w:sz="6" w:val="single"/>
+            </w:tcBorders>
+            <w:shd w:fill="ffffff" w:val="clear"/>
+            <w:tcMar>
+              <w:top w:w="0.0" w:type="dxa"/>
+              <w:left w:w="40.0" w:type="dxa"/>
+              <w:bottom w:w="0.0" w:type="dxa"/>
+              <w:right w:w="40.0" w:type="dxa"/>
+            </w:tcMar>
+            <w:vAlign w:val="center"/>
+          </w:tcPr>
+          <w:p>
+            <w:pPr>
+              <w:widowControl w:val="0"/>
+              <w:spacing w:before="0" w:line="276" w:lineRule="auto"/>
+              <w:jc w:val="center"/>
+              <w:rPr>
+                <w:rFonts w:ascii="Arial" w:cs="Arial" w:eastAsia="Arial" w:hAnsi="Arial"/>
+              </w:rPr>
+            </w:pPr>
+            <w:r>
+              <w:rPr>
+                <w:rtl w:val="0"/>
+              </w:rPr>
+              <w:t xml:space="preserve">1</w:t>
+            </w:r>
             <w:r>
               <w:rPr>
                 <w:rtl w:val="0"/>
@@ -7792,22 +8251,36 @@
         </w:tc>
         <w:tc>
           <w:tcPr>
-            <w:shd w:fill="auto" w:val="clear"/>
-            <w:tcMar>
-              <w:top w:w="100.0" w:type="dxa"/>
-              <w:left w:w="100.0" w:type="dxa"/>
-              <w:bottom w:w="100.0" w:type="dxa"/>
-              <w:right w:w="100.0" w:type="dxa"/>
-            </w:tcMar>
-            <w:vAlign w:val="center"/>
-          </w:tcPr>
-          <w:p>
-            <w:pPr>
-              <w:widowControl w:val="0"/>
-              <w:spacing w:before="0" w:line="360" w:lineRule="auto"/>
-              <w:jc w:val="left"/>
-              <w:rPr/>
-            </w:pPr>
+            <w:tcBorders>
+              <w:top w:color="000000" w:space="0" w:sz="6" w:val="single"/>
+              <w:left w:color="000000" w:space="0" w:sz="6" w:val="single"/>
+              <w:bottom w:color="000000" w:space="0" w:sz="6" w:val="single"/>
+              <w:right w:color="000000" w:space="0" w:sz="6" w:val="single"/>
+            </w:tcBorders>
+            <w:shd w:fill="ffffff" w:val="clear"/>
+            <w:tcMar>
+              <w:top w:w="0.0" w:type="dxa"/>
+              <w:left w:w="40.0" w:type="dxa"/>
+              <w:bottom w:w="0.0" w:type="dxa"/>
+              <w:right w:w="40.0" w:type="dxa"/>
+            </w:tcMar>
+            <w:vAlign w:val="center"/>
+          </w:tcPr>
+          <w:p>
+            <w:pPr>
+              <w:widowControl w:val="0"/>
+              <w:spacing w:before="0" w:line="276" w:lineRule="auto"/>
+              <w:jc w:val="center"/>
+              <w:rPr>
+                <w:rFonts w:ascii="Arial" w:cs="Arial" w:eastAsia="Arial" w:hAnsi="Arial"/>
+              </w:rPr>
+            </w:pPr>
+            <w:r>
+              <w:rPr>
+                <w:rtl w:val="0"/>
+              </w:rPr>
+              <w:t xml:space="preserve">2</w:t>
+            </w:r>
             <w:r>
               <w:rPr>
                 <w:rtl w:val="0"/>
@@ -7893,22 +8366,36 @@
         </w:tc>
         <w:tc>
           <w:tcPr>
-            <w:shd w:fill="auto" w:val="clear"/>
-            <w:tcMar>
-              <w:top w:w="100.0" w:type="dxa"/>
-              <w:left w:w="100.0" w:type="dxa"/>
-              <w:bottom w:w="100.0" w:type="dxa"/>
-              <w:right w:w="100.0" w:type="dxa"/>
-            </w:tcMar>
-            <w:vAlign w:val="center"/>
-          </w:tcPr>
-          <w:p>
-            <w:pPr>
-              <w:widowControl w:val="0"/>
-              <w:spacing w:before="0" w:line="360" w:lineRule="auto"/>
-              <w:jc w:val="left"/>
-              <w:rPr/>
-            </w:pPr>
+            <w:tcBorders>
+              <w:top w:color="cccccc" w:space="0" w:sz="6" w:val="single"/>
+              <w:left w:color="000000" w:space="0" w:sz="6" w:val="single"/>
+              <w:bottom w:color="000000" w:space="0" w:sz="6" w:val="single"/>
+              <w:right w:color="000000" w:space="0" w:sz="6" w:val="single"/>
+            </w:tcBorders>
+            <w:shd w:fill="ffffff" w:val="clear"/>
+            <w:tcMar>
+              <w:top w:w="0.0" w:type="dxa"/>
+              <w:left w:w="40.0" w:type="dxa"/>
+              <w:bottom w:w="0.0" w:type="dxa"/>
+              <w:right w:w="40.0" w:type="dxa"/>
+            </w:tcMar>
+            <w:vAlign w:val="center"/>
+          </w:tcPr>
+          <w:p>
+            <w:pPr>
+              <w:widowControl w:val="0"/>
+              <w:spacing w:before="0" w:line="276" w:lineRule="auto"/>
+              <w:jc w:val="center"/>
+              <w:rPr>
+                <w:rFonts w:ascii="Arial" w:cs="Arial" w:eastAsia="Arial" w:hAnsi="Arial"/>
+              </w:rPr>
+            </w:pPr>
+            <w:r>
+              <w:rPr>
+                <w:rtl w:val="0"/>
+              </w:rPr>
+              <w:t xml:space="preserve">1</w:t>
+            </w:r>
             <w:r>
               <w:rPr>
                 <w:rtl w:val="0"/>
@@ -7994,22 +8481,36 @@
         </w:tc>
         <w:tc>
           <w:tcPr>
-            <w:shd w:fill="auto" w:val="clear"/>
-            <w:tcMar>
-              <w:top w:w="100.0" w:type="dxa"/>
-              <w:left w:w="100.0" w:type="dxa"/>
-              <w:bottom w:w="100.0" w:type="dxa"/>
-              <w:right w:w="100.0" w:type="dxa"/>
-            </w:tcMar>
-            <w:vAlign w:val="center"/>
-          </w:tcPr>
-          <w:p>
-            <w:pPr>
-              <w:widowControl w:val="0"/>
-              <w:spacing w:before="0" w:line="360" w:lineRule="auto"/>
-              <w:jc w:val="left"/>
-              <w:rPr/>
-            </w:pPr>
+            <w:tcBorders>
+              <w:top w:color="cccccc" w:space="0" w:sz="6" w:val="single"/>
+              <w:left w:color="000000" w:space="0" w:sz="6" w:val="single"/>
+              <w:bottom w:color="000000" w:space="0" w:sz="6" w:val="single"/>
+              <w:right w:color="000000" w:space="0" w:sz="6" w:val="single"/>
+            </w:tcBorders>
+            <w:shd w:fill="ffffff" w:val="clear"/>
+            <w:tcMar>
+              <w:top w:w="0.0" w:type="dxa"/>
+              <w:left w:w="40.0" w:type="dxa"/>
+              <w:bottom w:w="0.0" w:type="dxa"/>
+              <w:right w:w="40.0" w:type="dxa"/>
+            </w:tcMar>
+            <w:vAlign w:val="center"/>
+          </w:tcPr>
+          <w:p>
+            <w:pPr>
+              <w:widowControl w:val="0"/>
+              <w:spacing w:before="0" w:line="276" w:lineRule="auto"/>
+              <w:jc w:val="center"/>
+              <w:rPr>
+                <w:rFonts w:ascii="Arial" w:cs="Arial" w:eastAsia="Arial" w:hAnsi="Arial"/>
+              </w:rPr>
+            </w:pPr>
+            <w:r>
+              <w:rPr>
+                <w:rtl w:val="0"/>
+              </w:rPr>
+              <w:t xml:space="preserve">1</w:t>
+            </w:r>
             <w:r>
               <w:rPr>
                 <w:rtl w:val="0"/>
@@ -8095,22 +8596,36 @@
         </w:tc>
         <w:tc>
           <w:tcPr>
-            <w:shd w:fill="auto" w:val="clear"/>
-            <w:tcMar>
-              <w:top w:w="100.0" w:type="dxa"/>
-              <w:left w:w="100.0" w:type="dxa"/>
-              <w:bottom w:w="100.0" w:type="dxa"/>
-              <w:right w:w="100.0" w:type="dxa"/>
-            </w:tcMar>
-            <w:vAlign w:val="center"/>
-          </w:tcPr>
-          <w:p>
-            <w:pPr>
-              <w:widowControl w:val="0"/>
-              <w:spacing w:before="0" w:line="360" w:lineRule="auto"/>
-              <w:jc w:val="left"/>
-              <w:rPr/>
-            </w:pPr>
+            <w:tcBorders>
+              <w:top w:color="cccccc" w:space="0" w:sz="6" w:val="single"/>
+              <w:left w:color="000000" w:space="0" w:sz="6" w:val="single"/>
+              <w:bottom w:color="000000" w:space="0" w:sz="6" w:val="single"/>
+              <w:right w:color="000000" w:space="0" w:sz="6" w:val="single"/>
+            </w:tcBorders>
+            <w:shd w:fill="ffffff" w:val="clear"/>
+            <w:tcMar>
+              <w:top w:w="0.0" w:type="dxa"/>
+              <w:left w:w="40.0" w:type="dxa"/>
+              <w:bottom w:w="0.0" w:type="dxa"/>
+              <w:right w:w="40.0" w:type="dxa"/>
+            </w:tcMar>
+            <w:vAlign w:val="center"/>
+          </w:tcPr>
+          <w:p>
+            <w:pPr>
+              <w:widowControl w:val="0"/>
+              <w:spacing w:before="0" w:line="276" w:lineRule="auto"/>
+              <w:jc w:val="center"/>
+              <w:rPr>
+                <w:rFonts w:ascii="Arial" w:cs="Arial" w:eastAsia="Arial" w:hAnsi="Arial"/>
+              </w:rPr>
+            </w:pPr>
+            <w:r>
+              <w:rPr>
+                <w:rtl w:val="0"/>
+              </w:rPr>
+              <w:t xml:space="preserve">1</w:t>
+            </w:r>
             <w:r>
               <w:rPr>
                 <w:rtl w:val="0"/>
@@ -8196,22 +8711,36 @@
         </w:tc>
         <w:tc>
           <w:tcPr>
-            <w:shd w:fill="auto" w:val="clear"/>
-            <w:tcMar>
-              <w:top w:w="100.0" w:type="dxa"/>
-              <w:left w:w="100.0" w:type="dxa"/>
-              <w:bottom w:w="100.0" w:type="dxa"/>
-              <w:right w:w="100.0" w:type="dxa"/>
-            </w:tcMar>
-            <w:vAlign w:val="center"/>
-          </w:tcPr>
-          <w:p>
-            <w:pPr>
-              <w:widowControl w:val="0"/>
-              <w:spacing w:before="0" w:line="360" w:lineRule="auto"/>
-              <w:jc w:val="left"/>
-              <w:rPr/>
-            </w:pPr>
+            <w:tcBorders>
+              <w:top w:color="cccccc" w:space="0" w:sz="6" w:val="single"/>
+              <w:left w:color="000000" w:space="0" w:sz="6" w:val="single"/>
+              <w:bottom w:color="000000" w:space="0" w:sz="6" w:val="single"/>
+              <w:right w:color="000000" w:space="0" w:sz="6" w:val="single"/>
+            </w:tcBorders>
+            <w:shd w:fill="ffffff" w:val="clear"/>
+            <w:tcMar>
+              <w:top w:w="0.0" w:type="dxa"/>
+              <w:left w:w="40.0" w:type="dxa"/>
+              <w:bottom w:w="0.0" w:type="dxa"/>
+              <w:right w:w="40.0" w:type="dxa"/>
+            </w:tcMar>
+            <w:vAlign w:val="center"/>
+          </w:tcPr>
+          <w:p>
+            <w:pPr>
+              <w:widowControl w:val="0"/>
+              <w:spacing w:before="0" w:line="276" w:lineRule="auto"/>
+              <w:jc w:val="center"/>
+              <w:rPr>
+                <w:rFonts w:ascii="Arial" w:cs="Arial" w:eastAsia="Arial" w:hAnsi="Arial"/>
+              </w:rPr>
+            </w:pPr>
+            <w:r>
+              <w:rPr>
+                <w:rtl w:val="0"/>
+              </w:rPr>
+              <w:t xml:space="preserve">1</w:t>
+            </w:r>
             <w:r>
               <w:rPr>
                 <w:rtl w:val="0"/>
@@ -8297,22 +8826,36 @@
         </w:tc>
         <w:tc>
           <w:tcPr>
-            <w:shd w:fill="auto" w:val="clear"/>
-            <w:tcMar>
-              <w:top w:w="100.0" w:type="dxa"/>
-              <w:left w:w="100.0" w:type="dxa"/>
-              <w:bottom w:w="100.0" w:type="dxa"/>
-              <w:right w:w="100.0" w:type="dxa"/>
-            </w:tcMar>
-            <w:vAlign w:val="center"/>
-          </w:tcPr>
-          <w:p>
-            <w:pPr>
-              <w:widowControl w:val="0"/>
-              <w:spacing w:before="0" w:line="360" w:lineRule="auto"/>
-              <w:jc w:val="left"/>
-              <w:rPr/>
-            </w:pPr>
+            <w:tcBorders>
+              <w:top w:color="cccccc" w:space="0" w:sz="6" w:val="single"/>
+              <w:left w:color="000000" w:space="0" w:sz="6" w:val="single"/>
+              <w:bottom w:color="000000" w:space="0" w:sz="6" w:val="single"/>
+              <w:right w:color="000000" w:space="0" w:sz="6" w:val="single"/>
+            </w:tcBorders>
+            <w:shd w:fill="ffffff" w:val="clear"/>
+            <w:tcMar>
+              <w:top w:w="0.0" w:type="dxa"/>
+              <w:left w:w="40.0" w:type="dxa"/>
+              <w:bottom w:w="0.0" w:type="dxa"/>
+              <w:right w:w="40.0" w:type="dxa"/>
+            </w:tcMar>
+            <w:vAlign w:val="center"/>
+          </w:tcPr>
+          <w:p>
+            <w:pPr>
+              <w:widowControl w:val="0"/>
+              <w:spacing w:before="0" w:line="276" w:lineRule="auto"/>
+              <w:jc w:val="center"/>
+              <w:rPr>
+                <w:rFonts w:ascii="Arial" w:cs="Arial" w:eastAsia="Arial" w:hAnsi="Arial"/>
+              </w:rPr>
+            </w:pPr>
+            <w:r>
+              <w:rPr>
+                <w:rtl w:val="0"/>
+              </w:rPr>
+              <w:t xml:space="preserve">1</w:t>
+            </w:r>
             <w:r>
               <w:rPr>
                 <w:rtl w:val="0"/>
@@ -8497,22 +9040,36 @@
         </w:tc>
         <w:tc>
           <w:tcPr>
-            <w:shd w:fill="auto" w:val="clear"/>
-            <w:tcMar>
-              <w:top w:w="100.0" w:type="dxa"/>
-              <w:left w:w="100.0" w:type="dxa"/>
-              <w:bottom w:w="100.0" w:type="dxa"/>
-              <w:right w:w="100.0" w:type="dxa"/>
-            </w:tcMar>
-            <w:vAlign w:val="center"/>
-          </w:tcPr>
-          <w:p>
-            <w:pPr>
-              <w:widowControl w:val="0"/>
-              <w:spacing w:before="0" w:line="360" w:lineRule="auto"/>
-              <w:jc w:val="left"/>
-              <w:rPr/>
-            </w:pPr>
+            <w:tcBorders>
+              <w:top w:color="000000" w:space="0" w:sz="6" w:val="single"/>
+              <w:left w:color="000000" w:space="0" w:sz="6" w:val="single"/>
+              <w:bottom w:color="000000" w:space="0" w:sz="6" w:val="single"/>
+              <w:right w:color="000000" w:space="0" w:sz="6" w:val="single"/>
+            </w:tcBorders>
+            <w:shd w:fill="ffffff" w:val="clear"/>
+            <w:tcMar>
+              <w:top w:w="0.0" w:type="dxa"/>
+              <w:left w:w="40.0" w:type="dxa"/>
+              <w:bottom w:w="0.0" w:type="dxa"/>
+              <w:right w:w="40.0" w:type="dxa"/>
+            </w:tcMar>
+            <w:vAlign w:val="center"/>
+          </w:tcPr>
+          <w:p>
+            <w:pPr>
+              <w:widowControl w:val="0"/>
+              <w:spacing w:before="0" w:line="276" w:lineRule="auto"/>
+              <w:jc w:val="center"/>
+              <w:rPr>
+                <w:rFonts w:ascii="Arial" w:cs="Arial" w:eastAsia="Arial" w:hAnsi="Arial"/>
+              </w:rPr>
+            </w:pPr>
+            <w:r>
+              <w:rPr>
+                <w:rtl w:val="0"/>
+              </w:rPr>
+              <w:t xml:space="preserve">2</w:t>
+            </w:r>
             <w:r>
               <w:rPr>
                 <w:rtl w:val="0"/>
@@ -8598,22 +9155,36 @@
         </w:tc>
         <w:tc>
           <w:tcPr>
-            <w:shd w:fill="auto" w:val="clear"/>
-            <w:tcMar>
-              <w:top w:w="100.0" w:type="dxa"/>
-              <w:left w:w="100.0" w:type="dxa"/>
-              <w:bottom w:w="100.0" w:type="dxa"/>
-              <w:right w:w="100.0" w:type="dxa"/>
-            </w:tcMar>
-            <w:vAlign w:val="center"/>
-          </w:tcPr>
-          <w:p>
-            <w:pPr>
-              <w:widowControl w:val="0"/>
-              <w:spacing w:before="0" w:line="360" w:lineRule="auto"/>
-              <w:jc w:val="left"/>
-              <w:rPr/>
-            </w:pPr>
+            <w:tcBorders>
+              <w:top w:color="cccccc" w:space="0" w:sz="6" w:val="single"/>
+              <w:left w:color="000000" w:space="0" w:sz="6" w:val="single"/>
+              <w:bottom w:color="000000" w:space="0" w:sz="6" w:val="single"/>
+              <w:right w:color="000000" w:space="0" w:sz="6" w:val="single"/>
+            </w:tcBorders>
+            <w:shd w:fill="ffffff" w:val="clear"/>
+            <w:tcMar>
+              <w:top w:w="0.0" w:type="dxa"/>
+              <w:left w:w="40.0" w:type="dxa"/>
+              <w:bottom w:w="0.0" w:type="dxa"/>
+              <w:right w:w="40.0" w:type="dxa"/>
+            </w:tcMar>
+            <w:vAlign w:val="center"/>
+          </w:tcPr>
+          <w:p>
+            <w:pPr>
+              <w:widowControl w:val="0"/>
+              <w:spacing w:before="0" w:line="276" w:lineRule="auto"/>
+              <w:jc w:val="center"/>
+              <w:rPr>
+                <w:rFonts w:ascii="Arial" w:cs="Arial" w:eastAsia="Arial" w:hAnsi="Arial"/>
+              </w:rPr>
+            </w:pPr>
+            <w:r>
+              <w:rPr>
+                <w:rtl w:val="0"/>
+              </w:rPr>
+              <w:t xml:space="preserve">2</w:t>
+            </w:r>
             <w:r>
               <w:rPr>
                 <w:rtl w:val="0"/>
@@ -8699,22 +9270,36 @@
         </w:tc>
         <w:tc>
           <w:tcPr>
-            <w:shd w:fill="auto" w:val="clear"/>
-            <w:tcMar>
-              <w:top w:w="100.0" w:type="dxa"/>
-              <w:left w:w="100.0" w:type="dxa"/>
-              <w:bottom w:w="100.0" w:type="dxa"/>
-              <w:right w:w="100.0" w:type="dxa"/>
-            </w:tcMar>
-            <w:vAlign w:val="center"/>
-          </w:tcPr>
-          <w:p>
-            <w:pPr>
-              <w:widowControl w:val="0"/>
-              <w:spacing w:before="0" w:line="360" w:lineRule="auto"/>
-              <w:jc w:val="left"/>
-              <w:rPr/>
-            </w:pPr>
+            <w:tcBorders>
+              <w:top w:color="cccccc" w:space="0" w:sz="6" w:val="single"/>
+              <w:left w:color="000000" w:space="0" w:sz="6" w:val="single"/>
+              <w:bottom w:color="000000" w:space="0" w:sz="6" w:val="single"/>
+              <w:right w:color="000000" w:space="0" w:sz="6" w:val="single"/>
+            </w:tcBorders>
+            <w:shd w:fill="ffffff" w:val="clear"/>
+            <w:tcMar>
+              <w:top w:w="0.0" w:type="dxa"/>
+              <w:left w:w="40.0" w:type="dxa"/>
+              <w:bottom w:w="0.0" w:type="dxa"/>
+              <w:right w:w="40.0" w:type="dxa"/>
+            </w:tcMar>
+            <w:vAlign w:val="center"/>
+          </w:tcPr>
+          <w:p>
+            <w:pPr>
+              <w:widowControl w:val="0"/>
+              <w:spacing w:before="0" w:line="276" w:lineRule="auto"/>
+              <w:jc w:val="center"/>
+              <w:rPr>
+                <w:rFonts w:ascii="Arial" w:cs="Arial" w:eastAsia="Arial" w:hAnsi="Arial"/>
+              </w:rPr>
+            </w:pPr>
+            <w:r>
+              <w:rPr>
+                <w:rtl w:val="0"/>
+              </w:rPr>
+              <w:t xml:space="preserve">1</w:t>
+            </w:r>
             <w:r>
               <w:rPr>
                 <w:rtl w:val="0"/>
@@ -8800,22 +9385,36 @@
         </w:tc>
         <w:tc>
           <w:tcPr>
-            <w:shd w:fill="auto" w:val="clear"/>
-            <w:tcMar>
-              <w:top w:w="100.0" w:type="dxa"/>
-              <w:left w:w="100.0" w:type="dxa"/>
-              <w:bottom w:w="100.0" w:type="dxa"/>
-              <w:right w:w="100.0" w:type="dxa"/>
-            </w:tcMar>
-            <w:vAlign w:val="center"/>
-          </w:tcPr>
-          <w:p>
-            <w:pPr>
-              <w:widowControl w:val="0"/>
-              <w:spacing w:before="0" w:line="360" w:lineRule="auto"/>
-              <w:jc w:val="left"/>
-              <w:rPr/>
-            </w:pPr>
+            <w:tcBorders>
+              <w:top w:color="cccccc" w:space="0" w:sz="6" w:val="single"/>
+              <w:left w:color="000000" w:space="0" w:sz="6" w:val="single"/>
+              <w:bottom w:color="000000" w:space="0" w:sz="6" w:val="single"/>
+              <w:right w:color="000000" w:space="0" w:sz="6" w:val="single"/>
+            </w:tcBorders>
+            <w:shd w:fill="ffffff" w:val="clear"/>
+            <w:tcMar>
+              <w:top w:w="0.0" w:type="dxa"/>
+              <w:left w:w="40.0" w:type="dxa"/>
+              <w:bottom w:w="0.0" w:type="dxa"/>
+              <w:right w:w="40.0" w:type="dxa"/>
+            </w:tcMar>
+            <w:vAlign w:val="center"/>
+          </w:tcPr>
+          <w:p>
+            <w:pPr>
+              <w:widowControl w:val="0"/>
+              <w:spacing w:before="0" w:line="276" w:lineRule="auto"/>
+              <w:jc w:val="center"/>
+              <w:rPr>
+                <w:rFonts w:ascii="Arial" w:cs="Arial" w:eastAsia="Arial" w:hAnsi="Arial"/>
+              </w:rPr>
+            </w:pPr>
+            <w:r>
+              <w:rPr>
+                <w:rtl w:val="0"/>
+              </w:rPr>
+              <w:t xml:space="preserve">2</w:t>
+            </w:r>
             <w:r>
               <w:rPr>
                 <w:rtl w:val="0"/>
@@ -8901,22 +9500,36 @@
         </w:tc>
         <w:tc>
           <w:tcPr>
-            <w:shd w:fill="auto" w:val="clear"/>
-            <w:tcMar>
-              <w:top w:w="100.0" w:type="dxa"/>
-              <w:left w:w="100.0" w:type="dxa"/>
-              <w:bottom w:w="100.0" w:type="dxa"/>
-              <w:right w:w="100.0" w:type="dxa"/>
-            </w:tcMar>
-            <w:vAlign w:val="center"/>
-          </w:tcPr>
-          <w:p>
-            <w:pPr>
-              <w:widowControl w:val="0"/>
-              <w:spacing w:before="0" w:line="360" w:lineRule="auto"/>
-              <w:jc w:val="left"/>
-              <w:rPr/>
-            </w:pPr>
+            <w:tcBorders>
+              <w:top w:color="cccccc" w:space="0" w:sz="6" w:val="single"/>
+              <w:left w:color="000000" w:space="0" w:sz="6" w:val="single"/>
+              <w:bottom w:color="000000" w:space="0" w:sz="6" w:val="single"/>
+              <w:right w:color="000000" w:space="0" w:sz="6" w:val="single"/>
+            </w:tcBorders>
+            <w:shd w:fill="ffffff" w:val="clear"/>
+            <w:tcMar>
+              <w:top w:w="0.0" w:type="dxa"/>
+              <w:left w:w="40.0" w:type="dxa"/>
+              <w:bottom w:w="0.0" w:type="dxa"/>
+              <w:right w:w="40.0" w:type="dxa"/>
+            </w:tcMar>
+            <w:vAlign w:val="center"/>
+          </w:tcPr>
+          <w:p>
+            <w:pPr>
+              <w:widowControl w:val="0"/>
+              <w:spacing w:before="0" w:line="276" w:lineRule="auto"/>
+              <w:jc w:val="center"/>
+              <w:rPr>
+                <w:rFonts w:ascii="Arial" w:cs="Arial" w:eastAsia="Arial" w:hAnsi="Arial"/>
+              </w:rPr>
+            </w:pPr>
+            <w:r>
+              <w:rPr>
+                <w:rtl w:val="0"/>
+              </w:rPr>
+              <w:t xml:space="preserve">1</w:t>
+            </w:r>
             <w:r>
               <w:rPr>
                 <w:rtl w:val="0"/>
@@ -9002,22 +9615,36 @@
         </w:tc>
         <w:tc>
           <w:tcPr>
-            <w:shd w:fill="auto" w:val="clear"/>
-            <w:tcMar>
-              <w:top w:w="100.0" w:type="dxa"/>
-              <w:left w:w="100.0" w:type="dxa"/>
-              <w:bottom w:w="100.0" w:type="dxa"/>
-              <w:right w:w="100.0" w:type="dxa"/>
-            </w:tcMar>
-            <w:vAlign w:val="center"/>
-          </w:tcPr>
-          <w:p>
-            <w:pPr>
-              <w:widowControl w:val="0"/>
-              <w:spacing w:before="0" w:line="360" w:lineRule="auto"/>
-              <w:jc w:val="left"/>
-              <w:rPr/>
-            </w:pPr>
+            <w:tcBorders>
+              <w:top w:color="cccccc" w:space="0" w:sz="6" w:val="single"/>
+              <w:left w:color="000000" w:space="0" w:sz="6" w:val="single"/>
+              <w:bottom w:color="000000" w:space="0" w:sz="6" w:val="single"/>
+              <w:right w:color="000000" w:space="0" w:sz="6" w:val="single"/>
+            </w:tcBorders>
+            <w:shd w:fill="ffffff" w:val="clear"/>
+            <w:tcMar>
+              <w:top w:w="0.0" w:type="dxa"/>
+              <w:left w:w="40.0" w:type="dxa"/>
+              <w:bottom w:w="0.0" w:type="dxa"/>
+              <w:right w:w="40.0" w:type="dxa"/>
+            </w:tcMar>
+            <w:vAlign w:val="center"/>
+          </w:tcPr>
+          <w:p>
+            <w:pPr>
+              <w:widowControl w:val="0"/>
+              <w:spacing w:before="0" w:line="276" w:lineRule="auto"/>
+              <w:jc w:val="center"/>
+              <w:rPr>
+                <w:rFonts w:ascii="Arial" w:cs="Arial" w:eastAsia="Arial" w:hAnsi="Arial"/>
+              </w:rPr>
+            </w:pPr>
+            <w:r>
+              <w:rPr>
+                <w:rtl w:val="0"/>
+              </w:rPr>
+              <w:t xml:space="preserve">1</w:t>
+            </w:r>
             <w:r>
               <w:rPr>
                 <w:rtl w:val="0"/>
@@ -9103,22 +9730,36 @@
         </w:tc>
         <w:tc>
           <w:tcPr>
-            <w:shd w:fill="auto" w:val="clear"/>
-            <w:tcMar>
-              <w:top w:w="100.0" w:type="dxa"/>
-              <w:left w:w="100.0" w:type="dxa"/>
-              <w:bottom w:w="100.0" w:type="dxa"/>
-              <w:right w:w="100.0" w:type="dxa"/>
-            </w:tcMar>
-            <w:vAlign w:val="center"/>
-          </w:tcPr>
-          <w:p>
-            <w:pPr>
-              <w:widowControl w:val="0"/>
-              <w:spacing w:before="0" w:line="360" w:lineRule="auto"/>
-              <w:jc w:val="left"/>
-              <w:rPr/>
-            </w:pPr>
+            <w:tcBorders>
+              <w:top w:color="cccccc" w:space="0" w:sz="6" w:val="single"/>
+              <w:left w:color="000000" w:space="0" w:sz="6" w:val="single"/>
+              <w:bottom w:color="000000" w:space="0" w:sz="6" w:val="single"/>
+              <w:right w:color="000000" w:space="0" w:sz="6" w:val="single"/>
+            </w:tcBorders>
+            <w:shd w:fill="ffffff" w:val="clear"/>
+            <w:tcMar>
+              <w:top w:w="0.0" w:type="dxa"/>
+              <w:left w:w="40.0" w:type="dxa"/>
+              <w:bottom w:w="0.0" w:type="dxa"/>
+              <w:right w:w="40.0" w:type="dxa"/>
+            </w:tcMar>
+            <w:vAlign w:val="center"/>
+          </w:tcPr>
+          <w:p>
+            <w:pPr>
+              <w:widowControl w:val="0"/>
+              <w:spacing w:before="0" w:line="276" w:lineRule="auto"/>
+              <w:jc w:val="center"/>
+              <w:rPr>
+                <w:rFonts w:ascii="Arial" w:cs="Arial" w:eastAsia="Arial" w:hAnsi="Arial"/>
+              </w:rPr>
+            </w:pPr>
+            <w:r>
+              <w:rPr>
+                <w:rtl w:val="0"/>
+              </w:rPr>
+              <w:t xml:space="preserve">1</w:t>
+            </w:r>
             <w:r>
               <w:rPr>
                 <w:rtl w:val="0"/>
@@ -9303,22 +9944,36 @@
         </w:tc>
         <w:tc>
           <w:tcPr>
-            <w:shd w:fill="auto" w:val="clear"/>
-            <w:tcMar>
-              <w:top w:w="100.0" w:type="dxa"/>
-              <w:left w:w="100.0" w:type="dxa"/>
-              <w:bottom w:w="100.0" w:type="dxa"/>
-              <w:right w:w="100.0" w:type="dxa"/>
-            </w:tcMar>
-            <w:vAlign w:val="center"/>
-          </w:tcPr>
-          <w:p>
-            <w:pPr>
-              <w:widowControl w:val="0"/>
-              <w:spacing w:before="0" w:line="360" w:lineRule="auto"/>
-              <w:jc w:val="left"/>
-              <w:rPr/>
-            </w:pPr>
+            <w:tcBorders>
+              <w:top w:color="000000" w:space="0" w:sz="6" w:val="single"/>
+              <w:left w:color="000000" w:space="0" w:sz="6" w:val="single"/>
+              <w:bottom w:color="000000" w:space="0" w:sz="6" w:val="single"/>
+              <w:right w:color="000000" w:space="0" w:sz="6" w:val="single"/>
+            </w:tcBorders>
+            <w:shd w:fill="ffffff" w:val="clear"/>
+            <w:tcMar>
+              <w:top w:w="0.0" w:type="dxa"/>
+              <w:left w:w="40.0" w:type="dxa"/>
+              <w:bottom w:w="0.0" w:type="dxa"/>
+              <w:right w:w="40.0" w:type="dxa"/>
+            </w:tcMar>
+            <w:vAlign w:val="center"/>
+          </w:tcPr>
+          <w:p>
+            <w:pPr>
+              <w:widowControl w:val="0"/>
+              <w:spacing w:before="0" w:line="276" w:lineRule="auto"/>
+              <w:jc w:val="center"/>
+              <w:rPr>
+                <w:rFonts w:ascii="Arial" w:cs="Arial" w:eastAsia="Arial" w:hAnsi="Arial"/>
+              </w:rPr>
+            </w:pPr>
+            <w:r>
+              <w:rPr>
+                <w:rtl w:val="0"/>
+              </w:rPr>
+              <w:t xml:space="preserve">3</w:t>
+            </w:r>
             <w:r>
               <w:rPr>
                 <w:rtl w:val="0"/>
@@ -9404,22 +10059,36 @@
         </w:tc>
         <w:tc>
           <w:tcPr>
-            <w:shd w:fill="auto" w:val="clear"/>
-            <w:tcMar>
-              <w:top w:w="100.0" w:type="dxa"/>
-              <w:left w:w="100.0" w:type="dxa"/>
-              <w:bottom w:w="100.0" w:type="dxa"/>
-              <w:right w:w="100.0" w:type="dxa"/>
-            </w:tcMar>
-            <w:vAlign w:val="center"/>
-          </w:tcPr>
-          <w:p>
-            <w:pPr>
-              <w:widowControl w:val="0"/>
-              <w:spacing w:before="0" w:line="360" w:lineRule="auto"/>
-              <w:jc w:val="left"/>
-              <w:rPr/>
-            </w:pPr>
+            <w:tcBorders>
+              <w:top w:color="cccccc" w:space="0" w:sz="6" w:val="single"/>
+              <w:left w:color="000000" w:space="0" w:sz="6" w:val="single"/>
+              <w:bottom w:color="000000" w:space="0" w:sz="6" w:val="single"/>
+              <w:right w:color="000000" w:space="0" w:sz="6" w:val="single"/>
+            </w:tcBorders>
+            <w:shd w:fill="ffffff" w:val="clear"/>
+            <w:tcMar>
+              <w:top w:w="0.0" w:type="dxa"/>
+              <w:left w:w="40.0" w:type="dxa"/>
+              <w:bottom w:w="0.0" w:type="dxa"/>
+              <w:right w:w="40.0" w:type="dxa"/>
+            </w:tcMar>
+            <w:vAlign w:val="center"/>
+          </w:tcPr>
+          <w:p>
+            <w:pPr>
+              <w:widowControl w:val="0"/>
+              <w:spacing w:before="0" w:line="276" w:lineRule="auto"/>
+              <w:jc w:val="center"/>
+              <w:rPr>
+                <w:rFonts w:ascii="Arial" w:cs="Arial" w:eastAsia="Arial" w:hAnsi="Arial"/>
+              </w:rPr>
+            </w:pPr>
+            <w:r>
+              <w:rPr>
+                <w:rtl w:val="0"/>
+              </w:rPr>
+              <w:t xml:space="preserve">2</w:t>
+            </w:r>
             <w:r>
               <w:rPr>
                 <w:rtl w:val="0"/>
@@ -9505,22 +10174,36 @@
         </w:tc>
         <w:tc>
           <w:tcPr>
-            <w:shd w:fill="auto" w:val="clear"/>
-            <w:tcMar>
-              <w:top w:w="100.0" w:type="dxa"/>
-              <w:left w:w="100.0" w:type="dxa"/>
-              <w:bottom w:w="100.0" w:type="dxa"/>
-              <w:right w:w="100.0" w:type="dxa"/>
-            </w:tcMar>
-            <w:vAlign w:val="center"/>
-          </w:tcPr>
-          <w:p>
-            <w:pPr>
-              <w:widowControl w:val="0"/>
-              <w:spacing w:before="0" w:line="360" w:lineRule="auto"/>
-              <w:jc w:val="left"/>
-              <w:rPr/>
-            </w:pPr>
+            <w:tcBorders>
+              <w:top w:color="cccccc" w:space="0" w:sz="6" w:val="single"/>
+              <w:left w:color="000000" w:space="0" w:sz="6" w:val="single"/>
+              <w:bottom w:color="000000" w:space="0" w:sz="6" w:val="single"/>
+              <w:right w:color="000000" w:space="0" w:sz="6" w:val="single"/>
+            </w:tcBorders>
+            <w:shd w:fill="ffffff" w:val="clear"/>
+            <w:tcMar>
+              <w:top w:w="0.0" w:type="dxa"/>
+              <w:left w:w="40.0" w:type="dxa"/>
+              <w:bottom w:w="0.0" w:type="dxa"/>
+              <w:right w:w="40.0" w:type="dxa"/>
+            </w:tcMar>
+            <w:vAlign w:val="center"/>
+          </w:tcPr>
+          <w:p>
+            <w:pPr>
+              <w:widowControl w:val="0"/>
+              <w:spacing w:before="0" w:line="276" w:lineRule="auto"/>
+              <w:jc w:val="center"/>
+              <w:rPr>
+                <w:rFonts w:ascii="Arial" w:cs="Arial" w:eastAsia="Arial" w:hAnsi="Arial"/>
+              </w:rPr>
+            </w:pPr>
+            <w:r>
+              <w:rPr>
+                <w:rtl w:val="0"/>
+              </w:rPr>
+              <w:t xml:space="preserve">1</w:t>
+            </w:r>
             <w:r>
               <w:rPr>
                 <w:rtl w:val="0"/>
@@ -9606,22 +10289,36 @@
         </w:tc>
         <w:tc>
           <w:tcPr>
-            <w:shd w:fill="auto" w:val="clear"/>
-            <w:tcMar>
-              <w:top w:w="100.0" w:type="dxa"/>
-              <w:left w:w="100.0" w:type="dxa"/>
-              <w:bottom w:w="100.0" w:type="dxa"/>
-              <w:right w:w="100.0" w:type="dxa"/>
-            </w:tcMar>
-            <w:vAlign w:val="center"/>
-          </w:tcPr>
-          <w:p>
-            <w:pPr>
-              <w:widowControl w:val="0"/>
-              <w:spacing w:before="0" w:line="360" w:lineRule="auto"/>
-              <w:jc w:val="left"/>
-              <w:rPr/>
-            </w:pPr>
+            <w:tcBorders>
+              <w:top w:color="cccccc" w:space="0" w:sz="6" w:val="single"/>
+              <w:left w:color="000000" w:space="0" w:sz="6" w:val="single"/>
+              <w:bottom w:color="000000" w:space="0" w:sz="6" w:val="single"/>
+              <w:right w:color="000000" w:space="0" w:sz="6" w:val="single"/>
+            </w:tcBorders>
+            <w:shd w:fill="ffffff" w:val="clear"/>
+            <w:tcMar>
+              <w:top w:w="0.0" w:type="dxa"/>
+              <w:left w:w="40.0" w:type="dxa"/>
+              <w:bottom w:w="0.0" w:type="dxa"/>
+              <w:right w:w="40.0" w:type="dxa"/>
+            </w:tcMar>
+            <w:vAlign w:val="center"/>
+          </w:tcPr>
+          <w:p>
+            <w:pPr>
+              <w:widowControl w:val="0"/>
+              <w:spacing w:before="0" w:line="276" w:lineRule="auto"/>
+              <w:jc w:val="center"/>
+              <w:rPr>
+                <w:rFonts w:ascii="Arial" w:cs="Arial" w:eastAsia="Arial" w:hAnsi="Arial"/>
+              </w:rPr>
+            </w:pPr>
+            <w:r>
+              <w:rPr>
+                <w:rtl w:val="0"/>
+              </w:rPr>
+              <w:t xml:space="preserve">1</w:t>
+            </w:r>
             <w:r>
               <w:rPr>
                 <w:rtl w:val="0"/>
@@ -9707,22 +10404,36 @@
         </w:tc>
         <w:tc>
           <w:tcPr>
-            <w:shd w:fill="auto" w:val="clear"/>
-            <w:tcMar>
-              <w:top w:w="100.0" w:type="dxa"/>
-              <w:left w:w="100.0" w:type="dxa"/>
-              <w:bottom w:w="100.0" w:type="dxa"/>
-              <w:right w:w="100.0" w:type="dxa"/>
-            </w:tcMar>
-            <w:vAlign w:val="center"/>
-          </w:tcPr>
-          <w:p>
-            <w:pPr>
-              <w:widowControl w:val="0"/>
-              <w:spacing w:before="0" w:line="360" w:lineRule="auto"/>
-              <w:jc w:val="left"/>
-              <w:rPr/>
-            </w:pPr>
+            <w:tcBorders>
+              <w:top w:color="cccccc" w:space="0" w:sz="6" w:val="single"/>
+              <w:left w:color="000000" w:space="0" w:sz="6" w:val="single"/>
+              <w:bottom w:color="000000" w:space="0" w:sz="6" w:val="single"/>
+              <w:right w:color="000000" w:space="0" w:sz="6" w:val="single"/>
+            </w:tcBorders>
+            <w:shd w:fill="ffffff" w:val="clear"/>
+            <w:tcMar>
+              <w:top w:w="0.0" w:type="dxa"/>
+              <w:left w:w="40.0" w:type="dxa"/>
+              <w:bottom w:w="0.0" w:type="dxa"/>
+              <w:right w:w="40.0" w:type="dxa"/>
+            </w:tcMar>
+            <w:vAlign w:val="center"/>
+          </w:tcPr>
+          <w:p>
+            <w:pPr>
+              <w:widowControl w:val="0"/>
+              <w:spacing w:before="0" w:line="276" w:lineRule="auto"/>
+              <w:jc w:val="center"/>
+              <w:rPr>
+                <w:rFonts w:ascii="Arial" w:cs="Arial" w:eastAsia="Arial" w:hAnsi="Arial"/>
+              </w:rPr>
+            </w:pPr>
+            <w:r>
+              <w:rPr>
+                <w:rtl w:val="0"/>
+              </w:rPr>
+              <w:t xml:space="preserve">3</w:t>
+            </w:r>
             <w:r>
               <w:rPr>
                 <w:rtl w:val="0"/>
@@ -9808,22 +10519,36 @@
         </w:tc>
         <w:tc>
           <w:tcPr>
-            <w:shd w:fill="auto" w:val="clear"/>
-            <w:tcMar>
-              <w:top w:w="100.0" w:type="dxa"/>
-              <w:left w:w="100.0" w:type="dxa"/>
-              <w:bottom w:w="100.0" w:type="dxa"/>
-              <w:right w:w="100.0" w:type="dxa"/>
-            </w:tcMar>
-            <w:vAlign w:val="center"/>
-          </w:tcPr>
-          <w:p>
-            <w:pPr>
-              <w:widowControl w:val="0"/>
-              <w:spacing w:before="0" w:line="360" w:lineRule="auto"/>
-              <w:jc w:val="left"/>
-              <w:rPr/>
-            </w:pPr>
+            <w:tcBorders>
+              <w:top w:color="cccccc" w:space="0" w:sz="6" w:val="single"/>
+              <w:left w:color="000000" w:space="0" w:sz="6" w:val="single"/>
+              <w:bottom w:color="000000" w:space="0" w:sz="6" w:val="single"/>
+              <w:right w:color="000000" w:space="0" w:sz="6" w:val="single"/>
+            </w:tcBorders>
+            <w:shd w:fill="ffffff" w:val="clear"/>
+            <w:tcMar>
+              <w:top w:w="0.0" w:type="dxa"/>
+              <w:left w:w="40.0" w:type="dxa"/>
+              <w:bottom w:w="0.0" w:type="dxa"/>
+              <w:right w:w="40.0" w:type="dxa"/>
+            </w:tcMar>
+            <w:vAlign w:val="center"/>
+          </w:tcPr>
+          <w:p>
+            <w:pPr>
+              <w:widowControl w:val="0"/>
+              <w:spacing w:before="0" w:line="276" w:lineRule="auto"/>
+              <w:jc w:val="center"/>
+              <w:rPr>
+                <w:rFonts w:ascii="Arial" w:cs="Arial" w:eastAsia="Arial" w:hAnsi="Arial"/>
+              </w:rPr>
+            </w:pPr>
+            <w:r>
+              <w:rPr>
+                <w:rtl w:val="0"/>
+              </w:rPr>
+              <w:t xml:space="preserve">1</w:t>
+            </w:r>
             <w:r>
               <w:rPr>
                 <w:rtl w:val="0"/>
@@ -9849,8 +10574,8 @@
         <w:spacing w:line="360" w:lineRule="auto"/>
         <w:rPr/>
       </w:pPr>
-      <w:bookmarkStart w:colFirst="0" w:colLast="0" w:name="_3ef8td7wpcb3" w:id="13"/>
-      <w:bookmarkEnd w:id="13"/>
+      <w:bookmarkStart w:colFirst="0" w:colLast="0" w:name="_3ef8td7wpcb3" w:id="12"/>
+      <w:bookmarkEnd w:id="12"/>
       <w:r>
         <w:rPr>
           <w:rtl w:val="0"/>
@@ -9895,7 +10620,7 @@
         </w:trPr>
         <w:tc>
           <w:tcPr>
-            <w:shd w:fill="auto" w:val="clear"/>
+            <w:shd w:fill="9fc5e8" w:val="clear"/>
             <w:tcMar>
               <w:top w:w="100.0" w:type="dxa"/>
               <w:left w:w="100.0" w:type="dxa"/>
@@ -9926,7 +10651,7 @@
         </w:tc>
         <w:tc>
           <w:tcPr>
-            <w:shd w:fill="auto" w:val="clear"/>
+            <w:shd w:fill="9fc5e8" w:val="clear"/>
             <w:tcMar>
               <w:top w:w="100.0" w:type="dxa"/>
               <w:left w:w="100.0" w:type="dxa"/>
@@ -9957,7 +10682,7 @@
         </w:tc>
         <w:tc>
           <w:tcPr>
-            <w:shd w:fill="auto" w:val="clear"/>
+            <w:shd w:fill="9fc5e8" w:val="clear"/>
             <w:tcMar>
               <w:top w:w="100.0" w:type="dxa"/>
               <w:left w:w="100.0" w:type="dxa"/>
@@ -9988,7 +10713,7 @@
         </w:tc>
         <w:tc>
           <w:tcPr>
-            <w:shd w:fill="auto" w:val="clear"/>
+            <w:shd w:fill="9fc5e8" w:val="clear"/>
             <w:tcMar>
               <w:top w:w="100.0" w:type="dxa"/>
               <w:left w:w="100.0" w:type="dxa"/>
@@ -10095,22 +10820,36 @@
         </w:tc>
         <w:tc>
           <w:tcPr>
-            <w:shd w:fill="auto" w:val="clear"/>
-            <w:tcMar>
-              <w:top w:w="100.0" w:type="dxa"/>
-              <w:left w:w="100.0" w:type="dxa"/>
-              <w:bottom w:w="100.0" w:type="dxa"/>
-              <w:right w:w="100.0" w:type="dxa"/>
-            </w:tcMar>
-            <w:vAlign w:val="center"/>
-          </w:tcPr>
-          <w:p>
-            <w:pPr>
-              <w:widowControl w:val="0"/>
-              <w:spacing w:before="0" w:line="360" w:lineRule="auto"/>
-              <w:jc w:val="left"/>
-              <w:rPr/>
-            </w:pPr>
+            <w:tcBorders>
+              <w:top w:color="000000" w:space="0" w:sz="6" w:val="single"/>
+              <w:left w:color="000000" w:space="0" w:sz="6" w:val="single"/>
+              <w:bottom w:color="000000" w:space="0" w:sz="6" w:val="single"/>
+              <w:right w:color="000000" w:space="0" w:sz="6" w:val="single"/>
+            </w:tcBorders>
+            <w:shd w:fill="ffffff" w:val="clear"/>
+            <w:tcMar>
+              <w:top w:w="0.0" w:type="dxa"/>
+              <w:left w:w="40.0" w:type="dxa"/>
+              <w:bottom w:w="0.0" w:type="dxa"/>
+              <w:right w:w="40.0" w:type="dxa"/>
+            </w:tcMar>
+            <w:vAlign w:val="center"/>
+          </w:tcPr>
+          <w:p>
+            <w:pPr>
+              <w:widowControl w:val="0"/>
+              <w:spacing w:before="0" w:line="276" w:lineRule="auto"/>
+              <w:jc w:val="center"/>
+              <w:rPr>
+                <w:rFonts w:ascii="Arial" w:cs="Arial" w:eastAsia="Arial" w:hAnsi="Arial"/>
+              </w:rPr>
+            </w:pPr>
+            <w:r>
+              <w:rPr>
+                <w:rtl w:val="0"/>
+              </w:rPr>
+              <w:t xml:space="preserve">3</w:t>
+            </w:r>
             <w:r>
               <w:rPr>
                 <w:rtl w:val="0"/>
@@ -10196,22 +10935,36 @@
         </w:tc>
         <w:tc>
           <w:tcPr>
-            <w:shd w:fill="auto" w:val="clear"/>
-            <w:tcMar>
-              <w:top w:w="100.0" w:type="dxa"/>
-              <w:left w:w="100.0" w:type="dxa"/>
-              <w:bottom w:w="100.0" w:type="dxa"/>
-              <w:right w:w="100.0" w:type="dxa"/>
-            </w:tcMar>
-            <w:vAlign w:val="center"/>
-          </w:tcPr>
-          <w:p>
-            <w:pPr>
-              <w:widowControl w:val="0"/>
-              <w:spacing w:before="0" w:line="360" w:lineRule="auto"/>
-              <w:jc w:val="left"/>
-              <w:rPr/>
-            </w:pPr>
+            <w:tcBorders>
+              <w:top w:color="cccccc" w:space="0" w:sz="6" w:val="single"/>
+              <w:left w:color="000000" w:space="0" w:sz="6" w:val="single"/>
+              <w:bottom w:color="000000" w:space="0" w:sz="6" w:val="single"/>
+              <w:right w:color="000000" w:space="0" w:sz="6" w:val="single"/>
+            </w:tcBorders>
+            <w:shd w:fill="ffffff" w:val="clear"/>
+            <w:tcMar>
+              <w:top w:w="0.0" w:type="dxa"/>
+              <w:left w:w="40.0" w:type="dxa"/>
+              <w:bottom w:w="0.0" w:type="dxa"/>
+              <w:right w:w="40.0" w:type="dxa"/>
+            </w:tcMar>
+            <w:vAlign w:val="center"/>
+          </w:tcPr>
+          <w:p>
+            <w:pPr>
+              <w:widowControl w:val="0"/>
+              <w:spacing w:before="0" w:line="276" w:lineRule="auto"/>
+              <w:jc w:val="center"/>
+              <w:rPr>
+                <w:rFonts w:ascii="Arial" w:cs="Arial" w:eastAsia="Arial" w:hAnsi="Arial"/>
+              </w:rPr>
+            </w:pPr>
+            <w:r>
+              <w:rPr>
+                <w:rtl w:val="0"/>
+              </w:rPr>
+              <w:t xml:space="preserve">2</w:t>
+            </w:r>
             <w:r>
               <w:rPr>
                 <w:rtl w:val="0"/>
@@ -10297,22 +11050,36 @@
         </w:tc>
         <w:tc>
           <w:tcPr>
-            <w:shd w:fill="auto" w:val="clear"/>
-            <w:tcMar>
-              <w:top w:w="100.0" w:type="dxa"/>
-              <w:left w:w="100.0" w:type="dxa"/>
-              <w:bottom w:w="100.0" w:type="dxa"/>
-              <w:right w:w="100.0" w:type="dxa"/>
-            </w:tcMar>
-            <w:vAlign w:val="center"/>
-          </w:tcPr>
-          <w:p>
-            <w:pPr>
-              <w:widowControl w:val="0"/>
-              <w:spacing w:before="0" w:line="360" w:lineRule="auto"/>
-              <w:jc w:val="left"/>
-              <w:rPr/>
-            </w:pPr>
+            <w:tcBorders>
+              <w:top w:color="cccccc" w:space="0" w:sz="6" w:val="single"/>
+              <w:left w:color="000000" w:space="0" w:sz="6" w:val="single"/>
+              <w:bottom w:color="000000" w:space="0" w:sz="6" w:val="single"/>
+              <w:right w:color="000000" w:space="0" w:sz="6" w:val="single"/>
+            </w:tcBorders>
+            <w:shd w:fill="ffffff" w:val="clear"/>
+            <w:tcMar>
+              <w:top w:w="0.0" w:type="dxa"/>
+              <w:left w:w="40.0" w:type="dxa"/>
+              <w:bottom w:w="0.0" w:type="dxa"/>
+              <w:right w:w="40.0" w:type="dxa"/>
+            </w:tcMar>
+            <w:vAlign w:val="center"/>
+          </w:tcPr>
+          <w:p>
+            <w:pPr>
+              <w:widowControl w:val="0"/>
+              <w:spacing w:before="0" w:line="276" w:lineRule="auto"/>
+              <w:jc w:val="center"/>
+              <w:rPr>
+                <w:rFonts w:ascii="Arial" w:cs="Arial" w:eastAsia="Arial" w:hAnsi="Arial"/>
+              </w:rPr>
+            </w:pPr>
+            <w:r>
+              <w:rPr>
+                <w:rtl w:val="0"/>
+              </w:rPr>
+              <w:t xml:space="preserve">1</w:t>
+            </w:r>
             <w:r>
               <w:rPr>
                 <w:rtl w:val="0"/>
@@ -10398,22 +11165,36 @@
         </w:tc>
         <w:tc>
           <w:tcPr>
-            <w:shd w:fill="auto" w:val="clear"/>
-            <w:tcMar>
-              <w:top w:w="100.0" w:type="dxa"/>
-              <w:left w:w="100.0" w:type="dxa"/>
-              <w:bottom w:w="100.0" w:type="dxa"/>
-              <w:right w:w="100.0" w:type="dxa"/>
-            </w:tcMar>
-            <w:vAlign w:val="center"/>
-          </w:tcPr>
-          <w:p>
-            <w:pPr>
-              <w:widowControl w:val="0"/>
-              <w:spacing w:before="0" w:line="360" w:lineRule="auto"/>
-              <w:jc w:val="left"/>
-              <w:rPr/>
-            </w:pPr>
+            <w:tcBorders>
+              <w:top w:color="cccccc" w:space="0" w:sz="6" w:val="single"/>
+              <w:left w:color="000000" w:space="0" w:sz="6" w:val="single"/>
+              <w:bottom w:color="000000" w:space="0" w:sz="6" w:val="single"/>
+              <w:right w:color="000000" w:space="0" w:sz="6" w:val="single"/>
+            </w:tcBorders>
+            <w:shd w:fill="ffffff" w:val="clear"/>
+            <w:tcMar>
+              <w:top w:w="0.0" w:type="dxa"/>
+              <w:left w:w="40.0" w:type="dxa"/>
+              <w:bottom w:w="0.0" w:type="dxa"/>
+              <w:right w:w="40.0" w:type="dxa"/>
+            </w:tcMar>
+            <w:vAlign w:val="center"/>
+          </w:tcPr>
+          <w:p>
+            <w:pPr>
+              <w:widowControl w:val="0"/>
+              <w:spacing w:before="0" w:line="276" w:lineRule="auto"/>
+              <w:jc w:val="center"/>
+              <w:rPr>
+                <w:rFonts w:ascii="Arial" w:cs="Arial" w:eastAsia="Arial" w:hAnsi="Arial"/>
+              </w:rPr>
+            </w:pPr>
+            <w:r>
+              <w:rPr>
+                <w:rtl w:val="0"/>
+              </w:rPr>
+              <w:t xml:space="preserve">2</w:t>
+            </w:r>
             <w:r>
               <w:rPr>
                 <w:rtl w:val="0"/>
@@ -10499,22 +11280,36 @@
         </w:tc>
         <w:tc>
           <w:tcPr>
-            <w:shd w:fill="auto" w:val="clear"/>
-            <w:tcMar>
-              <w:top w:w="100.0" w:type="dxa"/>
-              <w:left w:w="100.0" w:type="dxa"/>
-              <w:bottom w:w="100.0" w:type="dxa"/>
-              <w:right w:w="100.0" w:type="dxa"/>
-            </w:tcMar>
-            <w:vAlign w:val="center"/>
-          </w:tcPr>
-          <w:p>
-            <w:pPr>
-              <w:widowControl w:val="0"/>
-              <w:spacing w:before="0" w:line="360" w:lineRule="auto"/>
-              <w:jc w:val="left"/>
-              <w:rPr/>
-            </w:pPr>
+            <w:tcBorders>
+              <w:top w:color="cccccc" w:space="0" w:sz="6" w:val="single"/>
+              <w:left w:color="000000" w:space="0" w:sz="6" w:val="single"/>
+              <w:bottom w:color="000000" w:space="0" w:sz="6" w:val="single"/>
+              <w:right w:color="000000" w:space="0" w:sz="6" w:val="single"/>
+            </w:tcBorders>
+            <w:shd w:fill="ffffff" w:val="clear"/>
+            <w:tcMar>
+              <w:top w:w="0.0" w:type="dxa"/>
+              <w:left w:w="40.0" w:type="dxa"/>
+              <w:bottom w:w="0.0" w:type="dxa"/>
+              <w:right w:w="40.0" w:type="dxa"/>
+            </w:tcMar>
+            <w:vAlign w:val="center"/>
+          </w:tcPr>
+          <w:p>
+            <w:pPr>
+              <w:widowControl w:val="0"/>
+              <w:spacing w:before="0" w:line="276" w:lineRule="auto"/>
+              <w:jc w:val="center"/>
+              <w:rPr>
+                <w:rFonts w:ascii="Arial" w:cs="Arial" w:eastAsia="Arial" w:hAnsi="Arial"/>
+              </w:rPr>
+            </w:pPr>
+            <w:r>
+              <w:rPr>
+                <w:rtl w:val="0"/>
+              </w:rPr>
+              <w:t xml:space="preserve">2</w:t>
+            </w:r>
             <w:r>
               <w:rPr>
                 <w:rtl w:val="0"/>
@@ -10600,22 +11395,36 @@
         </w:tc>
         <w:tc>
           <w:tcPr>
-            <w:shd w:fill="auto" w:val="clear"/>
-            <w:tcMar>
-              <w:top w:w="100.0" w:type="dxa"/>
-              <w:left w:w="100.0" w:type="dxa"/>
-              <w:bottom w:w="100.0" w:type="dxa"/>
-              <w:right w:w="100.0" w:type="dxa"/>
-            </w:tcMar>
-            <w:vAlign w:val="center"/>
-          </w:tcPr>
-          <w:p>
-            <w:pPr>
-              <w:widowControl w:val="0"/>
-              <w:spacing w:before="0" w:line="360" w:lineRule="auto"/>
-              <w:jc w:val="left"/>
-              <w:rPr/>
-            </w:pPr>
+            <w:tcBorders>
+              <w:top w:color="cccccc" w:space="0" w:sz="6" w:val="single"/>
+              <w:left w:color="000000" w:space="0" w:sz="6" w:val="single"/>
+              <w:bottom w:color="000000" w:space="0" w:sz="6" w:val="single"/>
+              <w:right w:color="000000" w:space="0" w:sz="6" w:val="single"/>
+            </w:tcBorders>
+            <w:shd w:fill="ffffff" w:val="clear"/>
+            <w:tcMar>
+              <w:top w:w="0.0" w:type="dxa"/>
+              <w:left w:w="40.0" w:type="dxa"/>
+              <w:bottom w:w="0.0" w:type="dxa"/>
+              <w:right w:w="40.0" w:type="dxa"/>
+            </w:tcMar>
+            <w:vAlign w:val="center"/>
+          </w:tcPr>
+          <w:p>
+            <w:pPr>
+              <w:widowControl w:val="0"/>
+              <w:spacing w:before="0" w:line="276" w:lineRule="auto"/>
+              <w:jc w:val="center"/>
+              <w:rPr>
+                <w:rFonts w:ascii="Arial" w:cs="Arial" w:eastAsia="Arial" w:hAnsi="Arial"/>
+              </w:rPr>
+            </w:pPr>
+            <w:r>
+              <w:rPr>
+                <w:rtl w:val="0"/>
+              </w:rPr>
+              <w:t xml:space="preserve">2</w:t>
+            </w:r>
             <w:r>
               <w:rPr>
                 <w:rtl w:val="0"/>
@@ -10701,22 +11510,36 @@
         </w:tc>
         <w:tc>
           <w:tcPr>
-            <w:shd w:fill="auto" w:val="clear"/>
-            <w:tcMar>
-              <w:top w:w="100.0" w:type="dxa"/>
-              <w:left w:w="100.0" w:type="dxa"/>
-              <w:bottom w:w="100.0" w:type="dxa"/>
-              <w:right w:w="100.0" w:type="dxa"/>
-            </w:tcMar>
-            <w:vAlign w:val="center"/>
-          </w:tcPr>
-          <w:p>
-            <w:pPr>
-              <w:widowControl w:val="0"/>
-              <w:spacing w:before="0" w:line="360" w:lineRule="auto"/>
-              <w:jc w:val="left"/>
-              <w:rPr/>
-            </w:pPr>
+            <w:tcBorders>
+              <w:top w:color="cccccc" w:space="0" w:sz="6" w:val="single"/>
+              <w:left w:color="000000" w:space="0" w:sz="6" w:val="single"/>
+              <w:bottom w:color="000000" w:space="0" w:sz="6" w:val="single"/>
+              <w:right w:color="000000" w:space="0" w:sz="6" w:val="single"/>
+            </w:tcBorders>
+            <w:shd w:fill="ffffff" w:val="clear"/>
+            <w:tcMar>
+              <w:top w:w="0.0" w:type="dxa"/>
+              <w:left w:w="40.0" w:type="dxa"/>
+              <w:bottom w:w="0.0" w:type="dxa"/>
+              <w:right w:w="40.0" w:type="dxa"/>
+            </w:tcMar>
+            <w:vAlign w:val="center"/>
+          </w:tcPr>
+          <w:p>
+            <w:pPr>
+              <w:widowControl w:val="0"/>
+              <w:spacing w:before="0" w:line="276" w:lineRule="auto"/>
+              <w:jc w:val="center"/>
+              <w:rPr>
+                <w:rFonts w:ascii="Arial" w:cs="Arial" w:eastAsia="Arial" w:hAnsi="Arial"/>
+              </w:rPr>
+            </w:pPr>
+            <w:r>
+              <w:rPr>
+                <w:rtl w:val="0"/>
+              </w:rPr>
+              <w:t xml:space="preserve">2</w:t>
+            </w:r>
             <w:r>
               <w:rPr>
                 <w:rtl w:val="0"/>
@@ -10802,22 +11625,36 @@
         </w:tc>
         <w:tc>
           <w:tcPr>
-            <w:shd w:fill="auto" w:val="clear"/>
-            <w:tcMar>
-              <w:top w:w="100.0" w:type="dxa"/>
-              <w:left w:w="100.0" w:type="dxa"/>
-              <w:bottom w:w="100.0" w:type="dxa"/>
-              <w:right w:w="100.0" w:type="dxa"/>
-            </w:tcMar>
-            <w:vAlign w:val="center"/>
-          </w:tcPr>
-          <w:p>
-            <w:pPr>
-              <w:widowControl w:val="0"/>
-              <w:spacing w:before="0" w:line="360" w:lineRule="auto"/>
-              <w:jc w:val="left"/>
-              <w:rPr/>
-            </w:pPr>
+            <w:tcBorders>
+              <w:top w:color="cccccc" w:space="0" w:sz="6" w:val="single"/>
+              <w:left w:color="000000" w:space="0" w:sz="6" w:val="single"/>
+              <w:bottom w:color="000000" w:space="0" w:sz="6" w:val="single"/>
+              <w:right w:color="000000" w:space="0" w:sz="6" w:val="single"/>
+            </w:tcBorders>
+            <w:shd w:fill="ffffff" w:val="clear"/>
+            <w:tcMar>
+              <w:top w:w="0.0" w:type="dxa"/>
+              <w:left w:w="40.0" w:type="dxa"/>
+              <w:bottom w:w="0.0" w:type="dxa"/>
+              <w:right w:w="40.0" w:type="dxa"/>
+            </w:tcMar>
+            <w:vAlign w:val="center"/>
+          </w:tcPr>
+          <w:p>
+            <w:pPr>
+              <w:widowControl w:val="0"/>
+              <w:spacing w:before="0" w:line="276" w:lineRule="auto"/>
+              <w:jc w:val="center"/>
+              <w:rPr>
+                <w:rFonts w:ascii="Arial" w:cs="Arial" w:eastAsia="Arial" w:hAnsi="Arial"/>
+              </w:rPr>
+            </w:pPr>
+            <w:r>
+              <w:rPr>
+                <w:rtl w:val="0"/>
+              </w:rPr>
+              <w:t xml:space="preserve">1</w:t>
+            </w:r>
             <w:r>
               <w:rPr>
                 <w:rtl w:val="0"/>
@@ -10903,22 +11740,36 @@
         </w:tc>
         <w:tc>
           <w:tcPr>
-            <w:shd w:fill="auto" w:val="clear"/>
-            <w:tcMar>
-              <w:top w:w="100.0" w:type="dxa"/>
-              <w:left w:w="100.0" w:type="dxa"/>
-              <w:bottom w:w="100.0" w:type="dxa"/>
-              <w:right w:w="100.0" w:type="dxa"/>
-            </w:tcMar>
-            <w:vAlign w:val="center"/>
-          </w:tcPr>
-          <w:p>
-            <w:pPr>
-              <w:widowControl w:val="0"/>
-              <w:spacing w:before="0" w:line="360" w:lineRule="auto"/>
-              <w:jc w:val="left"/>
-              <w:rPr/>
-            </w:pPr>
+            <w:tcBorders>
+              <w:top w:color="cccccc" w:space="0" w:sz="6" w:val="single"/>
+              <w:left w:color="000000" w:space="0" w:sz="6" w:val="single"/>
+              <w:bottom w:color="000000" w:space="0" w:sz="6" w:val="single"/>
+              <w:right w:color="000000" w:space="0" w:sz="6" w:val="single"/>
+            </w:tcBorders>
+            <w:shd w:fill="ffffff" w:val="clear"/>
+            <w:tcMar>
+              <w:top w:w="0.0" w:type="dxa"/>
+              <w:left w:w="40.0" w:type="dxa"/>
+              <w:bottom w:w="0.0" w:type="dxa"/>
+              <w:right w:w="40.0" w:type="dxa"/>
+            </w:tcMar>
+            <w:vAlign w:val="center"/>
+          </w:tcPr>
+          <w:p>
+            <w:pPr>
+              <w:widowControl w:val="0"/>
+              <w:spacing w:before="0" w:line="276" w:lineRule="auto"/>
+              <w:jc w:val="center"/>
+              <w:rPr>
+                <w:rFonts w:ascii="Arial" w:cs="Arial" w:eastAsia="Arial" w:hAnsi="Arial"/>
+              </w:rPr>
+            </w:pPr>
+            <w:r>
+              <w:rPr>
+                <w:rtl w:val="0"/>
+              </w:rPr>
+              <w:t xml:space="preserve">1</w:t>
+            </w:r>
             <w:r>
               <w:rPr>
                 <w:rtl w:val="0"/>
@@ -11004,22 +11855,36 @@
         </w:tc>
         <w:tc>
           <w:tcPr>
-            <w:shd w:fill="auto" w:val="clear"/>
-            <w:tcMar>
-              <w:top w:w="100.0" w:type="dxa"/>
-              <w:left w:w="100.0" w:type="dxa"/>
-              <w:bottom w:w="100.0" w:type="dxa"/>
-              <w:right w:w="100.0" w:type="dxa"/>
-            </w:tcMar>
-            <w:vAlign w:val="center"/>
-          </w:tcPr>
-          <w:p>
-            <w:pPr>
-              <w:widowControl w:val="0"/>
-              <w:spacing w:before="0" w:line="360" w:lineRule="auto"/>
-              <w:jc w:val="left"/>
-              <w:rPr/>
-            </w:pPr>
+            <w:tcBorders>
+              <w:top w:color="cccccc" w:space="0" w:sz="6" w:val="single"/>
+              <w:left w:color="000000" w:space="0" w:sz="6" w:val="single"/>
+              <w:bottom w:color="000000" w:space="0" w:sz="6" w:val="single"/>
+              <w:right w:color="000000" w:space="0" w:sz="6" w:val="single"/>
+            </w:tcBorders>
+            <w:shd w:fill="ffffff" w:val="clear"/>
+            <w:tcMar>
+              <w:top w:w="0.0" w:type="dxa"/>
+              <w:left w:w="40.0" w:type="dxa"/>
+              <w:bottom w:w="0.0" w:type="dxa"/>
+              <w:right w:w="40.0" w:type="dxa"/>
+            </w:tcMar>
+            <w:vAlign w:val="center"/>
+          </w:tcPr>
+          <w:p>
+            <w:pPr>
+              <w:widowControl w:val="0"/>
+              <w:spacing w:before="0" w:line="276" w:lineRule="auto"/>
+              <w:jc w:val="center"/>
+              <w:rPr>
+                <w:rFonts w:ascii="Arial" w:cs="Arial" w:eastAsia="Arial" w:hAnsi="Arial"/>
+              </w:rPr>
+            </w:pPr>
+            <w:r>
+              <w:rPr>
+                <w:rtl w:val="0"/>
+              </w:rPr>
+              <w:t xml:space="preserve">1</w:t>
+            </w:r>
             <w:r>
               <w:rPr>
                 <w:rtl w:val="0"/>
@@ -11217,13 +12082,14 @@
             <w:pPr>
               <w:widowControl w:val="0"/>
               <w:spacing w:before="0" w:line="360" w:lineRule="auto"/>
-              <w:jc w:val="left"/>
-              <w:rPr/>
-            </w:pPr>
-            <w:r>
-              <w:rPr>
-                <w:rtl w:val="0"/>
-              </w:rPr>
+              <w:jc w:val="center"/>
+              <w:rPr/>
+            </w:pPr>
+            <w:r>
+              <w:rPr>
+                <w:rtl w:val="0"/>
+              </w:rPr>
+              <w:t xml:space="preserve">2</w:t>
             </w:r>
           </w:p>
         </w:tc>
@@ -13867,8 +14733,8 @@
         <w:spacing w:line="360" w:lineRule="auto"/>
         <w:rPr/>
       </w:pPr>
-      <w:bookmarkStart w:colFirst="0" w:colLast="0" w:name="_rp4kunmtx45r" w:id="14"/>
-      <w:bookmarkEnd w:id="14"/>
+      <w:bookmarkStart w:colFirst="0" w:colLast="0" w:name="_rp4kunmtx45r" w:id="13"/>
+      <w:bookmarkEnd w:id="13"/>
       <w:r>
         <w:rPr>
           <w:rtl w:val="0"/>
@@ -13913,7 +14779,7 @@
         </w:trPr>
         <w:tc>
           <w:tcPr>
-            <w:shd w:fill="auto" w:val="clear"/>
+            <w:shd w:fill="9fc5e8" w:val="clear"/>
             <w:tcMar>
               <w:top w:w="100.0" w:type="dxa"/>
               <w:left w:w="100.0" w:type="dxa"/>
@@ -13944,7 +14810,7 @@
         </w:tc>
         <w:tc>
           <w:tcPr>
-            <w:shd w:fill="auto" w:val="clear"/>
+            <w:shd w:fill="9fc5e8" w:val="clear"/>
             <w:tcMar>
               <w:top w:w="100.0" w:type="dxa"/>
               <w:left w:w="100.0" w:type="dxa"/>
@@ -13975,7 +14841,7 @@
         </w:tc>
         <w:tc>
           <w:tcPr>
-            <w:shd w:fill="auto" w:val="clear"/>
+            <w:shd w:fill="9fc5e8" w:val="clear"/>
             <w:tcMar>
               <w:top w:w="100.0" w:type="dxa"/>
               <w:left w:w="100.0" w:type="dxa"/>
@@ -14006,7 +14872,7 @@
         </w:tc>
         <w:tc>
           <w:tcPr>
-            <w:shd w:fill="auto" w:val="clear"/>
+            <w:shd w:fill="9fc5e8" w:val="clear"/>
             <w:tcMar>
               <w:top w:w="100.0" w:type="dxa"/>
               <w:left w:w="100.0" w:type="dxa"/>
@@ -22682,8 +23548,8 @@
         <w:pStyle w:val="Heading1"/>
         <w:rPr/>
       </w:pPr>
-      <w:bookmarkStart w:colFirst="0" w:colLast="0" w:name="_ymf4yi2bmofe" w:id="15"/>
-      <w:bookmarkEnd w:id="15"/>
+      <w:bookmarkStart w:colFirst="0" w:colLast="0" w:name="_ymf4yi2bmofe" w:id="14"/>
+      <w:bookmarkEnd w:id="14"/>
       <w:r>
         <w:rPr>
           <w:rtl w:val="0"/>
@@ -22705,34 +23571,36 @@
     </w:p>
     <w:p>
       <w:pPr>
-        <w:spacing w:after="200" w:before="0" w:lineRule="auto"/>
+        <w:pStyle w:val="Heading2"/>
+        <w:spacing w:after="200" w:before="0" w:line="360" w:lineRule="auto"/>
         <w:rPr/>
       </w:pPr>
+      <w:bookmarkStart w:colFirst="0" w:colLast="0" w:name="_kosnadol2dhf" w:id="15"/>
+      <w:bookmarkEnd w:id="15"/>
       <w:r>
         <w:rPr>
           <w:rtl w:val="0"/>
         </w:rPr>
-        <w:t xml:space="preserve">ejemplo</w:t>
+        <w:t xml:space="preserve">4.1 Sprint 1</w:t>
       </w:r>
     </w:p>
     <w:p>
       <w:pPr>
-        <w:spacing w:after="200" w:before="0" w:line="276" w:lineRule="auto"/>
-        <w:jc w:val="left"/>
+        <w:spacing w:before="0" w:lineRule="auto"/>
         <w:rPr/>
       </w:pPr>
       <w:r>
         <w:rPr/>
         <w:drawing>
-          <wp:inline distB="0" distT="0" distL="0" distR="0">
-            <wp:extent cx="5608320" cy="2133600"/>
-            <wp:effectExtent b="0" l="0" r="0" t="0"/>
-            <wp:docPr id="3" name="image1.png"/>
+          <wp:inline distB="114300" distT="114300" distL="114300" distR="114300">
+            <wp:extent cx="3576638" cy="3301512"/>
+            <wp:effectExtent b="25400" l="25400" r="25400" t="25400"/>
+            <wp:docPr descr="Gráfico" id="2" name="image3.png"/>
             <a:graphic>
               <a:graphicData uri="http://schemas.openxmlformats.org/drawingml/2006/picture">
                 <pic:pic>
                   <pic:nvPicPr>
-                    <pic:cNvPr id="0" name="image1.png"/>
+                    <pic:cNvPr descr="Gráfico" id="0" name="image3.png"/>
                     <pic:cNvPicPr preferRelativeResize="0"/>
                   </pic:nvPicPr>
                   <pic:blipFill>
@@ -22745,10 +23613,100 @@
                   <pic:spPr>
                     <a:xfrm>
                       <a:off x="0" y="0"/>
-                      <a:ext cx="5608320" cy="2133600"/>
+                      <a:ext cx="3576638" cy="3301512"/>
                     </a:xfrm>
                     <a:prstGeom prst="rect"/>
-                    <a:ln/>
+                    <a:ln w="25400">
+                      <a:solidFill>
+                        <a:srgbClr val="000000"/>
+                      </a:solidFill>
+                      <a:prstDash val="solid"/>
+                    </a:ln>
+                  </pic:spPr>
+                </pic:pic>
+              </a:graphicData>
+            </a:graphic>
+          </wp:inline>
+        </w:drawing>
+      </w:r>
+      <w:r>
+        <w:rPr>
+          <w:rtl w:val="0"/>
+        </w:rPr>
+      </w:r>
+    </w:p>
+    <w:p>
+      <w:pPr>
+        <w:spacing w:before="0" w:lineRule="auto"/>
+        <w:rPr/>
+      </w:pPr>
+      <w:r>
+        <w:rPr>
+          <w:rtl w:val="0"/>
+        </w:rPr>
+      </w:r>
+    </w:p>
+    <w:p>
+      <w:pPr>
+        <w:pStyle w:val="Heading2"/>
+        <w:spacing w:after="200" w:before="0" w:line="360" w:lineRule="auto"/>
+        <w:rPr>
+          <w:color w:val="ff0000"/>
+        </w:rPr>
+      </w:pPr>
+      <w:bookmarkStart w:colFirst="0" w:colLast="0" w:name="_dbql2047k68f" w:id="16"/>
+      <w:bookmarkEnd w:id="16"/>
+      <w:r>
+        <w:rPr>
+          <w:rtl w:val="0"/>
+        </w:rPr>
+        <w:t xml:space="preserve">4.2 Sprint 2 </w:t>
+      </w:r>
+      <w:r>
+        <w:rPr>
+          <w:color w:val="ff0000"/>
+          <w:rtl w:val="0"/>
+        </w:rPr>
+        <w:t xml:space="preserve">[En proceso]</w:t>
+      </w:r>
+    </w:p>
+    <w:p>
+      <w:pPr>
+        <w:rPr/>
+      </w:pPr>
+      <w:r>
+        <w:rPr/>
+        <w:drawing>
+          <wp:inline distB="114300" distT="114300" distL="114300" distR="114300">
+            <wp:extent cx="3557588" cy="3293363"/>
+            <wp:effectExtent b="25400" l="25400" r="25400" t="25400"/>
+            <wp:docPr descr="Gráfico" id="3" name="image2.png"/>
+            <a:graphic>
+              <a:graphicData uri="http://schemas.openxmlformats.org/drawingml/2006/picture">
+                <pic:pic>
+                  <pic:nvPicPr>
+                    <pic:cNvPr descr="Gráfico" id="0" name="image2.png"/>
+                    <pic:cNvPicPr preferRelativeResize="0"/>
+                  </pic:nvPicPr>
+                  <pic:blipFill>
+                    <a:blip r:embed="rId9"/>
+                    <a:srcRect b="0" l="0" r="0" t="0"/>
+                    <a:stretch>
+                      <a:fillRect/>
+                    </a:stretch>
+                  </pic:blipFill>
+                  <pic:spPr>
+                    <a:xfrm>
+                      <a:off x="0" y="0"/>
+                      <a:ext cx="3557588" cy="3293363"/>
+                    </a:xfrm>
+                    <a:prstGeom prst="rect"/>
+                    <a:ln w="25400">
+                      <a:solidFill>
+                        <a:srgbClr val="000000"/>
+                      </a:solidFill>
+                      <a:prstDash val="solid"/>
+                    </a:ln>
                   </pic:spPr>
                 </pic:pic>
               </a:graphicData>
@@ -22768,38 +23726,8 @@
         <w:spacing w:after="200" w:before="0" w:lineRule="auto"/>
         <w:rPr/>
       </w:pPr>
-      <w:bookmarkStart w:colFirst="0" w:colLast="0" w:name="_kosnadol2dhf" w:id="16"/>
-      <w:bookmarkEnd w:id="16"/>
-      <w:r>
-        <w:rPr>
-          <w:rtl w:val="0"/>
-        </w:rPr>
-        <w:t xml:space="preserve">4.1 Sprint 1</w:t>
-      </w:r>
-    </w:p>
-    <w:p>
-      <w:pPr>
-        <w:pStyle w:val="Heading2"/>
-        <w:spacing w:after="200" w:before="0" w:lineRule="auto"/>
-        <w:rPr/>
-      </w:pPr>
-      <w:bookmarkStart w:colFirst="0" w:colLast="0" w:name="_dbql2047k68f" w:id="17"/>
+      <w:bookmarkStart w:colFirst="0" w:colLast="0" w:name="_fpjvya4b6dnp" w:id="17"/>
       <w:bookmarkEnd w:id="17"/>
-      <w:r>
-        <w:rPr>
-          <w:rtl w:val="0"/>
-        </w:rPr>
-        <w:t xml:space="preserve">4.2 Sprint 2</w:t>
-      </w:r>
-    </w:p>
-    <w:p>
-      <w:pPr>
-        <w:pStyle w:val="Heading2"/>
-        <w:spacing w:after="200" w:before="0" w:lineRule="auto"/>
-        <w:rPr/>
-      </w:pPr>
-      <w:bookmarkStart w:colFirst="0" w:colLast="0" w:name="_fpjvya4b6dnp" w:id="18"/>
-      <w:bookmarkEnd w:id="18"/>
       <w:r>
         <w:rPr>
           <w:rtl w:val="0"/>
@@ -22819,9 +23747,9 @@
       </w:r>
     </w:p>
     <w:sectPr>
-      <w:headerReference r:id="rId9" w:type="first"/>
-      <w:footerReference r:id="rId10" w:type="default"/>
-      <w:footerReference r:id="rId11" w:type="first"/>
+      <w:headerReference r:id="rId10" w:type="first"/>
+      <w:footerReference r:id="rId11" w:type="default"/>
+      <w:footerReference r:id="rId12" w:type="first"/>
       <w:pgSz w:h="16834" w:w="11909" w:orient="portrait"/>
       <w:pgMar w:bottom="1440" w:top="1440" w:left="1440" w:right="1440" w:header="720" w:footer="720"/>
       <w:pgNumType w:start="1"/>
